--- a/app/templates/santa_beatriz/ROJO.docx
+++ b/app/templates/santa_beatriz/ROJO.docx
@@ -7,7 +7,7 @@
         <w:autoSpaceDE w:val="0"/>
         <w:autoSpaceDN w:val="0"/>
         <w:adjustRightInd w:val="0"/>
-        <w:spacing w:line="324" w:lineRule="auto"/>
+        <w:spacing w:line="336" w:lineRule="auto"/>
         <w:jc w:val="center"/>
         <w:rPr>
           <w:rFonts w:asciiTheme="minorBidi" w:hAnsiTheme="minorBidi" w:cstheme="minorBidi"/>
@@ -33,7 +33,7 @@
         <w:autoSpaceDE w:val="0"/>
         <w:autoSpaceDN w:val="0"/>
         <w:adjustRightInd w:val="0"/>
-        <w:spacing w:line="324" w:lineRule="auto"/>
+        <w:spacing w:line="336" w:lineRule="auto"/>
         <w:jc w:val="center"/>
         <w:rPr>
           <w:rFonts w:asciiTheme="minorBidi" w:hAnsiTheme="minorBidi" w:cstheme="minorBidi"/>
@@ -44,7 +44,7 @@
     </w:p>
     <w:p>
       <w:pPr>
-        <w:spacing w:line="324" w:lineRule="auto"/>
+        <w:spacing w:line="336" w:lineRule="auto"/>
         <w:jc w:val="both"/>
         <w:rPr>
           <w:rFonts w:asciiTheme="minorBidi" w:hAnsiTheme="minorBidi" w:cstheme="minorBidi"/>
@@ -72,7 +72,7 @@
     </w:p>
     <w:p>
       <w:pPr>
-        <w:spacing w:line="324" w:lineRule="auto"/>
+        <w:spacing w:line="336" w:lineRule="auto"/>
         <w:jc w:val="both"/>
         <w:rPr>
           <w:rFonts w:ascii="Arial" w:hAnsi="Arial" w:cs="Arial"/>
@@ -154,6 +154,7 @@
         </w:rPr>
         <w:t xml:space="preserve"> </w:t>
       </w:r>
+      <w:bookmarkStart w:id="0" w:name="_Hlk224330719"/>
       <w:r>
         <w:rPr>
           <w:rFonts w:asciiTheme="minorBidi" w:hAnsiTheme="minorBidi" w:cstheme="minorBidi"/>
@@ -172,7 +173,7 @@
           <w:szCs w:val="18"/>
           <w:lang w:val="es-ES_tradnl"/>
         </w:rPr>
-        <w:t xml:space="preserve">, QUIEN ME MANIFESTO SER DE NACIONALIDAD PERUANA, IDENTIFICADO CON DOCUMENTO NACIONAL DE IDENTIDAD NUMERO 45234161, DE ESTADO CIVIL SOLTERO, DE PROFESION U OCUPACION: EMPRESARIO, CON DOMICILIO EN LA AV. 12 DE NOVIEMBRE 1596, DISTRITO DE FLORENCIA DE MORA, PROVINCIA DE TRUJILLO, DEPARTAMENTO DE LA LIBERTAD, </w:t>
+        <w:t xml:space="preserve">, QUIEN ME MANIFESTO SER DE NACIONALIDAD PERUANA, IDENTIFICADO CON DOCUMENTO NACIONAL DE IDENTIDAD NUMERO 45234161, DE ESTADO CIVIL SOLTERO, DE PROFESION U OCUPACION: EMPRESARIO, CON DOMICILIO EN LA PARCELA A1, CON U.C. 0775, LA MERCED III, DEL DISTRITO DE LAREDO, PROVINCIA DE TRUJILLO, DEPARTAMENTO DE LA LIBERTAD, </w:t>
       </w:r>
       <w:r>
         <w:rPr>
@@ -181,7 +182,17 @@
           <w:szCs w:val="18"/>
           <w:lang w:val="es-PE"/>
         </w:rPr>
-        <w:t xml:space="preserve">QUIEN INTERVIENE EN CALIDAD DE GERENTE GENERAL DE LA EMPRESA DENOMINADA </w:t>
+        <w:t>QUIEN INTERVIENE EN CALIDAD DE GERENTE GENERAL DE LA EMPRESA DENOMINADA</w:t>
+      </w:r>
+      <w:bookmarkEnd w:id="0"/>
+      <w:r>
+        <w:rPr>
+          <w:rFonts w:asciiTheme="minorBidi" w:hAnsiTheme="minorBidi" w:cstheme="minorBidi"/>
+          <w:sz w:val="18"/>
+          <w:szCs w:val="18"/>
+          <w:lang w:val="es-PE"/>
+        </w:rPr>
+        <w:t xml:space="preserve"> </w:t>
       </w:r>
       <w:r>
         <w:rPr>
@@ -258,27 +269,7 @@
           <w:szCs w:val="18"/>
           <w:lang w:val="es-ES_tradnl"/>
         </w:rPr>
-        <w:t xml:space="preserve">SEGUN FACULTADES INSCRITAS EN LA PARTIDA REGISTRAL 11390610 DEL REGISTRO DE PERSONAS JURIDICAS DE LA ZONA REGISTRAL </w:t>
-      </w:r>
-      <w:proofErr w:type="spellStart"/>
-      <w:r>
-        <w:rPr>
-          <w:rFonts w:asciiTheme="minorBidi" w:hAnsiTheme="minorBidi" w:cstheme="minorBidi"/>
-          <w:sz w:val="18"/>
-          <w:szCs w:val="18"/>
-          <w:lang w:val="es-ES_tradnl"/>
-        </w:rPr>
-        <w:t>N°</w:t>
-      </w:r>
-      <w:proofErr w:type="spellEnd"/>
-      <w:r>
-        <w:rPr>
-          <w:rFonts w:asciiTheme="minorBidi" w:hAnsiTheme="minorBidi" w:cstheme="minorBidi"/>
-          <w:sz w:val="18"/>
-          <w:szCs w:val="18"/>
-          <w:lang w:val="es-ES_tradnl"/>
-        </w:rPr>
-        <w:t xml:space="preserve"> V - SEDE TRUJILLO, OFICINA REGISTRAL DE TRUJILLO</w:t>
+        <w:t>SEGUN FACULTADES INSCRITAS EN LA PARTIDA REGISTRAL 11390610 DEL REGISTRO DE PERSONAS JURIDICAS DE LA ZONA REGISTRAL N° V - SEDE TRUJILLO, OFICINA REGISTRAL DE TRUJILLO</w:t>
       </w:r>
       <w:r>
         <w:rPr>
@@ -364,7 +355,7 @@
           <w:sz w:val="18"/>
           <w:szCs w:val="18"/>
         </w:rPr>
-        <w:t xml:space="preserve">, QUIEN ME MANIFESTO SER DE NACIONALIDAD: PERUANA; «_IDENT» CON DOCUMENTO NACIONAL DE IDENTIDAD NUMERO: </w:t>
+        <w:t xml:space="preserve">, QUIEN ME MANIFESTO SER DE NACIONALIDAD: PERUANA; «IDENT» CON DOCUMENTO NACIONAL DE IDENTIDAD NUMERO: </w:t>
       </w:r>
       <w:r>
         <w:rPr>
@@ -373,7 +364,7 @@
           <w:szCs w:val="18"/>
           <w:lang w:val="es-ES_tradnl"/>
         </w:rPr>
-        <w:t>«_DNI»</w:t>
+        <w:t>«DNI»</w:t>
       </w:r>
       <w:r>
         <w:rPr>
@@ -383,7 +374,7 @@
           <w:sz w:val="18"/>
           <w:szCs w:val="18"/>
         </w:rPr>
-        <w:t xml:space="preserve">; DE ESTADO CIVIL: «_ESTADO_CIVIL»; DE PROFESION U OCUPACION: «OCUPACION1»; CON DOMICILIO EN «DIRECCION1» Y </w:t>
+        <w:t xml:space="preserve">; DE ESTADO CIVIL: «ESTADO_CIVIL»; DE PROFESION U OCUPACION: «OCUPACION»; CON DOMICILIO EN «DIRECCION» Y </w:t>
       </w:r>
       <w:r>
         <w:rPr>
@@ -394,7 +385,29 @@
           <w:szCs w:val="18"/>
           <w:lang w:val="es-ES_tradnl"/>
         </w:rPr>
-        <w:t>«COPROPIETARIO»</w:t>
+        <w:t>«</w:t>
+      </w:r>
+      <w:r>
+        <w:rPr>
+          <w:rFonts w:ascii="Arial" w:hAnsi="Arial" w:cs="Arial"/>
+          <w:b/>
+          <w:bCs/>
+          <w:sz w:val="18"/>
+          <w:szCs w:val="18"/>
+          <w:lang w:val="es-ES_tradnl"/>
+        </w:rPr>
+        <w:t>COPROP</w:t>
+      </w:r>
+      <w:r>
+        <w:rPr>
+          <w:rFonts w:ascii="Arial" w:hAnsi="Arial" w:cs="Arial"/>
+          <w:b/>
+          <w:bCs/>
+          <w:sz w:val="18"/>
+          <w:szCs w:val="18"/>
+          <w:lang w:val="es-ES_tradnl"/>
+        </w:rPr>
+        <w:t>»</w:t>
       </w:r>
       <w:r>
         <w:rPr>
@@ -404,7 +417,7 @@
           <w:sz w:val="18"/>
           <w:szCs w:val="18"/>
         </w:rPr>
-        <w:t xml:space="preserve">, QUIEN ME MANIFESTO SER DE NACIONALIDAD: PERUANA; «_IDENT_2» CON DOCUMENTO NACIONAL DE IDENTIDAD NUMERO: </w:t>
+        <w:t xml:space="preserve">, QUIEN ME MANIFESTO SER DE NACIONALIDAD: PERUANA; «IDENT2» CON DOCUMENTO NACIONAL DE IDENTIDAD NUMERO: </w:t>
       </w:r>
       <w:r>
         <w:rPr>
@@ -413,7 +426,7 @@
           <w:szCs w:val="18"/>
           <w:lang w:val="es-ES_tradnl"/>
         </w:rPr>
-        <w:t>«_DNI2»</w:t>
+        <w:t>«DNI2»</w:t>
       </w:r>
       <w:r>
         <w:rPr>
@@ -423,7 +436,7 @@
           <w:sz w:val="18"/>
           <w:szCs w:val="18"/>
         </w:rPr>
-        <w:t>; DE ESTADO CIVIL: «_ESTADO_CIVIL_2»; DE PROFESION U OCUPACION: «OCUPACION2»; CON DOMICILIO EN «DIRECCION2»</w:t>
+        <w:t>; DE ESTADO CIVIL: «ESTADO_CIVIL2»; DE PROFESION U OCUPACION: «OCUPACION2»; CON DOMICILIO EN «DIRECCION2»</w:t>
       </w:r>
       <w:r>
         <w:rPr>
@@ -441,49 +454,15 @@
           <w:sz w:val="18"/>
           <w:szCs w:val="18"/>
         </w:rPr>
-        <w:t>LOS COMPRADORES</w:t>
-      </w:r>
-      <w:r>
-        <w:rPr>
-          <w:rFonts w:ascii="Arial" w:hAnsi="Arial" w:cs="Arial"/>
-          <w:sz w:val="18"/>
-          <w:szCs w:val="18"/>
-        </w:rPr>
-        <w:t xml:space="preserve">; EN LOS TÉRMINOS Y CONDICIONES SIGUIENTES: </w:t>
-      </w:r>
-    </w:p>
-    <w:p>
-      <w:pPr>
-        <w:pStyle w:val="NormalWeb"/>
-        <w:spacing w:before="0" w:beforeAutospacing="0" w:after="0" w:afterAutospacing="0" w:line="324" w:lineRule="auto"/>
-        <w:jc w:val="both"/>
-        <w:rPr>
-          <w:rFonts w:asciiTheme="minorBidi" w:hAnsiTheme="minorBidi" w:cstheme="minorBidi"/>
-          <w:sz w:val="18"/>
-          <w:szCs w:val="18"/>
-        </w:rPr>
-      </w:pPr>
-      <w:proofErr w:type="gramStart"/>
-      <w:r>
-        <w:rPr>
-          <w:rFonts w:asciiTheme="minorBidi" w:hAnsiTheme="minorBidi" w:cstheme="minorBidi"/>
-          <w:b/>
-          <w:sz w:val="18"/>
-          <w:szCs w:val="18"/>
-          <w:u w:val="single"/>
-        </w:rPr>
-        <w:t>PRIMERA.-</w:t>
-      </w:r>
-      <w:proofErr w:type="gramEnd"/>
-      <w:r>
-        <w:rPr>
-          <w:rFonts w:asciiTheme="minorBidi" w:hAnsiTheme="minorBidi" w:cstheme="minorBidi"/>
-          <w:b/>
-          <w:sz w:val="18"/>
-          <w:szCs w:val="18"/>
-          <w:u w:val="single"/>
-        </w:rPr>
-        <w:t xml:space="preserve"> ANTECEDENTES </w:t>
+        <w:t>«COMPRADOR»</w:t>
+      </w:r>
+      <w:r>
+        <w:rPr>
+          <w:rFonts w:ascii="Arial" w:hAnsi="Arial" w:cs="Arial"/>
+          <w:sz w:val="18"/>
+          <w:szCs w:val="18"/>
+        </w:rPr>
+        <w:t>; EN LOS TÉRMINOS Y CONDICIONES SIGUIENTES:</w:t>
       </w:r>
     </w:p>
     <w:p>
@@ -503,6 +482,28 @@
           <w:b/>
           <w:sz w:val="18"/>
           <w:szCs w:val="18"/>
+          <w:u w:val="single"/>
+        </w:rPr>
+        <w:t xml:space="preserve">PRIMERA.- ANTECEDENTES </w:t>
+      </w:r>
+    </w:p>
+    <w:p>
+      <w:pPr>
+        <w:pStyle w:val="NormalWeb"/>
+        <w:spacing w:before="0" w:beforeAutospacing="0" w:after="0" w:afterAutospacing="0" w:line="336" w:lineRule="auto"/>
+        <w:jc w:val="both"/>
+        <w:rPr>
+          <w:rFonts w:asciiTheme="minorBidi" w:hAnsiTheme="minorBidi" w:cstheme="minorBidi"/>
+          <w:sz w:val="18"/>
+          <w:szCs w:val="18"/>
+        </w:rPr>
+      </w:pPr>
+      <w:r>
+        <w:rPr>
+          <w:rFonts w:asciiTheme="minorBidi" w:hAnsiTheme="minorBidi" w:cstheme="minorBidi"/>
+          <w:b/>
+          <w:sz w:val="18"/>
+          <w:szCs w:val="18"/>
         </w:rPr>
         <w:t>EL VENDEDOR</w:t>
       </w:r>
@@ -532,7 +533,7 @@
           <w:sz w:val="18"/>
           <w:szCs w:val="18"/>
         </w:rPr>
-        <w:t>«DATOSLOTE»</w:t>
+        <w:t>«</w:t>
       </w:r>
       <w:r>
         <w:rPr>
@@ -543,6 +544,28 @@
           <w:sz w:val="18"/>
           <w:szCs w:val="18"/>
         </w:rPr>
+        <w:t>NOMBRE_PREDIO</w:t>
+      </w:r>
+      <w:r>
+        <w:rPr>
+          <w:rFonts w:asciiTheme="minorBidi" w:hAnsiTheme="minorBidi" w:cstheme="minorBidi"/>
+          <w:b/>
+          <w:bCs/>
+          <w:caps/>
+          <w:sz w:val="18"/>
+          <w:szCs w:val="18"/>
+        </w:rPr>
+        <w:t>»</w:t>
+      </w:r>
+      <w:r>
+        <w:rPr>
+          <w:rFonts w:asciiTheme="minorBidi" w:hAnsiTheme="minorBidi" w:cstheme="minorBidi"/>
+          <w:b/>
+          <w:bCs/>
+          <w:caps/>
+          <w:sz w:val="18"/>
+          <w:szCs w:val="18"/>
+        </w:rPr>
         <w:t>, DISTRITO DE HUANCHACO, PROVINCIA DE TRUJILLO, DEPARTAMENTO DE LA LIBERTAD</w:t>
       </w:r>
       <w:r>
@@ -569,19 +592,43 @@
           <w:sz w:val="18"/>
           <w:szCs w:val="18"/>
         </w:rPr>
-        <w:t xml:space="preserve">PARTIDA ELECTRONICA </w:t>
-      </w:r>
-      <w:proofErr w:type="spellStart"/>
-      <w:r>
-        <w:rPr>
-          <w:rFonts w:asciiTheme="minorBidi" w:hAnsiTheme="minorBidi" w:cstheme="minorBidi"/>
-          <w:b/>
-          <w:sz w:val="18"/>
-          <w:szCs w:val="18"/>
-        </w:rPr>
-        <w:t>Nº</w:t>
-      </w:r>
-      <w:proofErr w:type="spellEnd"/>
+        <w:t xml:space="preserve">PARTIDA ELECTRONICA Nº </w:t>
+      </w:r>
+      <w:r>
+        <w:rPr>
+          <w:rFonts w:asciiTheme="minorBidi" w:hAnsiTheme="minorBidi" w:cstheme="minorBidi"/>
+          <w:b/>
+          <w:sz w:val="18"/>
+          <w:szCs w:val="18"/>
+        </w:rPr>
+        <w:t>«</w:t>
+      </w:r>
+      <w:r>
+        <w:rPr>
+          <w:rFonts w:asciiTheme="minorBidi" w:hAnsiTheme="minorBidi" w:cstheme="minorBidi"/>
+          <w:b/>
+          <w:sz w:val="18"/>
+          <w:szCs w:val="18"/>
+        </w:rPr>
+        <w:t>PARTIDA</w:t>
+      </w:r>
+      <w:r>
+        <w:rPr>
+          <w:rFonts w:asciiTheme="minorBidi" w:hAnsiTheme="minorBidi" w:cstheme="minorBidi"/>
+          <w:b/>
+          <w:sz w:val="18"/>
+          <w:szCs w:val="18"/>
+        </w:rPr>
+        <w:t>»</w:t>
+      </w:r>
+      <w:r>
+        <w:rPr>
+          <w:rFonts w:asciiTheme="minorBidi" w:hAnsiTheme="minorBidi" w:cstheme="minorBidi"/>
+          <w:sz w:val="18"/>
+          <w:szCs w:val="18"/>
+        </w:rPr>
+        <w:t>,</w:t>
+      </w:r>
       <w:r>
         <w:rPr>
           <w:rFonts w:asciiTheme="minorBidi" w:hAnsiTheme="minorBidi" w:cstheme="minorBidi"/>
@@ -594,24 +641,206 @@
       <w:r>
         <w:rPr>
           <w:rFonts w:asciiTheme="minorBidi" w:hAnsiTheme="minorBidi" w:cstheme="minorBidi"/>
-          <w:b/>
-          <w:sz w:val="18"/>
-          <w:szCs w:val="18"/>
-        </w:rPr>
-        <w:t>«_PR»</w:t>
-      </w:r>
-      <w:r>
-        <w:rPr>
-          <w:rFonts w:asciiTheme="minorBidi" w:hAnsiTheme="minorBidi" w:cstheme="minorBidi"/>
-          <w:sz w:val="18"/>
-          <w:szCs w:val="18"/>
-        </w:rPr>
-        <w:t>,</w:t>
-      </w:r>
-      <w:r>
-        <w:rPr>
-          <w:rFonts w:asciiTheme="minorBidi" w:hAnsiTheme="minorBidi" w:cstheme="minorBidi"/>
-          <w:b/>
+          <w:sz w:val="18"/>
+          <w:szCs w:val="18"/>
+        </w:rPr>
+        <w:t>DEL REGISTRO DE PREDIOS DE LA ZONA REGISTRAL Nº V – SEDE TRUJILLO, OFICINA REGISTRAL DE TRUJILLO</w:t>
+      </w:r>
+      <w:r>
+        <w:rPr>
+          <w:rFonts w:asciiTheme="minorBidi" w:hAnsiTheme="minorBidi" w:cstheme="minorBidi"/>
+          <w:bCs/>
+          <w:caps/>
+          <w:sz w:val="18"/>
+          <w:szCs w:val="18"/>
+        </w:rPr>
+        <w:t>;</w:t>
+      </w:r>
+      <w:r>
+        <w:rPr>
+          <w:rFonts w:asciiTheme="minorBidi" w:hAnsiTheme="minorBidi" w:cstheme="minorBidi"/>
+          <w:sz w:val="18"/>
+          <w:szCs w:val="18"/>
+        </w:rPr>
+        <w:t xml:space="preserve"> AL QUE EN ADELANTE SE LE DENOMINARA EL </w:t>
+      </w:r>
+      <w:r>
+        <w:rPr>
+          <w:rFonts w:asciiTheme="minorBidi" w:hAnsiTheme="minorBidi" w:cstheme="minorBidi"/>
+          <w:b/>
+          <w:bCs/>
+          <w:sz w:val="18"/>
+          <w:szCs w:val="18"/>
+        </w:rPr>
+        <w:t>PREDIO MATRIZ</w:t>
+      </w:r>
+      <w:r>
+        <w:rPr>
+          <w:rFonts w:asciiTheme="minorBidi" w:hAnsiTheme="minorBidi" w:cstheme="minorBidi"/>
+          <w:sz w:val="18"/>
+          <w:szCs w:val="18"/>
+        </w:rPr>
+        <w:t xml:space="preserve">. </w:t>
+      </w:r>
+    </w:p>
+    <w:p>
+      <w:pPr>
+        <w:pStyle w:val="NormalWeb"/>
+        <w:spacing w:before="0" w:beforeAutospacing="0" w:after="0" w:afterAutospacing="0" w:line="336" w:lineRule="auto"/>
+        <w:jc w:val="both"/>
+        <w:rPr>
+          <w:rFonts w:asciiTheme="minorBidi" w:hAnsiTheme="minorBidi" w:cstheme="minorBidi"/>
+          <w:sz w:val="18"/>
+          <w:szCs w:val="18"/>
+        </w:rPr>
+      </w:pPr>
+      <w:r>
+        <w:rPr>
+          <w:rFonts w:asciiTheme="minorBidi" w:hAnsiTheme="minorBidi" w:cstheme="minorBidi"/>
+          <w:sz w:val="18"/>
+          <w:szCs w:val="18"/>
+        </w:rPr>
+        <w:t xml:space="preserve">SOBRE EL INMUEBLE ANTES MENCIONADO </w:t>
+      </w:r>
+      <w:r>
+        <w:rPr>
+          <w:rFonts w:asciiTheme="minorBidi" w:hAnsiTheme="minorBidi" w:cstheme="minorBidi"/>
+          <w:b/>
+          <w:bCs/>
+          <w:sz w:val="18"/>
+          <w:szCs w:val="18"/>
+        </w:rPr>
+        <w:t>LA VENDEDORA</w:t>
+      </w:r>
+      <w:r>
+        <w:rPr>
+          <w:rFonts w:asciiTheme="minorBidi" w:hAnsiTheme="minorBidi" w:cstheme="minorBidi"/>
+          <w:sz w:val="18"/>
+          <w:szCs w:val="18"/>
+        </w:rPr>
+        <w:t xml:space="preserve"> HA PLANIFICADO EJECUTAR UN PROYECTO INMOBILIARIO DE LOTIZACION DENOMINADO </w:t>
+      </w:r>
+      <w:r>
+        <w:rPr>
+          <w:rFonts w:asciiTheme="minorBidi" w:hAnsiTheme="minorBidi" w:cstheme="minorBidi"/>
+          <w:b/>
+          <w:bCs/>
+          <w:sz w:val="18"/>
+          <w:szCs w:val="18"/>
+        </w:rPr>
+        <w:t>“RESIDENCIAL NUEVO SANTA BEATRIZ”</w:t>
+      </w:r>
+      <w:r>
+        <w:rPr>
+          <w:rFonts w:asciiTheme="minorBidi" w:hAnsiTheme="minorBidi" w:cstheme="minorBidi"/>
+          <w:sz w:val="18"/>
+          <w:szCs w:val="18"/>
+        </w:rPr>
+        <w:t xml:space="preserve">, CUYAS CARACTERISTICAS ESTAN SEÑALADAS EN LA MEMORIA DESCRIPTIVA </w:t>
+      </w:r>
+      <w:r>
+        <w:rPr>
+          <w:rFonts w:asciiTheme="minorBidi" w:hAnsiTheme="minorBidi" w:cstheme="minorBidi"/>
+          <w:sz w:val="18"/>
+          <w:szCs w:val="18"/>
+        </w:rPr>
+        <w:t xml:space="preserve">AL CUAL TIENE LIBRE ACCESO </w:t>
+      </w:r>
+      <w:r>
+        <w:rPr>
+          <w:rFonts w:asciiTheme="minorBidi" w:hAnsiTheme="minorBidi" w:cstheme="minorBidi"/>
+          <w:b/>
+          <w:bCs/>
+          <w:sz w:val="18"/>
+          <w:szCs w:val="18"/>
+        </w:rPr>
+        <w:t>«</w:t>
+      </w:r>
+      <w:r>
+        <w:rPr>
+          <w:rFonts w:asciiTheme="minorBidi" w:hAnsiTheme="minorBidi" w:cstheme="minorBidi"/>
+          <w:b/>
+          <w:bCs/>
+          <w:sz w:val="18"/>
+          <w:szCs w:val="18"/>
+        </w:rPr>
+        <w:t>COMPRADOR</w:t>
+      </w:r>
+      <w:r>
+        <w:rPr>
+          <w:rFonts w:asciiTheme="minorBidi" w:hAnsiTheme="minorBidi" w:cstheme="minorBidi"/>
+          <w:b/>
+          <w:bCs/>
+          <w:sz w:val="18"/>
+          <w:szCs w:val="18"/>
+        </w:rPr>
+        <w:t>»</w:t>
+      </w:r>
+      <w:r>
+        <w:rPr>
+          <w:rFonts w:asciiTheme="minorBidi" w:hAnsiTheme="minorBidi" w:cstheme="minorBidi"/>
+          <w:sz w:val="18"/>
+          <w:szCs w:val="18"/>
+        </w:rPr>
+        <w:t xml:space="preserve">; QUE ES MATERIA DE VENTA COMO BIEN FUTURO, Y QUE EN ADELANTE SERÁ DENOMINADO COMO </w:t>
+      </w:r>
+      <w:r>
+        <w:rPr>
+          <w:rFonts w:asciiTheme="minorBidi" w:hAnsiTheme="minorBidi" w:cstheme="minorBidi"/>
+          <w:b/>
+          <w:bCs/>
+          <w:sz w:val="18"/>
+          <w:szCs w:val="18"/>
+        </w:rPr>
+        <w:t>EL INMUEBLE</w:t>
+      </w:r>
+      <w:r>
+        <w:rPr>
+          <w:rFonts w:asciiTheme="minorBidi" w:hAnsiTheme="minorBidi" w:cstheme="minorBidi"/>
+          <w:sz w:val="18"/>
+          <w:szCs w:val="18"/>
+        </w:rPr>
+        <w:t xml:space="preserve">. </w:t>
+      </w:r>
+    </w:p>
+    <w:p>
+      <w:pPr>
+        <w:pStyle w:val="NormalWeb"/>
+        <w:spacing w:before="0" w:beforeAutospacing="0" w:after="0" w:afterAutospacing="0" w:line="336" w:lineRule="auto"/>
+        <w:jc w:val="both"/>
+        <w:rPr>
+          <w:rFonts w:asciiTheme="minorBidi" w:hAnsiTheme="minorBidi" w:cstheme="minorBidi"/>
+          <w:sz w:val="18"/>
+          <w:szCs w:val="18"/>
+        </w:rPr>
+      </w:pPr>
+      <w:r>
+        <w:rPr>
+          <w:rFonts w:asciiTheme="minorBidi" w:hAnsiTheme="minorBidi" w:cstheme="minorBidi"/>
+          <w:sz w:val="18"/>
+          <w:szCs w:val="18"/>
+        </w:rPr>
+        <w:t>AMBAS PARTES CELEBRAN ESTE CONTRATO DE COMPRAVENTA DE BIEN FUTURO, CONFORME A LO ESTABLECIDO POR EL ARTÍCULO 1534</w:t>
+      </w:r>
+      <w:r>
+        <w:rPr>
+          <w:rFonts w:asciiTheme="minorBidi" w:hAnsiTheme="minorBidi" w:cstheme="minorBidi"/>
+          <w:sz w:val="18"/>
+          <w:szCs w:val="18"/>
+        </w:rPr>
+        <w:t>°</w:t>
+      </w:r>
+      <w:r>
+        <w:rPr>
+          <w:rFonts w:asciiTheme="minorBidi" w:hAnsiTheme="minorBidi" w:cstheme="minorBidi"/>
+          <w:sz w:val="18"/>
+          <w:szCs w:val="18"/>
+        </w:rPr>
+        <w:t xml:space="preserve"> DEL CÓDIGO CIVIL, RESPECTO DE EL INMUEBLE ANTES MENCIONADO, EL MISMO QUE SERA</w:t>
+      </w:r>
+      <w:r>
+        <w:rPr>
+          <w:rFonts w:asciiTheme="minorBidi" w:hAnsiTheme="minorBidi" w:cstheme="minorBidi"/>
           <w:sz w:val="18"/>
           <w:szCs w:val="18"/>
         </w:rPr>
@@ -623,67 +852,125 @@
           <w:sz w:val="18"/>
           <w:szCs w:val="18"/>
         </w:rPr>
-        <w:t xml:space="preserve">DEL REGISTRO DE PREDIOS DE LA ZONA REGISTRAL </w:t>
-      </w:r>
-      <w:proofErr w:type="spellStart"/>
-      <w:r>
-        <w:rPr>
-          <w:rFonts w:asciiTheme="minorBidi" w:hAnsiTheme="minorBidi" w:cstheme="minorBidi"/>
-          <w:sz w:val="18"/>
-          <w:szCs w:val="18"/>
-        </w:rPr>
-        <w:t>Nº</w:t>
-      </w:r>
-      <w:proofErr w:type="spellEnd"/>
-      <w:r>
-        <w:rPr>
-          <w:rFonts w:asciiTheme="minorBidi" w:hAnsiTheme="minorBidi" w:cstheme="minorBidi"/>
-          <w:sz w:val="18"/>
-          <w:szCs w:val="18"/>
-        </w:rPr>
-        <w:t xml:space="preserve"> V – SEDE TRUJILLO, OFICINA REGISTRAL DE TRUJILLO</w:t>
-      </w:r>
-      <w:r>
-        <w:rPr>
-          <w:rFonts w:asciiTheme="minorBidi" w:hAnsiTheme="minorBidi" w:cstheme="minorBidi"/>
-          <w:bCs/>
-          <w:caps/>
-          <w:sz w:val="18"/>
-          <w:szCs w:val="18"/>
-        </w:rPr>
-        <w:t>;</w:t>
-      </w:r>
-      <w:r>
-        <w:rPr>
-          <w:rFonts w:asciiTheme="minorBidi" w:hAnsiTheme="minorBidi" w:cstheme="minorBidi"/>
-          <w:sz w:val="18"/>
-          <w:szCs w:val="18"/>
-        </w:rPr>
-        <w:t xml:space="preserve"> AL QUE EN ADELANTE SE LE DENOMINARA EL </w:t>
-      </w:r>
-      <w:r>
-        <w:rPr>
-          <w:rFonts w:asciiTheme="minorBidi" w:hAnsiTheme="minorBidi" w:cstheme="minorBidi"/>
-          <w:b/>
-          <w:bCs/>
-          <w:sz w:val="18"/>
-          <w:szCs w:val="18"/>
-        </w:rPr>
-        <w:t>PREDIO MATRIZ</w:t>
-      </w:r>
-      <w:r>
-        <w:rPr>
-          <w:rFonts w:asciiTheme="minorBidi" w:hAnsiTheme="minorBidi" w:cstheme="minorBidi"/>
-          <w:sz w:val="18"/>
-          <w:szCs w:val="18"/>
-        </w:rPr>
-        <w:t xml:space="preserve">. </w:t>
+        <w:t>UN LOTE</w:t>
+      </w:r>
+      <w:r>
+        <w:rPr>
+          <w:rFonts w:asciiTheme="minorBidi" w:hAnsiTheme="minorBidi" w:cstheme="minorBidi"/>
+          <w:sz w:val="18"/>
+          <w:szCs w:val="18"/>
+        </w:rPr>
+        <w:t xml:space="preserve"> </w:t>
+      </w:r>
+      <w:r>
+        <w:rPr>
+          <w:rFonts w:asciiTheme="minorBidi" w:hAnsiTheme="minorBidi" w:cstheme="minorBidi"/>
+          <w:sz w:val="18"/>
+          <w:szCs w:val="18"/>
+        </w:rPr>
+        <w:t>D</w:t>
+      </w:r>
+      <w:r>
+        <w:rPr>
+          <w:rFonts w:asciiTheme="minorBidi" w:hAnsiTheme="minorBidi" w:cstheme="minorBidi"/>
+          <w:sz w:val="18"/>
+          <w:szCs w:val="18"/>
+        </w:rPr>
+        <w:t>EL PREDIO MATRIZ</w:t>
+      </w:r>
+      <w:r>
+        <w:rPr>
+          <w:rFonts w:asciiTheme="minorBidi" w:hAnsiTheme="minorBidi" w:cstheme="minorBidi"/>
+          <w:sz w:val="18"/>
+          <w:szCs w:val="18"/>
+        </w:rPr>
+        <w:t xml:space="preserve"> </w:t>
+      </w:r>
+      <w:r>
+        <w:rPr>
+          <w:rFonts w:asciiTheme="minorBidi" w:hAnsiTheme="minorBidi" w:cstheme="minorBidi"/>
+          <w:sz w:val="18"/>
+          <w:szCs w:val="18"/>
+        </w:rPr>
+        <w:t>DESCRITO</w:t>
+      </w:r>
+      <w:r>
+        <w:rPr>
+          <w:rFonts w:asciiTheme="minorBidi" w:hAnsiTheme="minorBidi" w:cstheme="minorBidi"/>
+          <w:sz w:val="18"/>
+          <w:szCs w:val="18"/>
+        </w:rPr>
+        <w:t xml:space="preserve"> </w:t>
+      </w:r>
+      <w:r>
+        <w:rPr>
+          <w:rFonts w:asciiTheme="minorBidi" w:hAnsiTheme="minorBidi" w:cstheme="minorBidi"/>
+          <w:sz w:val="18"/>
+          <w:szCs w:val="18"/>
+        </w:rPr>
+        <w:t>EN</w:t>
+      </w:r>
+      <w:r>
+        <w:rPr>
+          <w:rFonts w:asciiTheme="minorBidi" w:hAnsiTheme="minorBidi" w:cstheme="minorBidi"/>
+          <w:sz w:val="18"/>
+          <w:szCs w:val="18"/>
+        </w:rPr>
+        <w:t xml:space="preserve"> </w:t>
+      </w:r>
+      <w:r>
+        <w:rPr>
+          <w:rFonts w:asciiTheme="minorBidi" w:hAnsiTheme="minorBidi" w:cstheme="minorBidi"/>
+          <w:sz w:val="18"/>
+          <w:szCs w:val="18"/>
+        </w:rPr>
+        <w:t>EL PRIMER</w:t>
+      </w:r>
+      <w:r>
+        <w:rPr>
+          <w:rFonts w:asciiTheme="minorBidi" w:hAnsiTheme="minorBidi" w:cstheme="minorBidi"/>
+          <w:sz w:val="18"/>
+          <w:szCs w:val="18"/>
+        </w:rPr>
+        <w:t xml:space="preserve"> </w:t>
+      </w:r>
+      <w:r>
+        <w:rPr>
+          <w:rFonts w:asciiTheme="minorBidi" w:hAnsiTheme="minorBidi" w:cstheme="minorBidi"/>
+          <w:sz w:val="18"/>
+          <w:szCs w:val="18"/>
+        </w:rPr>
+        <w:t>PARRAFO</w:t>
+      </w:r>
+      <w:r>
+        <w:rPr>
+          <w:rFonts w:asciiTheme="minorBidi" w:hAnsiTheme="minorBidi" w:cstheme="minorBidi"/>
+          <w:sz w:val="18"/>
+          <w:szCs w:val="18"/>
+        </w:rPr>
+        <w:t xml:space="preserve"> </w:t>
+      </w:r>
+      <w:r>
+        <w:rPr>
+          <w:rFonts w:asciiTheme="minorBidi" w:hAnsiTheme="minorBidi" w:cstheme="minorBidi"/>
+          <w:sz w:val="18"/>
+          <w:szCs w:val="18"/>
+        </w:rPr>
+        <w:t>DE LA PRESENTE CLAUSULA.</w:t>
+      </w:r>
+      <w:r>
+        <w:rPr>
+          <w:rFonts w:asciiTheme="minorBidi" w:hAnsiTheme="minorBidi" w:cstheme="minorBidi"/>
+          <w:sz w:val="18"/>
+          <w:szCs w:val="18"/>
+        </w:rPr>
+        <w:t xml:space="preserve"> </w:t>
       </w:r>
     </w:p>
     <w:p>
       <w:pPr>
         <w:pStyle w:val="NormalWeb"/>
-        <w:spacing w:before="0" w:beforeAutospacing="0" w:after="0" w:afterAutospacing="0" w:line="324" w:lineRule="auto"/>
+        <w:spacing w:before="0" w:beforeAutospacing="0" w:after="0" w:afterAutospacing="0" w:line="336" w:lineRule="auto"/>
         <w:jc w:val="both"/>
         <w:rPr>
           <w:rFonts w:asciiTheme="minorBidi" w:hAnsiTheme="minorBidi" w:cstheme="minorBidi"/>
@@ -693,343 +980,72 @@
       </w:pPr>
       <w:r>
         <w:rPr>
-          <w:rFonts w:asciiTheme="minorBidi" w:hAnsiTheme="minorBidi" w:cstheme="minorBidi"/>
-          <w:sz w:val="18"/>
-          <w:szCs w:val="18"/>
-        </w:rPr>
-        <w:t xml:space="preserve">SOBRE EL INMUEBLE ANTES MENCIONADO </w:t>
-      </w:r>
-      <w:r>
-        <w:rPr>
-          <w:rFonts w:asciiTheme="minorBidi" w:hAnsiTheme="minorBidi" w:cstheme="minorBidi"/>
-          <w:b/>
-          <w:bCs/>
-          <w:sz w:val="18"/>
-          <w:szCs w:val="18"/>
-        </w:rPr>
-        <w:t>LA VENDEDORA</w:t>
-      </w:r>
-      <w:r>
-        <w:rPr>
-          <w:rFonts w:asciiTheme="minorBidi" w:hAnsiTheme="minorBidi" w:cstheme="minorBidi"/>
-          <w:sz w:val="18"/>
-          <w:szCs w:val="18"/>
-        </w:rPr>
-        <w:t xml:space="preserve"> HA PLANIFICADO EJECUTAR UN PROYECTO INMOBILIARIO </w:t>
-      </w:r>
-      <w:r>
-        <w:rPr>
-          <w:rFonts w:asciiTheme="minorBidi" w:hAnsiTheme="minorBidi" w:cstheme="minorBidi"/>
-          <w:sz w:val="18"/>
-          <w:szCs w:val="18"/>
-        </w:rPr>
-        <w:t>DE LOTIZACION</w:t>
-      </w:r>
-      <w:r>
-        <w:rPr>
-          <w:rFonts w:asciiTheme="minorBidi" w:hAnsiTheme="minorBidi" w:cstheme="minorBidi"/>
-          <w:sz w:val="18"/>
-          <w:szCs w:val="18"/>
-        </w:rPr>
-        <w:t xml:space="preserve"> DENOMINADO </w:t>
-      </w:r>
-      <w:r>
-        <w:rPr>
-          <w:rFonts w:asciiTheme="minorBidi" w:hAnsiTheme="minorBidi" w:cstheme="minorBidi"/>
-          <w:b/>
-          <w:bCs/>
-          <w:sz w:val="18"/>
-          <w:szCs w:val="18"/>
-        </w:rPr>
-        <w:t>“</w:t>
-      </w:r>
-      <w:r>
-        <w:rPr>
-          <w:rFonts w:asciiTheme="minorBidi" w:hAnsiTheme="minorBidi" w:cstheme="minorBidi"/>
-          <w:b/>
-          <w:bCs/>
-          <w:sz w:val="18"/>
-          <w:szCs w:val="18"/>
-        </w:rPr>
-        <w:t>RESIDENCIAL NUEVO SANTA BEATRIZ</w:t>
-      </w:r>
-      <w:r>
-        <w:rPr>
-          <w:rFonts w:asciiTheme="minorBidi" w:hAnsiTheme="minorBidi" w:cstheme="minorBidi"/>
-          <w:b/>
-          <w:bCs/>
-          <w:sz w:val="18"/>
-          <w:szCs w:val="18"/>
-        </w:rPr>
-        <w:t>”</w:t>
-      </w:r>
-      <w:r>
-        <w:rPr>
-          <w:rFonts w:asciiTheme="minorBidi" w:hAnsiTheme="minorBidi" w:cstheme="minorBidi"/>
-          <w:sz w:val="18"/>
-          <w:szCs w:val="18"/>
-        </w:rPr>
-        <w:t xml:space="preserve">, </w:t>
-      </w:r>
-      <w:r>
-        <w:rPr>
-          <w:rFonts w:asciiTheme="minorBidi" w:hAnsiTheme="minorBidi" w:cstheme="minorBidi"/>
-          <w:sz w:val="18"/>
-          <w:szCs w:val="18"/>
-        </w:rPr>
-        <w:t>CUYAS</w:t>
-      </w:r>
-      <w:r>
-        <w:rPr>
-          <w:rFonts w:asciiTheme="minorBidi" w:hAnsiTheme="minorBidi" w:cstheme="minorBidi"/>
-          <w:sz w:val="18"/>
-          <w:szCs w:val="18"/>
-        </w:rPr>
-        <w:t xml:space="preserve"> CARACTERISTICAS ESTAN SEÑALADAS EN LA MEMORIA DESCRIPTIVA QUE OBRA ADJUNTA AL PRESENTE CONTRATO COMO ANEXO 01; QUE ES MATERIA DE VENTA COMO BIEN FUTURO, Y QUE EN ADELANTE SERÁ DENOMINADO COMO </w:t>
-      </w:r>
-      <w:r>
-        <w:rPr>
-          <w:rFonts w:asciiTheme="minorBidi" w:hAnsiTheme="minorBidi" w:cstheme="minorBidi"/>
-          <w:b/>
-          <w:bCs/>
-          <w:sz w:val="18"/>
-          <w:szCs w:val="18"/>
-        </w:rPr>
-        <w:t>EL INMUEBLE</w:t>
-      </w:r>
-      <w:r>
-        <w:rPr>
-          <w:rFonts w:asciiTheme="minorBidi" w:hAnsiTheme="minorBidi" w:cstheme="minorBidi"/>
-          <w:sz w:val="18"/>
-          <w:szCs w:val="18"/>
-        </w:rPr>
-        <w:t>.</w:t>
-      </w:r>
-      <w:r>
-        <w:rPr>
-          <w:rFonts w:asciiTheme="minorBidi" w:hAnsiTheme="minorBidi" w:cstheme="minorBidi"/>
-          <w:sz w:val="18"/>
-          <w:szCs w:val="18"/>
-        </w:rPr>
-        <w:t xml:space="preserve"> </w:t>
+          <w:rFonts w:ascii="Arial" w:hAnsi="Arial" w:cs="Arial"/>
+          <w:b/>
+          <w:bCs/>
+          <w:sz w:val="18"/>
+          <w:szCs w:val="18"/>
+          <w:lang w:eastAsia="en-US"/>
+        </w:rPr>
+        <w:t xml:space="preserve">SEGUNDA.- </w:t>
+      </w:r>
+      <w:r>
+        <w:rPr>
+          <w:rFonts w:asciiTheme="minorBidi" w:hAnsiTheme="minorBidi" w:cstheme="minorBidi"/>
+          <w:sz w:val="18"/>
+          <w:szCs w:val="18"/>
+        </w:rPr>
+        <w:t xml:space="preserve">SOBRE LA CELEBRACIÓN DEL CONTRATO PREPARATORIO DE COMPRAVENTA DE BIEN FUTURO. </w:t>
       </w:r>
     </w:p>
     <w:p>
       <w:pPr>
         <w:pStyle w:val="NormalWeb"/>
-        <w:spacing w:before="0" w:beforeAutospacing="0" w:after="0" w:afterAutospacing="0" w:line="324" w:lineRule="auto"/>
+        <w:spacing w:before="0" w:beforeAutospacing="0" w:after="0" w:afterAutospacing="0" w:line="336" w:lineRule="auto"/>
         <w:jc w:val="both"/>
         <w:rPr>
-          <w:rFonts w:asciiTheme="minorBidi" w:hAnsiTheme="minorBidi" w:cstheme="minorBidi"/>
-          <w:sz w:val="18"/>
-          <w:szCs w:val="18"/>
-        </w:rPr>
-      </w:pPr>
-      <w:r>
-        <w:rPr>
-          <w:rFonts w:asciiTheme="minorBidi" w:hAnsiTheme="minorBidi" w:cstheme="minorBidi"/>
-          <w:sz w:val="18"/>
-          <w:szCs w:val="18"/>
-        </w:rPr>
-        <w:t>AMBAS PARTES CELEBRAN ESTE CONTRATO DE COMPRAVENTA DE BIEN FUTURO, CONFORME A LO ESTABLECIDO POR EL ARTÍCULO 1534</w:t>
-      </w:r>
-      <w:r>
-        <w:rPr>
-          <w:rFonts w:asciiTheme="minorBidi" w:hAnsiTheme="minorBidi" w:cstheme="minorBidi"/>
-          <w:sz w:val="18"/>
-          <w:szCs w:val="18"/>
-        </w:rPr>
-        <w:t>°</w:t>
-      </w:r>
-      <w:r>
-        <w:rPr>
-          <w:rFonts w:asciiTheme="minorBidi" w:hAnsiTheme="minorBidi" w:cstheme="minorBidi"/>
-          <w:sz w:val="18"/>
-          <w:szCs w:val="18"/>
-        </w:rPr>
-        <w:t xml:space="preserve"> DEL CÓDIGO CIVIL, RESPECTO DE EL INMUEBLE ANTES MENCIONADO, EL MISMO QUE SERA</w:t>
-      </w:r>
-      <w:r>
-        <w:rPr>
-          <w:rFonts w:asciiTheme="minorBidi" w:hAnsiTheme="minorBidi" w:cstheme="minorBidi"/>
-          <w:sz w:val="18"/>
-          <w:szCs w:val="18"/>
-        </w:rPr>
-        <w:t xml:space="preserve"> </w:t>
-      </w:r>
-      <w:r>
-        <w:rPr>
-          <w:rFonts w:asciiTheme="minorBidi" w:hAnsiTheme="minorBidi" w:cstheme="minorBidi"/>
-          <w:sz w:val="18"/>
-          <w:szCs w:val="18"/>
-        </w:rPr>
-        <w:t>UN LOTE</w:t>
-      </w:r>
-      <w:r>
-        <w:rPr>
-          <w:rFonts w:asciiTheme="minorBidi" w:hAnsiTheme="minorBidi" w:cstheme="minorBidi"/>
-          <w:sz w:val="18"/>
-          <w:szCs w:val="18"/>
-        </w:rPr>
-        <w:t xml:space="preserve"> </w:t>
-      </w:r>
-      <w:r>
-        <w:rPr>
-          <w:rFonts w:asciiTheme="minorBidi" w:hAnsiTheme="minorBidi" w:cstheme="minorBidi"/>
-          <w:sz w:val="18"/>
-          <w:szCs w:val="18"/>
-        </w:rPr>
-        <w:t>D</w:t>
-      </w:r>
-      <w:r>
-        <w:rPr>
-          <w:rFonts w:asciiTheme="minorBidi" w:hAnsiTheme="minorBidi" w:cstheme="minorBidi"/>
-          <w:sz w:val="18"/>
-          <w:szCs w:val="18"/>
-        </w:rPr>
-        <w:t>EL PREDIO MATRIZ</w:t>
-      </w:r>
-      <w:r>
-        <w:rPr>
-          <w:rFonts w:asciiTheme="minorBidi" w:hAnsiTheme="minorBidi" w:cstheme="minorBidi"/>
-          <w:sz w:val="18"/>
-          <w:szCs w:val="18"/>
-        </w:rPr>
-        <w:t xml:space="preserve"> </w:t>
-      </w:r>
-      <w:r>
-        <w:rPr>
-          <w:rFonts w:asciiTheme="minorBidi" w:hAnsiTheme="minorBidi" w:cstheme="minorBidi"/>
-          <w:sz w:val="18"/>
-          <w:szCs w:val="18"/>
-        </w:rPr>
-        <w:t>DESCRITO</w:t>
-      </w:r>
-      <w:r>
-        <w:rPr>
-          <w:rFonts w:asciiTheme="minorBidi" w:hAnsiTheme="minorBidi" w:cstheme="minorBidi"/>
-          <w:sz w:val="18"/>
-          <w:szCs w:val="18"/>
-        </w:rPr>
-        <w:t xml:space="preserve"> </w:t>
-      </w:r>
-      <w:r>
-        <w:rPr>
-          <w:rFonts w:asciiTheme="minorBidi" w:hAnsiTheme="minorBidi" w:cstheme="minorBidi"/>
-          <w:sz w:val="18"/>
-          <w:szCs w:val="18"/>
-        </w:rPr>
-        <w:t>EN</w:t>
-      </w:r>
-      <w:r>
-        <w:rPr>
-          <w:rFonts w:asciiTheme="minorBidi" w:hAnsiTheme="minorBidi" w:cstheme="minorBidi"/>
-          <w:sz w:val="18"/>
-          <w:szCs w:val="18"/>
-        </w:rPr>
-        <w:t xml:space="preserve"> </w:t>
-      </w:r>
-      <w:r>
-        <w:rPr>
-          <w:rFonts w:asciiTheme="minorBidi" w:hAnsiTheme="minorBidi" w:cstheme="minorBidi"/>
-          <w:sz w:val="18"/>
-          <w:szCs w:val="18"/>
-        </w:rPr>
-        <w:t>EL PRIMER</w:t>
-      </w:r>
-      <w:r>
-        <w:rPr>
-          <w:rFonts w:asciiTheme="minorBidi" w:hAnsiTheme="minorBidi" w:cstheme="minorBidi"/>
-          <w:sz w:val="18"/>
-          <w:szCs w:val="18"/>
-        </w:rPr>
-        <w:t xml:space="preserve"> </w:t>
-      </w:r>
-      <w:r>
-        <w:rPr>
-          <w:rFonts w:asciiTheme="minorBidi" w:hAnsiTheme="minorBidi" w:cstheme="minorBidi"/>
-          <w:sz w:val="18"/>
-          <w:szCs w:val="18"/>
-        </w:rPr>
-        <w:t>PARRAFO</w:t>
-      </w:r>
-      <w:r>
-        <w:rPr>
-          <w:rFonts w:asciiTheme="minorBidi" w:hAnsiTheme="minorBidi" w:cstheme="minorBidi"/>
-          <w:sz w:val="18"/>
-          <w:szCs w:val="18"/>
-        </w:rPr>
-        <w:t xml:space="preserve"> </w:t>
-      </w:r>
-      <w:r>
-        <w:rPr>
-          <w:rFonts w:asciiTheme="minorBidi" w:hAnsiTheme="minorBidi" w:cstheme="minorBidi"/>
-          <w:sz w:val="18"/>
-          <w:szCs w:val="18"/>
-        </w:rPr>
-        <w:t>DE LA PRESENTE CLAUSULA.</w:t>
-      </w:r>
-      <w:r>
-        <w:rPr>
-          <w:rFonts w:asciiTheme="minorBidi" w:hAnsiTheme="minorBidi" w:cstheme="minorBidi"/>
-          <w:sz w:val="18"/>
-          <w:szCs w:val="18"/>
-        </w:rPr>
-        <w:t xml:space="preserve"> </w:t>
+          <w:rFonts w:ascii="Arial" w:eastAsia="Times New Roman" w:hAnsi="Arial" w:cs="Arial"/>
+          <w:sz w:val="18"/>
+          <w:szCs w:val="18"/>
+          <w:lang w:eastAsia="en-US"/>
+        </w:rPr>
+      </w:pPr>
+      <w:r>
+        <w:rPr>
+          <w:rFonts w:ascii="Arial" w:eastAsia="Times New Roman" w:hAnsi="Arial" w:cs="Arial"/>
+          <w:sz w:val="18"/>
+          <w:szCs w:val="18"/>
+          <w:lang w:eastAsia="en-US"/>
+        </w:rPr>
+        <w:t>LAS PARTES DECLARAN QUE, CON ANTERIORIDAD A LA SUSCRIPCIÓN DEL PRESENTE CONTRATO, EL COMPRADOR SUSCRIBIÓ CON LA VENDEDORA UNA FICHA DE SEPARACIÓN Y, DE SER EL CASO, UN CONTRATO DE PROMESA DE VENTA RESPECTO DEL BIEN MATERIA DE LA PRESENTE COMPRAVENTA.</w:t>
       </w:r>
     </w:p>
     <w:p>
       <w:pPr>
         <w:pStyle w:val="NormalWeb"/>
-        <w:spacing w:before="0" w:beforeAutospacing="0" w:after="0" w:afterAutospacing="0" w:line="324" w:lineRule="auto"/>
+        <w:spacing w:before="0" w:beforeAutospacing="0" w:after="0" w:afterAutospacing="0" w:line="336" w:lineRule="auto"/>
         <w:jc w:val="both"/>
         <w:rPr>
-          <w:rFonts w:asciiTheme="minorBidi" w:hAnsiTheme="minorBidi" w:cstheme="minorBidi"/>
-          <w:sz w:val="18"/>
-          <w:szCs w:val="18"/>
-        </w:rPr>
-      </w:pPr>
-      <w:proofErr w:type="gramStart"/>
-      <w:r>
-        <w:rPr>
-          <w:rFonts w:asciiTheme="minorBidi" w:hAnsiTheme="minorBidi" w:cstheme="minorBidi"/>
-          <w:b/>
-          <w:bCs/>
-          <w:sz w:val="18"/>
-          <w:szCs w:val="18"/>
-        </w:rPr>
-        <w:t>SEGUNDA</w:t>
-      </w:r>
-      <w:r>
-        <w:rPr>
-          <w:rFonts w:asciiTheme="minorBidi" w:hAnsiTheme="minorBidi" w:cstheme="minorBidi"/>
-          <w:sz w:val="18"/>
-          <w:szCs w:val="18"/>
-        </w:rPr>
-        <w:t>.-</w:t>
-      </w:r>
-      <w:proofErr w:type="gramEnd"/>
-      <w:r>
-        <w:rPr>
-          <w:rFonts w:asciiTheme="minorBidi" w:hAnsiTheme="minorBidi" w:cstheme="minorBidi"/>
-          <w:sz w:val="18"/>
-          <w:szCs w:val="18"/>
-        </w:rPr>
-        <w:t xml:space="preserve"> SOBRE LA CELEBRACIÓN DEL CONTRATO PREPARATORIO DE COMPRAVENTA DE BIEN FUTURO.</w:t>
-      </w:r>
-      <w:r>
-        <w:rPr>
-          <w:rFonts w:asciiTheme="minorBidi" w:hAnsiTheme="minorBidi" w:cstheme="minorBidi"/>
-          <w:sz w:val="18"/>
-          <w:szCs w:val="18"/>
-        </w:rPr>
-        <w:t xml:space="preserve"> </w:t>
+          <w:rFonts w:ascii="Arial" w:eastAsia="Times New Roman" w:hAnsi="Arial" w:cs="Arial"/>
+          <w:sz w:val="18"/>
+          <w:szCs w:val="18"/>
+          <w:lang w:eastAsia="en-US"/>
+        </w:rPr>
+      </w:pPr>
+      <w:r>
+        <w:rPr>
+          <w:rFonts w:ascii="Arial" w:eastAsia="Times New Roman" w:hAnsi="Arial" w:cs="Arial"/>
+          <w:sz w:val="18"/>
+          <w:szCs w:val="18"/>
+          <w:lang w:eastAsia="en-US"/>
+        </w:rPr>
+        <w:t>ASIMISMO, LAS PARTES ACUERDAN QUE, EN CASO DE DISCREPANCIA O DISCONFORMIDAD ENTRE LO ESTABLECIDO EN DICHOS DOCUMENTOS Y EL PRESENTE CONTRATO DEFINITIVO DE COMPRAVENTA, PREVALECERÁ LO DISPUESTO EN ESTE ÚLTIMO.</w:t>
       </w:r>
     </w:p>
     <w:p>
       <w:pPr>
         <w:pStyle w:val="NormalWeb"/>
-        <w:spacing w:before="0" w:beforeAutospacing="0" w:after="0" w:afterAutospacing="0" w:line="324" w:lineRule="auto"/>
+        <w:spacing w:before="0" w:beforeAutospacing="0" w:after="0" w:afterAutospacing="0" w:line="336" w:lineRule="auto"/>
         <w:jc w:val="both"/>
         <w:rPr>
           <w:rFonts w:asciiTheme="minorBidi" w:hAnsiTheme="minorBidi" w:cstheme="minorBidi"/>
@@ -1037,127 +1053,6 @@
           <w:szCs w:val="18"/>
         </w:rPr>
       </w:pPr>
-      <w:r>
-        <w:rPr>
-          <w:rFonts w:asciiTheme="minorBidi" w:hAnsiTheme="minorBidi" w:cstheme="minorBidi"/>
-          <w:sz w:val="18"/>
-          <w:szCs w:val="18"/>
-        </w:rPr>
-        <w:t xml:space="preserve">LAS PARTES RECONOCEN Y DECLARAN QUE </w:t>
-      </w:r>
-      <w:r>
-        <w:rPr>
-          <w:rFonts w:asciiTheme="minorBidi" w:hAnsiTheme="minorBidi" w:cstheme="minorBidi"/>
-          <w:sz w:val="18"/>
-          <w:szCs w:val="18"/>
-        </w:rPr>
-        <w:t>ANTERIOR A ESTA MINUTA,</w:t>
-      </w:r>
-      <w:r>
-        <w:rPr>
-          <w:rFonts w:asciiTheme="minorBidi" w:hAnsiTheme="minorBidi" w:cstheme="minorBidi"/>
-          <w:sz w:val="18"/>
-          <w:szCs w:val="18"/>
-        </w:rPr>
-        <w:t xml:space="preserve"> CELEBRARON Y SUSCRIBIERON UN CONTRATO </w:t>
-      </w:r>
-      <w:r>
-        <w:rPr>
-          <w:rFonts w:asciiTheme="minorBidi" w:hAnsiTheme="minorBidi" w:cstheme="minorBidi"/>
-          <w:sz w:val="18"/>
-          <w:szCs w:val="18"/>
-        </w:rPr>
-        <w:t>DE PROMESA DE VENTA</w:t>
-      </w:r>
-      <w:r>
-        <w:rPr>
-          <w:rFonts w:asciiTheme="minorBidi" w:hAnsiTheme="minorBidi" w:cstheme="minorBidi"/>
-          <w:sz w:val="18"/>
-          <w:szCs w:val="18"/>
-        </w:rPr>
-        <w:t xml:space="preserve">, EN CONSECUENCIA, CON LA CELEBRACION DEL PRESENTE CONTRATO DEFINITIVO DE COMPRAVENTA, DENTRO DEL PLAZO PACTADO, SE ESTA CUMPLIENDO CON LOS COMPROMISOS Y ACUERDOS CONTENIDOS EN EL MENCIONADO CONTRATO </w:t>
-      </w:r>
-      <w:r>
-        <w:rPr>
-          <w:rFonts w:asciiTheme="minorBidi" w:hAnsiTheme="minorBidi" w:cstheme="minorBidi"/>
-          <w:sz w:val="18"/>
-          <w:szCs w:val="18"/>
-        </w:rPr>
-        <w:t>PRIVADO DE PROMESA DE VENTA</w:t>
-      </w:r>
-      <w:r>
-        <w:rPr>
-          <w:rFonts w:asciiTheme="minorBidi" w:hAnsiTheme="minorBidi" w:cstheme="minorBidi"/>
-          <w:sz w:val="18"/>
-          <w:szCs w:val="18"/>
-        </w:rPr>
-        <w:t>.</w:t>
-      </w:r>
-      <w:r>
-        <w:rPr>
-          <w:rFonts w:asciiTheme="minorBidi" w:hAnsiTheme="minorBidi" w:cstheme="minorBidi"/>
-          <w:sz w:val="18"/>
-          <w:szCs w:val="18"/>
-        </w:rPr>
-        <w:t xml:space="preserve"> </w:t>
-      </w:r>
-    </w:p>
-    <w:p>
-      <w:pPr>
-        <w:pStyle w:val="NormalWeb"/>
-        <w:spacing w:before="0" w:beforeAutospacing="0" w:after="0" w:afterAutospacing="0" w:line="324" w:lineRule="auto"/>
-        <w:jc w:val="both"/>
-        <w:rPr>
-          <w:rFonts w:asciiTheme="minorBidi" w:hAnsiTheme="minorBidi" w:cstheme="minorBidi"/>
-          <w:sz w:val="18"/>
-          <w:szCs w:val="18"/>
-        </w:rPr>
-      </w:pPr>
-      <w:r>
-        <w:rPr>
-          <w:rFonts w:asciiTheme="minorBidi" w:hAnsiTheme="minorBidi" w:cstheme="minorBidi"/>
-          <w:sz w:val="18"/>
-          <w:szCs w:val="18"/>
-        </w:rPr>
-        <w:t xml:space="preserve">ASIMISMO, LAS PARTES RECONOCEN Y DECLARAN QUE EN CASO DE DISCREPANCIA O DISCONFORMIDAD ENTRE LOS ACUERDOS ADOPTADOS EN EL CONTRATO </w:t>
-      </w:r>
-      <w:r>
-        <w:rPr>
-          <w:rFonts w:asciiTheme="minorBidi" w:hAnsiTheme="minorBidi" w:cstheme="minorBidi"/>
-          <w:sz w:val="18"/>
-          <w:szCs w:val="18"/>
-        </w:rPr>
-        <w:t>PRIVADO</w:t>
-      </w:r>
-      <w:r>
-        <w:rPr>
-          <w:rFonts w:asciiTheme="minorBidi" w:hAnsiTheme="minorBidi" w:cstheme="minorBidi"/>
-          <w:sz w:val="18"/>
-          <w:szCs w:val="18"/>
-        </w:rPr>
-        <w:t xml:space="preserve"> Y EL PRESENTE CONTRATO DEFINITIVO, PREVALECEN LOS ACUERDOS DEL CONTRATO DEFINITIVO.</w:t>
-      </w:r>
-      <w:r>
-        <w:rPr>
-          <w:rFonts w:asciiTheme="minorBidi" w:hAnsiTheme="minorBidi" w:cstheme="minorBidi"/>
-          <w:sz w:val="18"/>
-          <w:szCs w:val="18"/>
-        </w:rPr>
-        <w:t xml:space="preserve"> </w:t>
-      </w:r>
-    </w:p>
-    <w:p>
-      <w:pPr>
-        <w:pStyle w:val="NormalWeb"/>
-        <w:spacing w:before="0" w:beforeAutospacing="0" w:after="0" w:afterAutospacing="0" w:line="324" w:lineRule="auto"/>
-        <w:jc w:val="both"/>
-        <w:rPr>
-          <w:rFonts w:asciiTheme="minorBidi" w:hAnsiTheme="minorBidi" w:cstheme="minorBidi"/>
-          <w:sz w:val="18"/>
-          <w:szCs w:val="18"/>
-        </w:rPr>
-      </w:pPr>
-      <w:proofErr w:type="gramStart"/>
       <w:r>
         <w:rPr>
           <w:rFonts w:asciiTheme="minorBidi" w:hAnsiTheme="minorBidi" w:cstheme="minorBidi"/>
@@ -1175,30 +1070,13 @@
           <w:sz w:val="18"/>
           <w:szCs w:val="18"/>
         </w:rPr>
-        <w:t>.-</w:t>
-      </w:r>
-      <w:proofErr w:type="gramEnd"/>
-      <w:r>
-        <w:rPr>
-          <w:rFonts w:asciiTheme="minorBidi" w:hAnsiTheme="minorBidi" w:cstheme="minorBidi"/>
-          <w:sz w:val="18"/>
-          <w:szCs w:val="18"/>
-        </w:rPr>
-        <w:t xml:space="preserve"> IMPORTE DE VENTA Y FORMA DE PAGO</w:t>
-      </w:r>
-      <w:r>
-        <w:rPr>
-          <w:rFonts w:asciiTheme="minorBidi" w:hAnsiTheme="minorBidi" w:cstheme="minorBidi"/>
-          <w:sz w:val="18"/>
-          <w:szCs w:val="18"/>
-        </w:rPr>
-        <w:t xml:space="preserve">: </w:t>
+        <w:t xml:space="preserve">.- IMPORTE DE VENTA Y FORMA DE PAGO: </w:t>
       </w:r>
     </w:p>
     <w:p>
       <w:pPr>
         <w:pStyle w:val="NormalWeb"/>
-        <w:spacing w:before="0" w:beforeAutospacing="0" w:after="0" w:afterAutospacing="0" w:line="324" w:lineRule="auto"/>
+        <w:spacing w:before="0" w:beforeAutospacing="0" w:after="0" w:afterAutospacing="0" w:line="336" w:lineRule="auto"/>
         <w:jc w:val="both"/>
         <w:rPr>
           <w:rFonts w:asciiTheme="minorBidi" w:hAnsiTheme="minorBidi" w:cstheme="minorBidi"/>
@@ -1230,45 +1108,17 @@
           <w:sz w:val="18"/>
           <w:szCs w:val="18"/>
         </w:rPr>
-        <w:t xml:space="preserve">, TRANSFIERE, EN VENTA REAL Y ENAJENACION PERPETUA, </w:t>
-      </w:r>
-      <w:r>
-        <w:rPr>
-          <w:rFonts w:asciiTheme="minorBidi" w:hAnsiTheme="minorBidi" w:cstheme="minorBidi"/>
-          <w:sz w:val="18"/>
-          <w:szCs w:val="18"/>
-        </w:rPr>
-        <w:t xml:space="preserve">EL </w:t>
-      </w:r>
-      <w:r>
-        <w:rPr>
-          <w:rFonts w:asciiTheme="minorBidi" w:hAnsiTheme="minorBidi" w:cstheme="minorBidi"/>
-          <w:b/>
-          <w:bCs/>
-          <w:sz w:val="18"/>
-          <w:szCs w:val="18"/>
-        </w:rPr>
-        <w:t xml:space="preserve">LOTE </w:t>
-      </w:r>
-      <w:r>
-        <w:rPr>
-          <w:rFonts w:asciiTheme="minorBidi" w:hAnsiTheme="minorBidi" w:cstheme="minorBidi"/>
-          <w:b/>
-          <w:bCs/>
-          <w:sz w:val="18"/>
-          <w:szCs w:val="18"/>
-        </w:rPr>
-        <w:t>«LOTE»</w:t>
-      </w:r>
-      <w:r>
-        <w:rPr>
-          <w:rFonts w:asciiTheme="minorBidi" w:hAnsiTheme="minorBidi" w:cstheme="minorBidi"/>
-          <w:b/>
-          <w:bCs/>
-          <w:sz w:val="18"/>
-          <w:szCs w:val="18"/>
-        </w:rPr>
-        <w:t xml:space="preserve">, </w:t>
+        <w:t xml:space="preserve">, TRANSFIERE, EN VENTA REAL Y ENAJENACION PERPETUA, EL </w:t>
+      </w:r>
+      <w:r>
+        <w:rPr>
+          <w:rFonts w:asciiTheme="minorBidi" w:hAnsiTheme="minorBidi" w:cstheme="minorBidi"/>
+          <w:b/>
+          <w:bCs/>
+          <w:sz w:val="18"/>
+          <w:szCs w:val="18"/>
+        </w:rPr>
+        <w:t xml:space="preserve">LOTE «LOTE», </w:t>
       </w:r>
       <w:r>
         <w:rPr>
@@ -1286,27 +1136,7 @@
           <w:sz w:val="18"/>
           <w:szCs w:val="18"/>
         </w:rPr>
-        <w:t xml:space="preserve">MANZANA </w:t>
-      </w:r>
-      <w:r>
-        <w:rPr>
-          <w:rFonts w:asciiTheme="minorBidi" w:hAnsiTheme="minorBidi" w:cstheme="minorBidi"/>
-          <w:b/>
-          <w:bCs/>
-          <w:sz w:val="18"/>
-          <w:szCs w:val="18"/>
-        </w:rPr>
-        <w:t>«MZ»</w:t>
-      </w:r>
-      <w:r>
-        <w:rPr>
-          <w:rFonts w:asciiTheme="minorBidi" w:hAnsiTheme="minorBidi" w:cstheme="minorBidi"/>
-          <w:b/>
-          <w:bCs/>
-          <w:sz w:val="18"/>
-          <w:szCs w:val="18"/>
-        </w:rPr>
-        <w:t xml:space="preserve">, </w:t>
+        <w:t xml:space="preserve">MANZANA «MZ», </w:t>
       </w:r>
       <w:r>
         <w:rPr>
@@ -1324,13 +1154,85 @@
           <w:sz w:val="18"/>
           <w:szCs w:val="18"/>
         </w:rPr>
-        <w:t>«_AREA» M2 («_AREA_TEXTO» METROS CUADRADOS)</w:t>
-      </w:r>
-      <w:r>
-        <w:rPr>
-          <w:rFonts w:asciiTheme="minorBidi" w:hAnsiTheme="minorBidi" w:cstheme="minorBidi"/>
-          <w:b/>
-          <w:bCs/>
+        <w:t xml:space="preserve">«AREA» M2 («AREA_TEXTO» METROS CUADRADOS) </w:t>
+      </w:r>
+      <w:r>
+        <w:rPr>
+          <w:rFonts w:asciiTheme="minorBidi" w:hAnsiTheme="minorBidi" w:cstheme="minorBidi"/>
+          <w:sz w:val="18"/>
+          <w:szCs w:val="18"/>
+        </w:rPr>
+        <w:t xml:space="preserve">DEL PROYECTO DENOMINADO </w:t>
+      </w:r>
+      <w:r>
+        <w:rPr>
+          <w:rFonts w:asciiTheme="minorBidi" w:hAnsiTheme="minorBidi" w:cstheme="minorBidi"/>
+          <w:b/>
+          <w:bCs/>
+          <w:sz w:val="18"/>
+          <w:szCs w:val="18"/>
+        </w:rPr>
+        <w:t>“RESIDENCIAL NUEVO SANTA BEATRIZ”</w:t>
+      </w:r>
+      <w:r>
+        <w:rPr>
+          <w:rFonts w:asciiTheme="minorBidi" w:hAnsiTheme="minorBidi" w:cstheme="minorBidi"/>
+          <w:sz w:val="18"/>
+          <w:szCs w:val="18"/>
+        </w:rPr>
+        <w:t xml:space="preserve"> A FAVOR DE </w:t>
+      </w:r>
+      <w:r>
+        <w:rPr>
+          <w:rFonts w:asciiTheme="minorBidi" w:hAnsiTheme="minorBidi" w:cstheme="minorBidi"/>
+          <w:b/>
+          <w:bCs/>
+          <w:sz w:val="18"/>
+          <w:szCs w:val="18"/>
+        </w:rPr>
+        <w:t>«</w:t>
+      </w:r>
+      <w:r>
+        <w:rPr>
+          <w:rFonts w:asciiTheme="minorBidi" w:hAnsiTheme="minorBidi" w:cstheme="minorBidi"/>
+          <w:b/>
+          <w:bCs/>
+          <w:sz w:val="18"/>
+          <w:szCs w:val="18"/>
+        </w:rPr>
+        <w:t>COMPRADOR</w:t>
+      </w:r>
+      <w:r>
+        <w:rPr>
+          <w:rFonts w:asciiTheme="minorBidi" w:hAnsiTheme="minorBidi" w:cstheme="minorBidi"/>
+          <w:b/>
+          <w:bCs/>
+          <w:sz w:val="18"/>
+          <w:szCs w:val="18"/>
+        </w:rPr>
+        <w:t>»</w:t>
+      </w:r>
+      <w:r>
+        <w:rPr>
+          <w:rFonts w:asciiTheme="minorBidi" w:hAnsiTheme="minorBidi" w:cstheme="minorBidi"/>
+          <w:sz w:val="18"/>
+          <w:szCs w:val="18"/>
+        </w:rPr>
+        <w:t xml:space="preserve">, POR LA SUMA TOTAL DE </w:t>
+      </w:r>
+      <w:r>
+        <w:rPr>
+          <w:rFonts w:asciiTheme="minorBidi" w:hAnsiTheme="minorBidi" w:cstheme="minorBidi"/>
+          <w:b/>
+          <w:sz w:val="18"/>
+          <w:szCs w:val="18"/>
+        </w:rPr>
+        <w:t>US$«PRECIO»</w:t>
+      </w:r>
+      <w:r>
+        <w:rPr>
+          <w:rFonts w:asciiTheme="minorBidi" w:hAnsiTheme="minorBidi" w:cstheme="minorBidi"/>
+          <w:b/>
           <w:sz w:val="18"/>
           <w:szCs w:val="18"/>
         </w:rPr>
@@ -1339,117 +1241,308 @@
       <w:r>
         <w:rPr>
           <w:rFonts w:asciiTheme="minorBidi" w:hAnsiTheme="minorBidi" w:cstheme="minorBidi"/>
-          <w:sz w:val="18"/>
-          <w:szCs w:val="18"/>
-        </w:rPr>
-        <w:t xml:space="preserve">DEL PROYECTO DENOMINADO </w:t>
-      </w:r>
-      <w:r>
-        <w:rPr>
-          <w:rFonts w:asciiTheme="minorBidi" w:hAnsiTheme="minorBidi" w:cstheme="minorBidi"/>
-          <w:b/>
-          <w:bCs/>
-          <w:sz w:val="18"/>
-          <w:szCs w:val="18"/>
-        </w:rPr>
-        <w:t>“</w:t>
-      </w:r>
-      <w:r>
-        <w:rPr>
-          <w:rFonts w:asciiTheme="minorBidi" w:hAnsiTheme="minorBidi" w:cstheme="minorBidi"/>
-          <w:b/>
-          <w:bCs/>
-          <w:sz w:val="18"/>
-          <w:szCs w:val="18"/>
-        </w:rPr>
-        <w:t>RESIDENCIAL NUEVO SANTA BEATRIZ</w:t>
-      </w:r>
-      <w:r>
-        <w:rPr>
-          <w:rFonts w:asciiTheme="minorBidi" w:hAnsiTheme="minorBidi" w:cstheme="minorBidi"/>
-          <w:b/>
-          <w:bCs/>
-          <w:sz w:val="18"/>
-          <w:szCs w:val="18"/>
-        </w:rPr>
-        <w:t>”</w:t>
-      </w:r>
-      <w:r>
-        <w:rPr>
-          <w:rFonts w:asciiTheme="minorBidi" w:hAnsiTheme="minorBidi" w:cstheme="minorBidi"/>
-          <w:sz w:val="18"/>
-          <w:szCs w:val="18"/>
-        </w:rPr>
-        <w:t xml:space="preserve"> A FAVOR DE </w:t>
-      </w:r>
-      <w:r>
-        <w:rPr>
-          <w:rFonts w:ascii="Arial" w:hAnsi="Arial" w:cs="Arial"/>
-          <w:b/>
-          <w:bCs/>
-          <w:sz w:val="18"/>
-          <w:szCs w:val="18"/>
-        </w:rPr>
-        <w:t>LOS COMPRADORES</w:t>
-      </w:r>
-      <w:r>
-        <w:rPr>
-          <w:rFonts w:asciiTheme="minorBidi" w:hAnsiTheme="minorBidi" w:cstheme="minorBidi"/>
-          <w:sz w:val="18"/>
-          <w:szCs w:val="18"/>
-        </w:rPr>
-        <w:t xml:space="preserve">, POR LA SUMA TOTAL DE </w:t>
-      </w:r>
-      <w:r>
-        <w:rPr>
-          <w:rFonts w:asciiTheme="minorBidi" w:hAnsiTheme="minorBidi" w:cstheme="minorBidi"/>
-          <w:b/>
-          <w:sz w:val="18"/>
-          <w:szCs w:val="18"/>
-        </w:rPr>
-        <w:t>US$«_</w:t>
-      </w:r>
-      <w:proofErr w:type="gramStart"/>
-      <w:r>
-        <w:rPr>
-          <w:rFonts w:asciiTheme="minorBidi" w:hAnsiTheme="minorBidi" w:cstheme="minorBidi"/>
-          <w:b/>
-          <w:sz w:val="18"/>
-          <w:szCs w:val="18"/>
-        </w:rPr>
-        <w:t>PRECIO»(</w:t>
-      </w:r>
-      <w:proofErr w:type="gramEnd"/>
-      <w:r>
-        <w:rPr>
-          <w:rFonts w:asciiTheme="minorBidi" w:hAnsiTheme="minorBidi" w:cstheme="minorBidi"/>
-          <w:b/>
-          <w:sz w:val="18"/>
-          <w:szCs w:val="18"/>
-        </w:rPr>
-        <w:t>«_PRECIO_TEXTO» Y «_PRECIO_DECIMAL»/100 DOLARES AMERICANOS)</w:t>
-      </w:r>
-      <w:r>
-        <w:rPr>
-          <w:rFonts w:asciiTheme="minorBidi" w:hAnsiTheme="minorBidi" w:cstheme="minorBidi"/>
-          <w:sz w:val="18"/>
-          <w:szCs w:val="18"/>
-        </w:rPr>
-        <w:t>.</w:t>
-      </w:r>
-      <w:r>
-        <w:rPr>
-          <w:rFonts w:asciiTheme="minorBidi" w:hAnsiTheme="minorBidi" w:cstheme="minorBidi"/>
+          <w:b/>
+          <w:sz w:val="18"/>
+          <w:szCs w:val="18"/>
+        </w:rPr>
+        <w:t>(«PRECIO_TEXTO» Y «PRECIO_DECIMAL»/100 DOLARES AMERICANOS)</w:t>
+      </w:r>
+      <w:r>
+        <w:rPr>
+          <w:rFonts w:asciiTheme="minorBidi" w:hAnsiTheme="minorBidi" w:cstheme="minorBidi"/>
+          <w:sz w:val="18"/>
+          <w:szCs w:val="18"/>
+        </w:rPr>
+        <w:t xml:space="preserve">. </w:t>
+      </w:r>
+    </w:p>
+    <w:p>
+      <w:pPr>
+        <w:pStyle w:val="NormalWeb"/>
+        <w:spacing w:before="0" w:beforeAutospacing="0" w:after="0" w:afterAutospacing="0" w:line="336" w:lineRule="auto"/>
+        <w:jc w:val="both"/>
+        <w:rPr>
+          <w:rFonts w:ascii="Arial" w:hAnsi="Arial" w:cs="Arial"/>
+          <w:sz w:val="18"/>
+          <w:szCs w:val="18"/>
+        </w:rPr>
+      </w:pPr>
+      <w:r>
+        <w:rPr>
+          <w:rFonts w:ascii="Arial" w:hAnsi="Arial" w:cs="Arial"/>
+          <w:sz w:val="18"/>
+          <w:szCs w:val="18"/>
+        </w:rPr>
+        <w:t xml:space="preserve">LA PRESENTE COMPRAVENTA SE ENCUENTRA SUJETA A LA CONDICIÓN SUSPENSIVA QUE DICHO INMUEBLE LLEGUE A INDEPENDIZARSE, Y TRATANDOSE DE BIEN FUTURO, EL PRECIO TOTAL ANTES INDICADO, SE CANCELARA DE LA SIGUIENTE MANERA: </w:t>
+      </w:r>
+    </w:p>
+    <w:p>
+      <w:pPr>
+        <w:pStyle w:val="NormalWeb"/>
+        <w:spacing w:before="0" w:beforeAutospacing="0" w:after="0" w:afterAutospacing="0" w:line="336" w:lineRule="auto"/>
+        <w:jc w:val="both"/>
+        <w:rPr>
+          <w:rFonts w:ascii="Arial" w:hAnsi="Arial" w:cs="Arial"/>
+          <w:sz w:val="18"/>
+          <w:szCs w:val="18"/>
+        </w:rPr>
+      </w:pPr>
+      <w:r>
+        <w:rPr>
+          <w:rFonts w:ascii="Arial" w:hAnsi="Arial" w:cs="Arial"/>
+          <w:sz w:val="18"/>
+          <w:szCs w:val="18"/>
+        </w:rPr>
+        <w:t xml:space="preserve">3.1.- UN PAGO INICIAL DE </w:t>
+      </w:r>
+      <w:r>
+        <w:rPr>
+          <w:rFonts w:ascii="Arial" w:hAnsi="Arial" w:cs="Arial"/>
+          <w:bCs/>
+          <w:sz w:val="18"/>
+          <w:szCs w:val="18"/>
+        </w:rPr>
+        <w:t>S/«</w:t>
+      </w:r>
+      <w:r>
+        <w:rPr>
+          <w:rFonts w:ascii="Arial" w:hAnsi="Arial" w:cs="Arial"/>
+          <w:bCs/>
+          <w:sz w:val="18"/>
+          <w:szCs w:val="18"/>
+        </w:rPr>
+        <w:t>SEP_SOLES</w:t>
+      </w:r>
+      <w:r>
+        <w:rPr>
+          <w:rFonts w:ascii="Arial" w:hAnsi="Arial" w:cs="Arial"/>
+          <w:bCs/>
+          <w:sz w:val="18"/>
+          <w:szCs w:val="18"/>
+        </w:rPr>
+        <w:t>»</w:t>
+      </w:r>
+      <w:r>
+        <w:rPr>
+          <w:rFonts w:ascii="Arial" w:hAnsi="Arial" w:cs="Arial"/>
+          <w:bCs/>
           <w:sz w:val="18"/>
           <w:szCs w:val="18"/>
         </w:rPr>
         <w:t xml:space="preserve"> </w:t>
       </w:r>
+      <w:r>
+        <w:rPr>
+          <w:rFonts w:ascii="Arial" w:hAnsi="Arial" w:cs="Arial"/>
+          <w:bCs/>
+          <w:sz w:val="18"/>
+          <w:szCs w:val="18"/>
+        </w:rPr>
+        <w:t>(«</w:t>
+      </w:r>
+      <w:r>
+        <w:rPr>
+          <w:rFonts w:ascii="Arial" w:hAnsi="Arial" w:cs="Arial"/>
+          <w:bCs/>
+          <w:sz w:val="18"/>
+          <w:szCs w:val="18"/>
+        </w:rPr>
+        <w:t>SEP_SOLES_TEXTO</w:t>
+      </w:r>
+      <w:r>
+        <w:rPr>
+          <w:rFonts w:ascii="Arial" w:hAnsi="Arial" w:cs="Arial"/>
+          <w:bCs/>
+          <w:sz w:val="18"/>
+          <w:szCs w:val="18"/>
+        </w:rPr>
+        <w:t>» Y «</w:t>
+      </w:r>
+      <w:r>
+        <w:rPr>
+          <w:rFonts w:ascii="Arial" w:hAnsi="Arial" w:cs="Arial"/>
+          <w:bCs/>
+          <w:sz w:val="18"/>
+          <w:szCs w:val="18"/>
+        </w:rPr>
+        <w:t>SEP_SOLES_DECIMA</w:t>
+      </w:r>
+      <w:r>
+        <w:rPr>
+          <w:rFonts w:ascii="Arial" w:hAnsi="Arial" w:cs="Arial"/>
+          <w:bCs/>
+          <w:sz w:val="18"/>
+          <w:szCs w:val="18"/>
+        </w:rPr>
+        <w:t>L</w:t>
+      </w:r>
+      <w:r>
+        <w:rPr>
+          <w:rFonts w:ascii="Arial" w:hAnsi="Arial" w:cs="Arial"/>
+          <w:bCs/>
+          <w:sz w:val="18"/>
+          <w:szCs w:val="18"/>
+        </w:rPr>
+        <w:t>»/100 SOLES) QUE AL TIPO DE CAMBIO DE S/ «</w:t>
+      </w:r>
+      <w:r>
+        <w:rPr>
+          <w:rFonts w:ascii="Arial" w:hAnsi="Arial" w:cs="Arial"/>
+          <w:bCs/>
+          <w:sz w:val="18"/>
+          <w:szCs w:val="18"/>
+        </w:rPr>
+        <w:t>TIPO_CAMBIO</w:t>
+      </w:r>
+      <w:r>
+        <w:rPr>
+          <w:rFonts w:ascii="Arial" w:hAnsi="Arial" w:cs="Arial"/>
+          <w:bCs/>
+          <w:sz w:val="18"/>
+          <w:szCs w:val="18"/>
+        </w:rPr>
+        <w:t>»</w:t>
+      </w:r>
+      <w:r>
+        <w:rPr>
+          <w:rFonts w:ascii="Arial" w:hAnsi="Arial" w:cs="Arial"/>
+          <w:bCs/>
+          <w:sz w:val="18"/>
+          <w:szCs w:val="18"/>
+        </w:rPr>
+        <w:t xml:space="preserve"> </w:t>
+      </w:r>
+      <w:r>
+        <w:rPr>
+          <w:rFonts w:ascii="Arial" w:hAnsi="Arial" w:cs="Arial"/>
+          <w:bCs/>
+          <w:sz w:val="18"/>
+          <w:szCs w:val="18"/>
+        </w:rPr>
+        <w:t>(CUATRO Y «</w:t>
+      </w:r>
+      <w:r>
+        <w:rPr>
+          <w:rFonts w:ascii="Arial" w:hAnsi="Arial" w:cs="Arial"/>
+          <w:bCs/>
+          <w:sz w:val="18"/>
+          <w:szCs w:val="18"/>
+        </w:rPr>
+        <w:t>TC_DECIMAL</w:t>
+      </w:r>
+      <w:r>
+        <w:rPr>
+          <w:rFonts w:ascii="Arial" w:hAnsi="Arial" w:cs="Arial"/>
+          <w:bCs/>
+          <w:sz w:val="18"/>
+          <w:szCs w:val="18"/>
+        </w:rPr>
+        <w:t xml:space="preserve">»/100 SOLES) EQUIVALE A </w:t>
+      </w:r>
+      <w:r>
+        <w:rPr>
+          <w:rFonts w:ascii="Arial" w:hAnsi="Arial" w:cs="Arial"/>
+          <w:b/>
+          <w:sz w:val="18"/>
+          <w:szCs w:val="18"/>
+        </w:rPr>
+        <w:t>US$«</w:t>
+      </w:r>
+      <w:r>
+        <w:rPr>
+          <w:rFonts w:ascii="Arial" w:hAnsi="Arial" w:cs="Arial"/>
+          <w:b/>
+          <w:sz w:val="18"/>
+          <w:szCs w:val="18"/>
+        </w:rPr>
+        <w:t>SEP</w:t>
+      </w:r>
+      <w:r>
+        <w:rPr>
+          <w:rFonts w:ascii="Arial" w:hAnsi="Arial" w:cs="Arial"/>
+          <w:b/>
+          <w:sz w:val="18"/>
+          <w:szCs w:val="18"/>
+        </w:rPr>
+        <w:t>»</w:t>
+      </w:r>
+      <w:r>
+        <w:rPr>
+          <w:rFonts w:ascii="Arial" w:hAnsi="Arial" w:cs="Arial"/>
+          <w:b/>
+          <w:sz w:val="18"/>
+          <w:szCs w:val="18"/>
+        </w:rPr>
+        <w:t xml:space="preserve"> </w:t>
+      </w:r>
+      <w:r>
+        <w:rPr>
+          <w:rFonts w:ascii="Arial" w:hAnsi="Arial" w:cs="Arial"/>
+          <w:b/>
+          <w:sz w:val="18"/>
+          <w:szCs w:val="18"/>
+        </w:rPr>
+        <w:t>(«</w:t>
+      </w:r>
+      <w:r>
+        <w:rPr>
+          <w:rFonts w:ascii="Arial" w:hAnsi="Arial" w:cs="Arial"/>
+          <w:b/>
+          <w:sz w:val="18"/>
+          <w:szCs w:val="18"/>
+        </w:rPr>
+        <w:t>SEP_TEXTO</w:t>
+      </w:r>
+      <w:r>
+        <w:rPr>
+          <w:rFonts w:ascii="Arial" w:hAnsi="Arial" w:cs="Arial"/>
+          <w:b/>
+          <w:sz w:val="18"/>
+          <w:szCs w:val="18"/>
+        </w:rPr>
+        <w:t>» Y «</w:t>
+      </w:r>
+      <w:r>
+        <w:rPr>
+          <w:rFonts w:ascii="Arial" w:hAnsi="Arial" w:cs="Arial"/>
+          <w:b/>
+          <w:sz w:val="18"/>
+          <w:szCs w:val="18"/>
+        </w:rPr>
+        <w:t>SEP_DECIMAL</w:t>
+      </w:r>
+      <w:r>
+        <w:rPr>
+          <w:rFonts w:ascii="Arial" w:hAnsi="Arial" w:cs="Arial"/>
+          <w:b/>
+          <w:sz w:val="18"/>
+          <w:szCs w:val="18"/>
+        </w:rPr>
+        <w:t>»/100 DOLARES AMERICANOS</w:t>
+      </w:r>
+      <w:r>
+        <w:rPr>
+          <w:rFonts w:ascii="Arial" w:hAnsi="Arial" w:cs="Arial"/>
+          <w:b/>
+          <w:bCs/>
+          <w:sz w:val="18"/>
+          <w:szCs w:val="18"/>
+        </w:rPr>
+        <w:t>)</w:t>
+      </w:r>
+      <w:r>
+        <w:rPr>
+          <w:rFonts w:ascii="Arial" w:hAnsi="Arial" w:cs="Arial"/>
+          <w:sz w:val="18"/>
+          <w:szCs w:val="18"/>
+        </w:rPr>
+        <w:t xml:space="preserve"> QUE HAN SIDO CANCELADOS A FAVOR DE LA VENDEDORA, CON ANTERIORIDAD  A LA FIRMA DEL PRESENTE DOCUMENTO. </w:t>
+      </w:r>
     </w:p>
     <w:p>
       <w:pPr>
         <w:pStyle w:val="NormalWeb"/>
-        <w:spacing w:before="0" w:beforeAutospacing="0" w:after="0" w:afterAutospacing="0" w:line="324" w:lineRule="auto"/>
+        <w:spacing w:before="0" w:beforeAutospacing="0" w:after="0" w:afterAutospacing="0" w:line="336" w:lineRule="auto"/>
         <w:jc w:val="both"/>
         <w:rPr>
           <w:rFonts w:ascii="Arial" w:hAnsi="Arial" w:cs="Arial"/>
@@ -1463,13 +1556,113 @@
           <w:sz w:val="18"/>
           <w:szCs w:val="18"/>
         </w:rPr>
-        <w:t xml:space="preserve">LA PRESENTE COMPRAVENTA SE ENCUENTRA SUJETA A LA CONDICIÓN SUSPENSIVA QUE DICHO INMUEBLE LLEGUE A INDEPENDIZARSE, Y TRATANDOSE DE BIEN FUTURO, EL PRECIO TOTAL ANTES INDICADO, SE CANCELARA DE LA SIGUIENTE MANERA: </w:t>
+        <w:t xml:space="preserve">3.2.- EL IMPORTE DE </w:t>
+      </w:r>
+      <w:r>
+        <w:rPr>
+          <w:rFonts w:ascii="Arial" w:hAnsi="Arial" w:cs="Arial"/>
+          <w:b/>
+          <w:bCs/>
+          <w:sz w:val="18"/>
+          <w:szCs w:val="18"/>
+        </w:rPr>
+        <w:t>US$</w:t>
+      </w:r>
+      <w:r>
+        <w:rPr>
+          <w:rFonts w:asciiTheme="minorBidi" w:hAnsiTheme="minorBidi" w:cstheme="minorBidi"/>
+          <w:b/>
+          <w:bCs/>
+          <w:sz w:val="18"/>
+          <w:szCs w:val="18"/>
+        </w:rPr>
+        <w:t>«PAGO»</w:t>
+      </w:r>
+      <w:r>
+        <w:rPr>
+          <w:rFonts w:asciiTheme="minorBidi" w:hAnsiTheme="minorBidi" w:cstheme="minorBidi"/>
+          <w:b/>
+          <w:bCs/>
+          <w:sz w:val="18"/>
+          <w:szCs w:val="18"/>
+        </w:rPr>
+        <w:t xml:space="preserve"> (</w:t>
+      </w:r>
+      <w:r>
+        <w:rPr>
+          <w:rFonts w:ascii="Arial" w:hAnsi="Arial" w:cs="Arial"/>
+          <w:b/>
+          <w:bCs/>
+          <w:sz w:val="18"/>
+          <w:szCs w:val="18"/>
+        </w:rPr>
+        <w:t>«</w:t>
+      </w:r>
+      <w:r>
+        <w:rPr>
+          <w:rFonts w:asciiTheme="minorBidi" w:hAnsiTheme="minorBidi" w:cstheme="minorBidi"/>
+          <w:b/>
+          <w:bCs/>
+          <w:sz w:val="18"/>
+          <w:szCs w:val="18"/>
+        </w:rPr>
+        <w:t xml:space="preserve">PAGO_TEXTO» Y «PAGO_DECIMAL»/100 </w:t>
+      </w:r>
+      <w:r>
+        <w:rPr>
+          <w:rFonts w:ascii="Arial" w:hAnsi="Arial" w:cs="Arial"/>
+          <w:b/>
+          <w:bCs/>
+          <w:sz w:val="18"/>
+          <w:szCs w:val="18"/>
+        </w:rPr>
+        <w:t>DOLARES AMERICANOS)</w:t>
+      </w:r>
+      <w:r>
+        <w:rPr>
+          <w:rFonts w:ascii="Arial" w:hAnsi="Arial" w:cs="Arial"/>
+          <w:sz w:val="18"/>
+          <w:szCs w:val="18"/>
+        </w:rPr>
+        <w:t>, HAN SIDO CANCELADOS CON RECURSOS PROPIOS DE «</w:t>
+      </w:r>
+      <w:r>
+        <w:rPr>
+          <w:rFonts w:ascii="Arial" w:hAnsi="Arial" w:cs="Arial"/>
+          <w:sz w:val="18"/>
+          <w:szCs w:val="18"/>
+        </w:rPr>
+        <w:t>COMPRADOR</w:t>
+      </w:r>
+      <w:r>
+        <w:rPr>
+          <w:rFonts w:ascii="Arial" w:hAnsi="Arial" w:cs="Arial"/>
+          <w:sz w:val="18"/>
+          <w:szCs w:val="18"/>
+        </w:rPr>
+        <w:t>» EN EL CUAL SE INCLUYE LA SUMA ENTREGADA POR «</w:t>
+      </w:r>
+      <w:r>
+        <w:rPr>
+          <w:rFonts w:ascii="Arial" w:hAnsi="Arial" w:cs="Arial"/>
+          <w:sz w:val="18"/>
+          <w:szCs w:val="18"/>
+        </w:rPr>
+        <w:t>COMPRADOR</w:t>
+      </w:r>
+      <w:r>
+        <w:rPr>
+          <w:rFonts w:ascii="Arial" w:hAnsi="Arial" w:cs="Arial"/>
+          <w:sz w:val="18"/>
+          <w:szCs w:val="18"/>
+        </w:rPr>
+        <w:t xml:space="preserve">» A TITULO DE ARRAS AL MOMENTO DE LA CELEBRACION DEL CONTRATO PRIVADO DE PROMESA DE VENTA, DESCRITO EN LA CLAUSULA SEGUNDA, Y QUE LAS PARTES ACUERDAN QUE SEAN IMPUTADAS COMO PAGO DEL PRECIO DE VENTA. </w:t>
       </w:r>
     </w:p>
     <w:p>
       <w:pPr>
         <w:pStyle w:val="NormalWeb"/>
-        <w:spacing w:before="0" w:beforeAutospacing="0" w:after="0" w:afterAutospacing="0" w:line="324" w:lineRule="auto"/>
+        <w:spacing w:before="0" w:beforeAutospacing="0" w:after="0" w:afterAutospacing="0" w:line="336" w:lineRule="auto"/>
         <w:jc w:val="both"/>
         <w:rPr>
           <w:rFonts w:ascii="Arial" w:hAnsi="Arial" w:cs="Arial"/>
@@ -1483,253 +1676,133 @@
           <w:sz w:val="18"/>
           <w:szCs w:val="18"/>
         </w:rPr>
-        <w:t xml:space="preserve">3.1.- UN PAGO INICIAL DE </w:t>
-      </w:r>
-      <w:r>
-        <w:rPr>
-          <w:rFonts w:ascii="Arial" w:hAnsi="Arial" w:cs="Arial"/>
-          <w:bCs/>
-          <w:sz w:val="18"/>
-          <w:szCs w:val="18"/>
-        </w:rPr>
-        <w:t>S</w:t>
-      </w:r>
-      <w:proofErr w:type="gramStart"/>
-      <w:r>
-        <w:rPr>
-          <w:rFonts w:ascii="Arial" w:hAnsi="Arial" w:cs="Arial"/>
-          <w:bCs/>
-          <w:sz w:val="18"/>
-          <w:szCs w:val="18"/>
-        </w:rPr>
-        <w:t>/«</w:t>
-      </w:r>
-      <w:proofErr w:type="gramEnd"/>
-      <w:r>
-        <w:rPr>
-          <w:rFonts w:ascii="Arial" w:hAnsi="Arial" w:cs="Arial"/>
-          <w:bCs/>
-          <w:sz w:val="18"/>
-          <w:szCs w:val="18"/>
-        </w:rPr>
-        <w:t xml:space="preserve">_SEP_SOLES»(«_SEP_SOLES_TEXTO» Y «_SEP_SOLES_DECIMAL»/100 SOLES) QUE AL TIPO DE CAMBIO DE S/ 4.00 (CUATRO Y 00/100 SOLES) EQUIVALE A </w:t>
-      </w:r>
-      <w:r>
-        <w:rPr>
-          <w:rFonts w:ascii="Arial" w:hAnsi="Arial" w:cs="Arial"/>
-          <w:b/>
-          <w:sz w:val="18"/>
-          <w:szCs w:val="18"/>
-        </w:rPr>
-        <w:t>US$«_SEPARACION»(«_SEPARACION_TEXTO» Y «_SEPARACION_DECIMAL»/100 DOLARES AMERICANOS</w:t>
-      </w:r>
-      <w:r>
-        <w:rPr>
-          <w:rFonts w:ascii="Arial" w:hAnsi="Arial" w:cs="Arial"/>
-          <w:b/>
-          <w:bCs/>
-          <w:sz w:val="18"/>
-          <w:szCs w:val="18"/>
-        </w:rPr>
-        <w:t>)</w:t>
-      </w:r>
-      <w:r>
-        <w:rPr>
-          <w:rFonts w:ascii="Arial" w:hAnsi="Arial" w:cs="Arial"/>
-          <w:sz w:val="18"/>
-          <w:szCs w:val="18"/>
-        </w:rPr>
-        <w:t xml:space="preserve"> QUE HAN SIDO CANCELADOS A FAVOR DE LA VENDEDORA, CON ANTERIORIDAD  A LA FIRMA DEL PRESENTE DOCUMENTO. </w:t>
+        <w:t>3.</w:t>
+      </w:r>
+      <w:r>
+        <w:rPr>
+          <w:rFonts w:ascii="Arial" w:hAnsi="Arial" w:cs="Arial"/>
+          <w:sz w:val="18"/>
+          <w:szCs w:val="18"/>
+        </w:rPr>
+        <w:t>3</w:t>
+      </w:r>
+      <w:r>
+        <w:rPr>
+          <w:rFonts w:ascii="Arial" w:hAnsi="Arial" w:cs="Arial"/>
+          <w:sz w:val="18"/>
+          <w:szCs w:val="18"/>
+        </w:rPr>
+        <w:t xml:space="preserve">- EL SALDO POR LA SUMA DE </w:t>
+      </w:r>
+      <w:r>
+        <w:rPr>
+          <w:rFonts w:ascii="Arial" w:hAnsi="Arial" w:cs="Arial"/>
+          <w:b/>
+          <w:sz w:val="18"/>
+          <w:szCs w:val="18"/>
+        </w:rPr>
+        <w:t>US$«</w:t>
+      </w:r>
+      <w:r>
+        <w:rPr>
+          <w:rFonts w:asciiTheme="minorBidi" w:hAnsiTheme="minorBidi" w:cstheme="minorBidi"/>
+          <w:b/>
+          <w:sz w:val="18"/>
+          <w:szCs w:val="18"/>
+        </w:rPr>
+        <w:t>SALDO»</w:t>
+      </w:r>
+      <w:r>
+        <w:rPr>
+          <w:rFonts w:asciiTheme="minorBidi" w:hAnsiTheme="minorBidi" w:cstheme="minorBidi"/>
+          <w:b/>
+          <w:sz w:val="18"/>
+          <w:szCs w:val="18"/>
+        </w:rPr>
+        <w:t xml:space="preserve"> </w:t>
+      </w:r>
+      <w:r>
+        <w:rPr>
+          <w:rFonts w:asciiTheme="minorBidi" w:hAnsiTheme="minorBidi" w:cstheme="minorBidi"/>
+          <w:b/>
+          <w:sz w:val="18"/>
+          <w:szCs w:val="18"/>
+        </w:rPr>
+        <w:t>(«</w:t>
+      </w:r>
+      <w:r>
+        <w:rPr>
+          <w:rFonts w:ascii="Arial" w:hAnsi="Arial" w:cs="Arial"/>
+          <w:b/>
+          <w:sz w:val="18"/>
+          <w:szCs w:val="18"/>
+        </w:rPr>
+        <w:t>SALDO_TEXTO» Y «SALDO_DECIMAL</w:t>
+      </w:r>
+      <w:r>
+        <w:rPr>
+          <w:rFonts w:ascii="Arial" w:hAnsi="Arial" w:cs="Arial"/>
+          <w:b/>
+          <w:sz w:val="18"/>
+          <w:szCs w:val="18"/>
+        </w:rPr>
+        <w:t>»/100 DOLARES AMERICANOS)</w:t>
+      </w:r>
+      <w:r>
+        <w:rPr>
+          <w:rFonts w:ascii="Arial" w:hAnsi="Arial" w:cs="Arial"/>
+          <w:sz w:val="18"/>
+          <w:szCs w:val="18"/>
+        </w:rPr>
+        <w:t xml:space="preserve"> SERAN CANCELADOS MEDIANTE DEPÓSITO BANCARIO, TRANSFERENCIA INTERBANCARIA, O CHEQUE DE GERENCIA, A FAVOR DE LA VENDEDORA, EN EL LAPSO DE «PLAZO» («PLAZO_TEXTO») </w:t>
+      </w:r>
+      <w:r>
+        <w:rPr>
+          <w:rFonts w:ascii="Arial" w:hAnsi="Arial" w:cs="Arial"/>
+          <w:sz w:val="18"/>
+          <w:szCs w:val="18"/>
+        </w:rPr>
+        <w:t>MESES,</w:t>
+      </w:r>
+      <w:r>
+        <w:rPr>
+          <w:rFonts w:ascii="Arial" w:hAnsi="Arial" w:cs="Arial"/>
+          <w:sz w:val="18"/>
+          <w:szCs w:val="18"/>
+        </w:rPr>
+        <w:t xml:space="preserve"> SIENDO LA SOLA FIRMA POR PARTE DE LA VENDEDORA EN LA ESCRITURA PUBLICA QUE DE ORIGEN LA PRESENTE MINUTA DE COMPRAVENTA CONSTANCIA SUFICIENTE DE SU CANCELACION TOTAL DEL PRECIO DE VENTA. </w:t>
       </w:r>
     </w:p>
     <w:p>
       <w:pPr>
         <w:pStyle w:val="NormalWeb"/>
-        <w:spacing w:before="0" w:beforeAutospacing="0" w:after="0" w:afterAutospacing="0" w:line="324" w:lineRule="auto"/>
+        <w:spacing w:before="0" w:beforeAutospacing="0" w:after="0" w:afterAutospacing="0" w:line="336" w:lineRule="auto"/>
         <w:jc w:val="both"/>
         <w:rPr>
-          <w:rFonts w:ascii="Arial" w:hAnsi="Arial" w:cs="Arial"/>
-          <w:sz w:val="18"/>
-          <w:szCs w:val="18"/>
-        </w:rPr>
-      </w:pPr>
-      <w:r>
-        <w:rPr>
-          <w:rFonts w:ascii="Arial" w:hAnsi="Arial" w:cs="Arial"/>
-          <w:sz w:val="18"/>
-          <w:szCs w:val="18"/>
-        </w:rPr>
-        <w:t xml:space="preserve">3.2.- EL IMPORTE DE </w:t>
-      </w:r>
-      <w:r>
-        <w:rPr>
-          <w:rFonts w:ascii="Arial" w:hAnsi="Arial" w:cs="Arial"/>
-          <w:b/>
-          <w:bCs/>
-          <w:sz w:val="18"/>
-          <w:szCs w:val="18"/>
-        </w:rPr>
-        <w:t>US$«_</w:t>
-      </w:r>
-      <w:proofErr w:type="gramStart"/>
-      <w:r>
-        <w:rPr>
-          <w:rFonts w:ascii="Arial" w:hAnsi="Arial" w:cs="Arial"/>
-          <w:b/>
-          <w:bCs/>
-          <w:sz w:val="18"/>
-          <w:szCs w:val="18"/>
-        </w:rPr>
-        <w:t>PAGO»(</w:t>
-      </w:r>
-      <w:proofErr w:type="gramEnd"/>
-      <w:r>
-        <w:rPr>
-          <w:rFonts w:ascii="Arial" w:hAnsi="Arial" w:cs="Arial"/>
-          <w:b/>
-          <w:bCs/>
-          <w:sz w:val="18"/>
-          <w:szCs w:val="18"/>
-        </w:rPr>
-        <w:t>«_PAGO_TEXTO» Y «_PAGO_DECIMAL»/100 DOLARES AMERICANOS)</w:t>
-      </w:r>
-      <w:r>
-        <w:rPr>
-          <w:rFonts w:ascii="Arial" w:hAnsi="Arial" w:cs="Arial"/>
-          <w:sz w:val="18"/>
-          <w:szCs w:val="18"/>
-        </w:rPr>
-        <w:t xml:space="preserve">, HAN SIDO CANCELADOS CON RECURSOS PROPIOS DE </w:t>
-      </w:r>
-      <w:r>
-        <w:rPr>
-          <w:rFonts w:ascii="Arial" w:hAnsi="Arial" w:cs="Arial"/>
-          <w:sz w:val="18"/>
-          <w:szCs w:val="18"/>
-        </w:rPr>
-        <w:t xml:space="preserve">LOS COMPRADORES </w:t>
-      </w:r>
-      <w:r>
-        <w:rPr>
-          <w:rFonts w:ascii="Arial" w:hAnsi="Arial" w:cs="Arial"/>
-          <w:sz w:val="18"/>
-          <w:szCs w:val="18"/>
-        </w:rPr>
-        <w:t xml:space="preserve"> </w:t>
-      </w:r>
-      <w:r>
-        <w:rPr>
-          <w:rFonts w:ascii="Arial" w:hAnsi="Arial" w:cs="Arial"/>
-          <w:sz w:val="18"/>
-          <w:szCs w:val="18"/>
-        </w:rPr>
-        <w:t xml:space="preserve">EN EL CUAL SE INCLUYE LA SUMA ENTREGADA POR </w:t>
-      </w:r>
-      <w:r>
-        <w:rPr>
-          <w:rFonts w:ascii="Arial" w:hAnsi="Arial" w:cs="Arial"/>
-          <w:sz w:val="18"/>
-          <w:szCs w:val="18"/>
-        </w:rPr>
-        <w:t xml:space="preserve">LOS COMPRADORES </w:t>
-      </w:r>
-      <w:r>
-        <w:rPr>
-          <w:rFonts w:ascii="Arial" w:hAnsi="Arial" w:cs="Arial"/>
-          <w:sz w:val="18"/>
-          <w:szCs w:val="18"/>
-        </w:rPr>
-        <w:t xml:space="preserve">A TITULO DE ARRAS AL MOMENTO DE LA CELEBRACION DEL CONTRATO PRIVADO DE PROMESA DE VENTA, DESCRITO EN LA CLAUSULA SEGUNDA, Y QUE LAS PARTES ACUERDAN QUE SEAN IMPUTADAS COMO PAGO DEL PRECIO DE VENTA. </w:t>
-      </w:r>
-    </w:p>
-    <w:p>
-      <w:pPr>
-        <w:pStyle w:val="NormalWeb"/>
-        <w:spacing w:before="0" w:beforeAutospacing="0" w:after="0" w:afterAutospacing="0" w:line="324" w:lineRule="auto"/>
+          <w:rFonts w:asciiTheme="minorBidi" w:hAnsiTheme="minorBidi" w:cstheme="minorBidi"/>
+          <w:sz w:val="18"/>
+          <w:szCs w:val="18"/>
+        </w:rPr>
+      </w:pPr>
+      <w:r>
+        <w:rPr>
+          <w:rFonts w:asciiTheme="minorBidi" w:hAnsiTheme="minorBidi" w:cstheme="minorBidi"/>
+          <w:sz w:val="18"/>
+          <w:szCs w:val="18"/>
+        </w:rPr>
+        <w:t xml:space="preserve">AMBAS PARTES CONTRATANTES DECLARAN QUE EL PRECIO DE VENTA ES EL JUSTO Y LEGAL QUE LE CORRESPONDE A DICHO INMUEBLE, Y QUE SI ALGUNA DIFERENCIA DE MAS O DE MENOS EXISTIERA SE HACEN MUTUA Y RECIPROCA DONACION DEL EXCESO, DECLARANDO ASIMISMO QUE EN EL PRESENTE CONTRATO NO HA MEDIADO DOLO, ERROR, VIOLENCIA, INTIMIDACION NI CUALQUIER OTRO VICIO QUE LO INVALIDE. </w:t>
+      </w:r>
+    </w:p>
+    <w:p>
+      <w:pPr>
+        <w:spacing w:line="336" w:lineRule="auto"/>
         <w:jc w:val="both"/>
         <w:rPr>
-          <w:rFonts w:ascii="Arial" w:hAnsi="Arial" w:cs="Arial"/>
-          <w:sz w:val="18"/>
-          <w:szCs w:val="18"/>
-        </w:rPr>
-      </w:pPr>
-      <w:r>
-        <w:rPr>
-          <w:rFonts w:ascii="Arial" w:hAnsi="Arial" w:cs="Arial"/>
-          <w:sz w:val="18"/>
-          <w:szCs w:val="18"/>
-        </w:rPr>
-        <w:t xml:space="preserve">3.2- EL SALDO POR LA SUMA DE </w:t>
-      </w:r>
-      <w:r>
-        <w:rPr>
-          <w:rFonts w:ascii="Arial" w:hAnsi="Arial" w:cs="Arial"/>
-          <w:b/>
-          <w:sz w:val="18"/>
-          <w:szCs w:val="18"/>
-        </w:rPr>
-        <w:t>US$«_</w:t>
-      </w:r>
-      <w:proofErr w:type="gramStart"/>
-      <w:r>
-        <w:rPr>
-          <w:rFonts w:ascii="Arial" w:hAnsi="Arial" w:cs="Arial"/>
-          <w:b/>
-          <w:sz w:val="18"/>
-          <w:szCs w:val="18"/>
-        </w:rPr>
-        <w:t>SALDO»(</w:t>
-      </w:r>
-      <w:proofErr w:type="gramEnd"/>
-      <w:r>
-        <w:rPr>
-          <w:rFonts w:ascii="Arial" w:hAnsi="Arial" w:cs="Arial"/>
-          <w:b/>
-          <w:sz w:val="18"/>
-          <w:szCs w:val="18"/>
-        </w:rPr>
-        <w:t>«_SALDO_TEXTO» Y «_SALDO_DECIMAL»/100 DOLARES AMERICANOS)</w:t>
-      </w:r>
-      <w:r>
-        <w:rPr>
-          <w:rFonts w:ascii="Arial" w:hAnsi="Arial" w:cs="Arial"/>
-          <w:sz w:val="18"/>
-          <w:szCs w:val="18"/>
-        </w:rPr>
-        <w:t xml:space="preserve"> SERAN CANCELADOS MEDIANTE DEPÓSITO BANCARIO, TRANSFERENCIA INTERBANCARIA, O CHEQUE DE GERENCIA, A FAVOR DE LA VENDEDORA, EN EL LAPSO DE «PLAZO» («PLAZO_TEXTO») «DIA/MES», SIENDO LA SOLA FIRMA POR PARTE DE LA VENDEDORA EN LA ESCRITURA PUBLICA QUE DE ORIGEN LA PRESENTE MINUTA DE COMPRAVENTA CONSTANCIA SUFICIENTE DE SU CANCELACION TOTAL DEL PRECIO DE VENTA. </w:t>
-      </w:r>
-    </w:p>
-    <w:p>
-      <w:pPr>
-        <w:pStyle w:val="NormalWeb"/>
-        <w:spacing w:before="0" w:beforeAutospacing="0" w:after="0" w:afterAutospacing="0" w:line="324" w:lineRule="auto"/>
-        <w:jc w:val="both"/>
-        <w:rPr>
-          <w:rFonts w:asciiTheme="minorBidi" w:hAnsiTheme="minorBidi" w:cstheme="minorBidi"/>
-          <w:sz w:val="18"/>
-          <w:szCs w:val="18"/>
-        </w:rPr>
-      </w:pPr>
-      <w:r>
-        <w:rPr>
-          <w:rFonts w:asciiTheme="minorBidi" w:hAnsiTheme="minorBidi" w:cstheme="minorBidi"/>
-          <w:sz w:val="18"/>
-          <w:szCs w:val="18"/>
-        </w:rPr>
-        <w:t xml:space="preserve">AMBAS PARTES CONTRATANTES DECLARAN QUE EL PRECIO DE VENTA ES EL JUSTO Y LEGAL QUE LE CORRESPONDE A DICHO INMUEBLE, Y QUE SI ALGUNA DIFERENCIA DE MAS O DE MENOS EXISTIERA SE HACEN MUTUA Y RECIPROCA DONACION DEL EXCESO, DECLARANDO ASIMISMO QUE EN EL PRESENTE CONTRATO NO HA MEDIADO DOLO, ERROR, VIOLENCIA, INTIMIDACION NI CUALQUIER OTRO VICIO QUE LO INVALIDE. </w:t>
-      </w:r>
-    </w:p>
-    <w:p>
-      <w:pPr>
-        <w:spacing w:line="324" w:lineRule="auto"/>
-        <w:jc w:val="both"/>
-        <w:rPr>
-          <w:rFonts w:asciiTheme="minorBidi" w:hAnsiTheme="minorBidi" w:cstheme="minorBidi"/>
-          <w:sz w:val="18"/>
-          <w:szCs w:val="18"/>
-        </w:rPr>
-      </w:pPr>
-      <w:proofErr w:type="gramStart"/>
+          <w:rFonts w:asciiTheme="minorBidi" w:hAnsiTheme="minorBidi" w:cstheme="minorBidi"/>
+          <w:sz w:val="18"/>
+          <w:szCs w:val="18"/>
+        </w:rPr>
+      </w:pPr>
       <w:r>
         <w:rPr>
           <w:rFonts w:asciiTheme="minorBidi" w:hAnsiTheme="minorBidi" w:cstheme="minorBidi"/>
@@ -1746,16 +1819,7 @@
           <w:sz w:val="18"/>
           <w:szCs w:val="18"/>
         </w:rPr>
-        <w:t>.-</w:t>
-      </w:r>
-      <w:proofErr w:type="gramEnd"/>
-      <w:r>
-        <w:rPr>
-          <w:rFonts w:asciiTheme="minorBidi" w:hAnsiTheme="minorBidi" w:cstheme="minorBidi"/>
-          <w:sz w:val="18"/>
-          <w:szCs w:val="18"/>
-        </w:rPr>
-        <w:t xml:space="preserve"> AMBAS PARTES ACUERDAN LO SIGUIENTE</w:t>
+        <w:t>.- AMBAS PARTES ACUERDAN LO SIGUIENTE</w:t>
       </w:r>
       <w:r>
         <w:rPr>
@@ -1786,7 +1850,7 @@
           <w:tab w:val="left" w:pos="283"/>
         </w:tabs>
         <w:suppressAutoHyphens/>
-        <w:spacing w:line="324" w:lineRule="auto"/>
+        <w:spacing w:line="336" w:lineRule="auto"/>
         <w:ind w:left="0" w:firstLine="0"/>
         <w:jc w:val="both"/>
         <w:rPr>
@@ -1829,7 +1893,7 @@
           <w:sz w:val="18"/>
           <w:szCs w:val="18"/>
         </w:rPr>
-        <w:t>LOS COMPRADORES</w:t>
+        <w:t>«COMPRADOR»</w:t>
       </w:r>
       <w:r>
         <w:rPr>
@@ -1866,7 +1930,7 @@
           <w:sz w:val="18"/>
           <w:szCs w:val="18"/>
         </w:rPr>
-        <w:t>LOS COMPRADORES</w:t>
+        <w:t>«COMPRADOR»</w:t>
       </w:r>
       <w:r>
         <w:rPr>
@@ -1937,7 +2001,7 @@
           <w:sz w:val="18"/>
           <w:szCs w:val="18"/>
         </w:rPr>
-        <w:t>LOS COMPRADORES</w:t>
+        <w:t>«COMPRADOR»</w:t>
       </w:r>
       <w:r>
         <w:rPr>
@@ -2023,7 +2087,7 @@
     </w:p>
     <w:p>
       <w:pPr>
-        <w:spacing w:line="348" w:lineRule="auto"/>
+        <w:spacing w:line="336" w:lineRule="auto"/>
         <w:jc w:val="both"/>
         <w:rPr>
           <w:rFonts w:asciiTheme="minorBidi" w:hAnsiTheme="minorBidi" w:cstheme="minorBidi"/>
@@ -2032,7 +2096,6 @@
           <w:szCs w:val="18"/>
         </w:rPr>
       </w:pPr>
-      <w:proofErr w:type="gramStart"/>
       <w:r>
         <w:rPr>
           <w:rFonts w:asciiTheme="minorBidi" w:hAnsiTheme="minorBidi" w:cstheme="minorBidi"/>
@@ -2050,9 +2113,55 @@
           <w:sz w:val="18"/>
           <w:szCs w:val="18"/>
         </w:rPr>
+        <w:t xml:space="preserve">.- </w:t>
+      </w:r>
+      <w:r>
+        <w:rPr>
+          <w:rFonts w:asciiTheme="minorBidi" w:hAnsiTheme="minorBidi" w:cstheme="minorBidi"/>
+          <w:b/>
+          <w:sz w:val="18"/>
+          <w:szCs w:val="18"/>
+        </w:rPr>
+        <w:t xml:space="preserve">LA VENDEDORA </w:t>
+      </w:r>
+      <w:r>
+        <w:rPr>
+          <w:rFonts w:asciiTheme="minorBidi" w:hAnsiTheme="minorBidi" w:cstheme="minorBidi"/>
+          <w:bCs/>
+          <w:sz w:val="18"/>
+          <w:szCs w:val="18"/>
+        </w:rPr>
+        <w:t xml:space="preserve">SE COMPROMETE A REALIZAR LA EJECUCION DE LA RESIDENCIAL NUEVO SANTA BEATRIZ Y LA INSTALACION DE LOS SERVICIOS BASICOS COMO ELECTRIFICACIÓN, AGUA Y ALCANTARILLADO EN CADA UNIDAD INDEPENDIZADA.  </w:t>
+      </w:r>
+    </w:p>
+    <w:p>
+      <w:pPr>
+        <w:spacing w:line="336" w:lineRule="auto"/>
+        <w:jc w:val="both"/>
+        <w:rPr>
+          <w:rFonts w:asciiTheme="minorBidi" w:hAnsiTheme="minorBidi" w:cstheme="minorBidi"/>
+          <w:sz w:val="18"/>
+          <w:szCs w:val="18"/>
+        </w:rPr>
+      </w:pPr>
+      <w:r>
+        <w:rPr>
+          <w:rFonts w:asciiTheme="minorBidi" w:hAnsiTheme="minorBidi" w:cstheme="minorBidi"/>
+          <w:b/>
+          <w:bCs/>
+          <w:sz w:val="18"/>
+          <w:szCs w:val="18"/>
+        </w:rPr>
+        <w:t>SEXTA</w:t>
+      </w:r>
+      <w:r>
+        <w:rPr>
+          <w:rFonts w:asciiTheme="minorBidi" w:hAnsiTheme="minorBidi" w:cstheme="minorBidi"/>
+          <w:sz w:val="18"/>
+          <w:szCs w:val="18"/>
+        </w:rPr>
         <w:t>.-</w:t>
       </w:r>
-      <w:proofErr w:type="gramEnd"/>
       <w:r>
         <w:rPr>
           <w:rFonts w:asciiTheme="minorBidi" w:hAnsiTheme="minorBidi" w:cstheme="minorBidi"/>
@@ -2064,25 +2173,128 @@
       <w:r>
         <w:rPr>
           <w:rFonts w:asciiTheme="minorBidi" w:hAnsiTheme="minorBidi" w:cstheme="minorBidi"/>
-          <w:b/>
-          <w:sz w:val="18"/>
-          <w:szCs w:val="18"/>
-        </w:rPr>
-        <w:t xml:space="preserve">LA VENDEDORA </w:t>
-      </w:r>
-      <w:r>
-        <w:rPr>
-          <w:rFonts w:asciiTheme="minorBidi" w:hAnsiTheme="minorBidi" w:cstheme="minorBidi"/>
-          <w:bCs/>
-          <w:sz w:val="18"/>
-          <w:szCs w:val="18"/>
-        </w:rPr>
-        <w:t xml:space="preserve">SE COMPROMETE A REALIZAR LA EJECUCION DE LA RESIDENCIAL NUEVO SANTA BEATRIZ Y LA INSTALACION DE LOS SERVICIOS BASICOS COMO ELECTRIFICACIÓN, AGUA Y ALCANTARILLADO EN CADA UNIDAD INDEPENDIZADA.  </w:t>
-      </w:r>
-    </w:p>
-    <w:p>
-      <w:pPr>
-        <w:spacing w:line="324" w:lineRule="auto"/>
+          <w:sz w:val="18"/>
+          <w:szCs w:val="18"/>
+        </w:rPr>
+        <w:t>DE</w:t>
+      </w:r>
+      <w:r>
+        <w:rPr>
+          <w:rFonts w:asciiTheme="minorBidi" w:hAnsiTheme="minorBidi" w:cstheme="minorBidi"/>
+          <w:sz w:val="18"/>
+          <w:szCs w:val="18"/>
+        </w:rPr>
+        <w:t xml:space="preserve"> </w:t>
+      </w:r>
+      <w:r>
+        <w:rPr>
+          <w:rFonts w:asciiTheme="minorBidi" w:hAnsiTheme="minorBidi" w:cstheme="minorBidi"/>
+          <w:sz w:val="18"/>
+          <w:szCs w:val="18"/>
+        </w:rPr>
+        <w:t>LA</w:t>
+      </w:r>
+      <w:r>
+        <w:rPr>
+          <w:rFonts w:asciiTheme="minorBidi" w:hAnsiTheme="minorBidi" w:cstheme="minorBidi"/>
+          <w:sz w:val="18"/>
+          <w:szCs w:val="18"/>
+        </w:rPr>
+        <w:t xml:space="preserve"> </w:t>
+      </w:r>
+      <w:r>
+        <w:rPr>
+          <w:rFonts w:asciiTheme="minorBidi" w:hAnsiTheme="minorBidi" w:cstheme="minorBidi"/>
+          <w:sz w:val="18"/>
+          <w:szCs w:val="18"/>
+        </w:rPr>
+        <w:t>ENTREGA</w:t>
+      </w:r>
+      <w:r>
+        <w:rPr>
+          <w:rFonts w:asciiTheme="minorBidi" w:hAnsiTheme="minorBidi" w:cstheme="minorBidi"/>
+          <w:sz w:val="18"/>
+          <w:szCs w:val="18"/>
+        </w:rPr>
+        <w:t xml:space="preserve"> </w:t>
+      </w:r>
+      <w:r>
+        <w:rPr>
+          <w:rFonts w:asciiTheme="minorBidi" w:hAnsiTheme="minorBidi" w:cstheme="minorBidi"/>
+          <w:sz w:val="18"/>
+          <w:szCs w:val="18"/>
+        </w:rPr>
+        <w:t>DE</w:t>
+      </w:r>
+      <w:r>
+        <w:rPr>
+          <w:rFonts w:asciiTheme="minorBidi" w:hAnsiTheme="minorBidi" w:cstheme="minorBidi"/>
+          <w:sz w:val="18"/>
+          <w:szCs w:val="18"/>
+        </w:rPr>
+        <w:t xml:space="preserve"> </w:t>
+      </w:r>
+      <w:r>
+        <w:rPr>
+          <w:rFonts w:asciiTheme="minorBidi" w:hAnsiTheme="minorBidi" w:cstheme="minorBidi"/>
+          <w:sz w:val="18"/>
+          <w:szCs w:val="18"/>
+        </w:rPr>
+        <w:t>LOS</w:t>
+      </w:r>
+      <w:r>
+        <w:rPr>
+          <w:rFonts w:asciiTheme="minorBidi" w:hAnsiTheme="minorBidi" w:cstheme="minorBidi"/>
+          <w:sz w:val="18"/>
+          <w:szCs w:val="18"/>
+        </w:rPr>
+        <w:t xml:space="preserve"> </w:t>
+      </w:r>
+      <w:r>
+        <w:rPr>
+          <w:rFonts w:asciiTheme="minorBidi" w:hAnsiTheme="minorBidi" w:cstheme="minorBidi"/>
+          <w:sz w:val="18"/>
+          <w:szCs w:val="18"/>
+        </w:rPr>
+        <w:t>INMUEBLES</w:t>
+      </w:r>
+      <w:r>
+        <w:rPr>
+          <w:rFonts w:asciiTheme="minorBidi" w:hAnsiTheme="minorBidi" w:cstheme="minorBidi"/>
+          <w:sz w:val="18"/>
+          <w:szCs w:val="18"/>
+        </w:rPr>
+        <w:t xml:space="preserve"> Y</w:t>
+      </w:r>
+      <w:r>
+        <w:rPr>
+          <w:rFonts w:asciiTheme="minorBidi" w:hAnsiTheme="minorBidi" w:cstheme="minorBidi"/>
+          <w:sz w:val="18"/>
+          <w:szCs w:val="18"/>
+        </w:rPr>
+        <w:t xml:space="preserve"> </w:t>
+      </w:r>
+      <w:r>
+        <w:rPr>
+          <w:rFonts w:asciiTheme="minorBidi" w:hAnsiTheme="minorBidi" w:cstheme="minorBidi"/>
+          <w:sz w:val="18"/>
+          <w:szCs w:val="18"/>
+        </w:rPr>
+        <w:t>LA INDEPENDIZACION:</w:t>
+      </w:r>
+      <w:r>
+        <w:rPr>
+          <w:rFonts w:asciiTheme="minorBidi" w:hAnsiTheme="minorBidi" w:cstheme="minorBidi"/>
+          <w:sz w:val="18"/>
+          <w:szCs w:val="18"/>
+        </w:rPr>
+        <w:t xml:space="preserve"> </w:t>
+      </w:r>
+    </w:p>
+    <w:p>
+      <w:pPr>
+        <w:pStyle w:val="NormalWeb"/>
+        <w:spacing w:before="0" w:beforeAutospacing="0" w:after="0" w:afterAutospacing="0" w:line="336" w:lineRule="auto"/>
         <w:jc w:val="both"/>
         <w:rPr>
           <w:rFonts w:asciiTheme="minorBidi" w:hAnsiTheme="minorBidi" w:cstheme="minorBidi"/>
@@ -2090,16 +2302,204 @@
           <w:szCs w:val="18"/>
         </w:rPr>
       </w:pPr>
-      <w:proofErr w:type="gramStart"/>
-      <w:r>
-        <w:rPr>
-          <w:rFonts w:asciiTheme="minorBidi" w:hAnsiTheme="minorBidi" w:cstheme="minorBidi"/>
-          <w:b/>
-          <w:bCs/>
-          <w:sz w:val="18"/>
-          <w:szCs w:val="18"/>
-        </w:rPr>
-        <w:t>SEXTA</w:t>
+      <w:r>
+        <w:rPr>
+          <w:rFonts w:asciiTheme="minorBidi" w:hAnsiTheme="minorBidi" w:cstheme="minorBidi"/>
+          <w:sz w:val="18"/>
+          <w:szCs w:val="18"/>
+        </w:rPr>
+        <w:t xml:space="preserve">- </w:t>
+      </w:r>
+      <w:r>
+        <w:rPr>
+          <w:rFonts w:asciiTheme="minorBidi" w:hAnsiTheme="minorBidi" w:cstheme="minorBidi"/>
+          <w:b/>
+          <w:bCs/>
+          <w:sz w:val="18"/>
+          <w:szCs w:val="18"/>
+        </w:rPr>
+        <w:t>LA VENDEDORA</w:t>
+      </w:r>
+      <w:r>
+        <w:rPr>
+          <w:rFonts w:asciiTheme="minorBidi" w:hAnsiTheme="minorBidi" w:cstheme="minorBidi"/>
+          <w:sz w:val="18"/>
+          <w:szCs w:val="18"/>
+        </w:rPr>
+        <w:t xml:space="preserve"> SE OBLIGA A ENTREGAR EL INMUEBLE OBJETO DEL PRESENTE CONTRATO A</w:t>
+      </w:r>
+      <w:r>
+        <w:rPr>
+          <w:rFonts w:asciiTheme="minorBidi" w:hAnsiTheme="minorBidi" w:cstheme="minorBidi"/>
+          <w:sz w:val="18"/>
+          <w:szCs w:val="18"/>
+        </w:rPr>
+        <w:t xml:space="preserve"> FAVOR DE</w:t>
+      </w:r>
+      <w:r>
+        <w:rPr>
+          <w:rFonts w:asciiTheme="minorBidi" w:hAnsiTheme="minorBidi" w:cstheme="minorBidi"/>
+          <w:sz w:val="18"/>
+          <w:szCs w:val="18"/>
+        </w:rPr>
+        <w:t xml:space="preserve"> </w:t>
+      </w:r>
+      <w:r>
+        <w:rPr>
+          <w:rFonts w:asciiTheme="minorBidi" w:hAnsiTheme="minorBidi" w:cstheme="minorBidi"/>
+          <w:sz w:val="18"/>
+          <w:szCs w:val="18"/>
+        </w:rPr>
+        <w:t>«COMPRADOR»</w:t>
+      </w:r>
+      <w:r>
+        <w:rPr>
+          <w:rFonts w:asciiTheme="minorBidi" w:hAnsiTheme="minorBidi" w:cstheme="minorBidi"/>
+          <w:sz w:val="18"/>
+          <w:szCs w:val="18"/>
+        </w:rPr>
+        <w:t xml:space="preserve">, UNA VEZ REALIZADA LA INDEPENDIZACIÓN DE EL INMUEBLE OBJETO DEL PRESENTE CONTRATO EN EL REGISTRO PÚBLICO PERTINENTE, Y TOTALMENTE SANEADO, </w:t>
+      </w:r>
+      <w:r>
+        <w:rPr>
+          <w:rFonts w:asciiTheme="minorBidi" w:hAnsiTheme="minorBidi" w:cstheme="minorBidi"/>
+          <w:sz w:val="18"/>
+          <w:szCs w:val="18"/>
+        </w:rPr>
+        <w:lastRenderedPageBreak/>
+        <w:t xml:space="preserve">PARA CUYOS EFECTOS, LAS PARTES ACUERDAN </w:t>
+      </w:r>
+      <w:r>
+        <w:rPr>
+          <w:rFonts w:asciiTheme="minorBidi" w:hAnsiTheme="minorBidi" w:cstheme="minorBidi"/>
+          <w:sz w:val="18"/>
+          <w:szCs w:val="18"/>
+        </w:rPr>
+        <w:t>PRELIMINARMENTE</w:t>
+      </w:r>
+      <w:r>
+        <w:rPr>
+          <w:rFonts w:asciiTheme="minorBidi" w:hAnsiTheme="minorBidi" w:cstheme="minorBidi"/>
+          <w:sz w:val="18"/>
+          <w:szCs w:val="18"/>
+        </w:rPr>
+        <w:t xml:space="preserve"> COMO FECHA DE ENTREGA </w:t>
+      </w:r>
+      <w:r>
+        <w:rPr>
+          <w:rFonts w:asciiTheme="minorBidi" w:hAnsiTheme="minorBidi" w:cstheme="minorBidi"/>
+          <w:sz w:val="18"/>
+          <w:szCs w:val="18"/>
+        </w:rPr>
+        <w:t xml:space="preserve">EN </w:t>
+      </w:r>
+      <w:r>
+        <w:rPr>
+          <w:rFonts w:asciiTheme="minorBidi" w:hAnsiTheme="minorBidi" w:cstheme="minorBidi"/>
+          <w:b/>
+          <w:bCs/>
+          <w:sz w:val="18"/>
+          <w:szCs w:val="18"/>
+        </w:rPr>
+        <w:t xml:space="preserve">«ENTREGA» («ENTREGA_TEXTO») </w:t>
+      </w:r>
+      <w:r>
+        <w:rPr>
+          <w:rFonts w:asciiTheme="minorBidi" w:hAnsiTheme="minorBidi" w:cstheme="minorBidi"/>
+          <w:sz w:val="18"/>
+          <w:szCs w:val="18"/>
+        </w:rPr>
+        <w:t>MESES CONTADOS A PARTIR DE LA SUSCRIPCION DE LA PRESENTE MINUTA</w:t>
+      </w:r>
+      <w:r>
+        <w:rPr>
+          <w:rFonts w:asciiTheme="minorBidi" w:hAnsiTheme="minorBidi" w:cstheme="minorBidi"/>
+          <w:sz w:val="18"/>
+          <w:szCs w:val="18"/>
+        </w:rPr>
+        <w:t xml:space="preserve">. </w:t>
+      </w:r>
+    </w:p>
+    <w:p>
+      <w:pPr>
+        <w:pStyle w:val="NormalWeb"/>
+        <w:spacing w:before="0" w:beforeAutospacing="0" w:after="0" w:afterAutospacing="0" w:line="336" w:lineRule="auto"/>
+        <w:jc w:val="both"/>
+        <w:rPr>
+          <w:rFonts w:asciiTheme="minorBidi" w:hAnsiTheme="minorBidi" w:cstheme="minorBidi"/>
+          <w:sz w:val="18"/>
+          <w:szCs w:val="18"/>
+        </w:rPr>
+      </w:pPr>
+      <w:r>
+        <w:rPr>
+          <w:rFonts w:asciiTheme="minorBidi" w:hAnsiTheme="minorBidi" w:cstheme="minorBidi"/>
+          <w:sz w:val="18"/>
+          <w:szCs w:val="18"/>
+        </w:rPr>
+        <w:t>SIN PERJUICIO DE LO ANTERIOR, LAS PARTES ACUERDAN QUE EXCEPCIONALMENTE, LA FECHA MAXIMA DE ENTREGA PUEDE SER PRORROGADA O AMPLIADA HASTA POR TRES (03) MESES</w:t>
+      </w:r>
+      <w:r>
+        <w:rPr>
+          <w:rFonts w:asciiTheme="minorBidi" w:hAnsiTheme="minorBidi" w:cstheme="minorBidi"/>
+          <w:sz w:val="18"/>
+          <w:szCs w:val="18"/>
+        </w:rPr>
+        <w:t xml:space="preserve"> MÁS,</w:t>
+      </w:r>
+      <w:r>
+        <w:rPr>
+          <w:rFonts w:asciiTheme="minorBidi" w:hAnsiTheme="minorBidi" w:cstheme="minorBidi"/>
+          <w:sz w:val="18"/>
+          <w:szCs w:val="18"/>
+        </w:rPr>
+        <w:t xml:space="preserve"> CONTADOS A PARTIR DEL DÍA SIGUIENTE DE VENCIDO EL PLAZO SEÑALADO EN EL PÁRRAFO</w:t>
+      </w:r>
+      <w:r>
+        <w:rPr>
+          <w:rFonts w:asciiTheme="minorBidi" w:hAnsiTheme="minorBidi" w:cstheme="minorBidi"/>
+          <w:sz w:val="18"/>
+          <w:szCs w:val="18"/>
+        </w:rPr>
+        <w:t xml:space="preserve"> </w:t>
+      </w:r>
+      <w:r>
+        <w:rPr>
+          <w:rFonts w:asciiTheme="minorBidi" w:hAnsiTheme="minorBidi" w:cstheme="minorBidi"/>
+          <w:sz w:val="18"/>
+          <w:szCs w:val="18"/>
+        </w:rPr>
+        <w:t>ANTERIOR.</w:t>
+      </w:r>
+      <w:r>
+        <w:rPr>
+          <w:rFonts w:asciiTheme="minorBidi" w:hAnsiTheme="minorBidi" w:cstheme="minorBidi"/>
+          <w:sz w:val="18"/>
+          <w:szCs w:val="18"/>
+        </w:rPr>
+        <w:t xml:space="preserve"> </w:t>
+      </w:r>
+    </w:p>
+    <w:p>
+      <w:pPr>
+        <w:pStyle w:val="NormalWeb"/>
+        <w:spacing w:before="0" w:beforeAutospacing="0" w:after="0" w:afterAutospacing="0" w:line="336" w:lineRule="auto"/>
+        <w:jc w:val="both"/>
+        <w:rPr>
+          <w:rFonts w:asciiTheme="minorBidi" w:hAnsiTheme="minorBidi" w:cstheme="minorBidi"/>
+          <w:sz w:val="18"/>
+          <w:szCs w:val="18"/>
+        </w:rPr>
+      </w:pPr>
+      <w:r>
+        <w:rPr>
+          <w:rFonts w:asciiTheme="minorBidi" w:hAnsiTheme="minorBidi" w:cstheme="minorBidi"/>
+          <w:b/>
+          <w:bCs/>
+          <w:sz w:val="18"/>
+          <w:szCs w:val="18"/>
+        </w:rPr>
+        <w:t>SETIMA</w:t>
       </w:r>
       <w:r>
         <w:rPr>
@@ -2109,7 +2509,6 @@
         </w:rPr>
         <w:t>.-</w:t>
       </w:r>
-      <w:proofErr w:type="gramEnd"/>
       <w:r>
         <w:rPr>
           <w:rFonts w:asciiTheme="minorBidi" w:hAnsiTheme="minorBidi" w:cstheme="minorBidi"/>
@@ -2124,11 +2523,23 @@
           <w:sz w:val="18"/>
           <w:szCs w:val="18"/>
         </w:rPr>
-        <w:t>DE</w:t>
-      </w:r>
-      <w:r>
-        <w:rPr>
-          <w:rFonts w:asciiTheme="minorBidi" w:hAnsiTheme="minorBidi" w:cstheme="minorBidi"/>
+        <w:t xml:space="preserve">AL MOMENTO DE CELEBRAR EL PRESENTE CONTRATO, </w:t>
+      </w:r>
+      <w:r>
+        <w:rPr>
+          <w:rFonts w:ascii="Arial" w:hAnsi="Arial" w:cs="Arial"/>
+          <w:b/>
+          <w:bCs/>
+          <w:sz w:val="18"/>
+          <w:szCs w:val="18"/>
+        </w:rPr>
+        <w:t>«COMPRADOR»</w:t>
+      </w:r>
+      <w:r>
+        <w:rPr>
+          <w:rFonts w:asciiTheme="minorBidi" w:hAnsiTheme="minorBidi" w:cstheme="minorBidi"/>
+          <w:b/>
+          <w:bCs/>
           <w:sz w:val="18"/>
           <w:szCs w:val="18"/>
         </w:rPr>
@@ -2140,7 +2551,7 @@
           <w:sz w:val="18"/>
           <w:szCs w:val="18"/>
         </w:rPr>
-        <w:t>LA</w:t>
+        <w:t>DECLARA EN FORMA EXPRESA TENER PERFECTO CONOCIMIENTO DEL ESTADO Y SITUACIÓN EN LA QUE SE ENCUENTRA EL TÍTULO DE PROPIEDAD DEL INMUEBLE MATERIA DE VENTA.</w:t>
       </w:r>
       <w:r>
         <w:rPr>
@@ -2150,13 +2561,35 @@
         </w:rPr>
         <w:t xml:space="preserve"> </w:t>
       </w:r>
-      <w:r>
-        <w:rPr>
-          <w:rFonts w:asciiTheme="minorBidi" w:hAnsiTheme="minorBidi" w:cstheme="minorBidi"/>
-          <w:sz w:val="18"/>
-          <w:szCs w:val="18"/>
-        </w:rPr>
-        <w:t>ENTREGA</w:t>
+    </w:p>
+    <w:p>
+      <w:pPr>
+        <w:pStyle w:val="NormalWeb"/>
+        <w:spacing w:before="0" w:beforeAutospacing="0" w:after="0" w:afterAutospacing="0" w:line="336" w:lineRule="auto"/>
+        <w:jc w:val="both"/>
+        <w:rPr>
+          <w:rFonts w:asciiTheme="minorBidi" w:hAnsiTheme="minorBidi" w:cstheme="minorBidi"/>
+          <w:sz w:val="18"/>
+          <w:szCs w:val="18"/>
+        </w:rPr>
+      </w:pPr>
+      <w:r>
+        <w:rPr>
+          <w:rFonts w:asciiTheme="minorBidi" w:hAnsiTheme="minorBidi" w:cstheme="minorBidi"/>
+          <w:b/>
+          <w:bCs/>
+          <w:sz w:val="18"/>
+          <w:szCs w:val="18"/>
+        </w:rPr>
+        <w:t>OCTAVA</w:t>
+      </w:r>
+      <w:r>
+        <w:rPr>
+          <w:rFonts w:asciiTheme="minorBidi" w:hAnsiTheme="minorBidi" w:cstheme="minorBidi"/>
+          <w:sz w:val="18"/>
+          <w:szCs w:val="18"/>
+        </w:rPr>
+        <w:t>.-</w:t>
       </w:r>
       <w:r>
         <w:rPr>
@@ -2172,7 +2605,7 @@
           <w:sz w:val="18"/>
           <w:szCs w:val="18"/>
         </w:rPr>
-        <w:t>DE</w:t>
+        <w:t>DEL CUMPLIMIENTO DE LA CONDICION Y DERECHOS QUE COMPRENDEN LA VENTA.</w:t>
       </w:r>
       <w:r>
         <w:rPr>
@@ -2188,7 +2621,63 @@
           <w:sz w:val="18"/>
           <w:szCs w:val="18"/>
         </w:rPr>
-        <w:t>LOS</w:t>
+        <w:t>LA COMPRAVENTA</w:t>
+      </w:r>
+      <w:r>
+        <w:rPr>
+          <w:rFonts w:asciiTheme="minorBidi" w:hAnsiTheme="minorBidi" w:cstheme="minorBidi"/>
+          <w:sz w:val="18"/>
+          <w:szCs w:val="18"/>
+        </w:rPr>
+        <w:t xml:space="preserve"> SURTIRÁ TODOS SUS EFECTOS, UNA VEZ ACREDITADA LA </w:t>
+      </w:r>
+      <w:r>
+        <w:rPr>
+          <w:rFonts w:asciiTheme="minorBidi" w:hAnsiTheme="minorBidi" w:cstheme="minorBidi"/>
+          <w:sz w:val="18"/>
+          <w:szCs w:val="18"/>
+        </w:rPr>
+        <w:t xml:space="preserve">INDEPENDIZACION </w:t>
+      </w:r>
+      <w:r>
+        <w:rPr>
+          <w:rFonts w:asciiTheme="minorBidi" w:hAnsiTheme="minorBidi" w:cstheme="minorBidi"/>
+          <w:sz w:val="18"/>
+          <w:szCs w:val="18"/>
+        </w:rPr>
+        <w:t>DEL INMUEBLE EN LOS REGISTROS PUBLICOS</w:t>
+      </w:r>
+      <w:r>
+        <w:rPr>
+          <w:rFonts w:asciiTheme="minorBidi" w:hAnsiTheme="minorBidi" w:cstheme="minorBidi"/>
+          <w:sz w:val="18"/>
+          <w:szCs w:val="18"/>
+        </w:rPr>
+        <w:t>;</w:t>
+      </w:r>
+      <w:r>
+        <w:rPr>
+          <w:rFonts w:asciiTheme="minorBidi" w:hAnsiTheme="minorBidi" w:cstheme="minorBidi"/>
+          <w:sz w:val="18"/>
+          <w:szCs w:val="18"/>
+        </w:rPr>
+        <w:t xml:space="preserve"> DICHA TRANSFERENCIA DE PROPIEDAD, COMPRENDERA TODOS LOS DERECHOS INHERENTES A ÉSTA (ENTRADAS, SALIDAS, </w:t>
+      </w:r>
+      <w:r>
+        <w:rPr>
+          <w:rFonts w:asciiTheme="minorBidi" w:hAnsiTheme="minorBidi" w:cstheme="minorBidi"/>
+          <w:sz w:val="18"/>
+          <w:szCs w:val="18"/>
+        </w:rPr>
+        <w:t xml:space="preserve">AIRES, </w:t>
+      </w:r>
+      <w:r>
+        <w:rPr>
+          <w:rFonts w:asciiTheme="minorBidi" w:hAnsiTheme="minorBidi" w:cstheme="minorBidi"/>
+          <w:sz w:val="18"/>
+          <w:szCs w:val="18"/>
+        </w:rPr>
+        <w:t>USOS, COSTUMBRES, SERVIDUMBRES) Y TODO CUANTO DE HECHO O POR DERECHO LE CORRESPONDE Y ES INHERENTE A AQUELLO QUE SE VENDE, SIN RESERVA NI LIMITACIÓN ALGUNA.</w:t>
       </w:r>
       <w:r>
         <w:rPr>
@@ -2198,21 +2687,55 @@
         </w:rPr>
         <w:t xml:space="preserve"> </w:t>
       </w:r>
-      <w:r>
-        <w:rPr>
-          <w:rFonts w:asciiTheme="minorBidi" w:hAnsiTheme="minorBidi" w:cstheme="minorBidi"/>
-          <w:sz w:val="18"/>
-          <w:szCs w:val="18"/>
-        </w:rPr>
-        <w:t>INMUEBLES</w:t>
-      </w:r>
-      <w:r>
-        <w:rPr>
-          <w:rFonts w:asciiTheme="minorBidi" w:hAnsiTheme="minorBidi" w:cstheme="minorBidi"/>
-          <w:sz w:val="18"/>
-          <w:szCs w:val="18"/>
-        </w:rPr>
-        <w:t xml:space="preserve"> Y</w:t>
+    </w:p>
+    <w:p>
+      <w:pPr>
+        <w:pStyle w:val="NormalWeb"/>
+        <w:spacing w:before="0" w:beforeAutospacing="0" w:after="0" w:afterAutospacing="0" w:line="336" w:lineRule="auto"/>
+        <w:jc w:val="both"/>
+        <w:rPr>
+          <w:rFonts w:asciiTheme="minorBidi" w:hAnsiTheme="minorBidi" w:cstheme="minorBidi"/>
+          <w:sz w:val="18"/>
+          <w:szCs w:val="18"/>
+        </w:rPr>
+      </w:pPr>
+      <w:r>
+        <w:rPr>
+          <w:rFonts w:asciiTheme="minorBidi" w:hAnsiTheme="minorBidi" w:cstheme="minorBidi"/>
+          <w:b/>
+          <w:bCs/>
+          <w:sz w:val="18"/>
+          <w:szCs w:val="18"/>
+        </w:rPr>
+        <w:t>NOVENA</w:t>
+      </w:r>
+      <w:r>
+        <w:rPr>
+          <w:rFonts w:asciiTheme="minorBidi" w:hAnsiTheme="minorBidi" w:cstheme="minorBidi"/>
+          <w:sz w:val="18"/>
+          <w:szCs w:val="18"/>
+        </w:rPr>
+        <w:t xml:space="preserve">.- EQUIVALENCIA ENTRE EL PRECIO Y EL BIEN MATERIA DE VENTA: </w:t>
+      </w:r>
+    </w:p>
+    <w:p>
+      <w:pPr>
+        <w:pStyle w:val="NormalWeb"/>
+        <w:spacing w:before="0" w:beforeAutospacing="0" w:after="0" w:afterAutospacing="0" w:line="336" w:lineRule="auto"/>
+        <w:jc w:val="both"/>
+        <w:rPr>
+          <w:rFonts w:asciiTheme="minorBidi" w:hAnsiTheme="minorBidi" w:cstheme="minorBidi"/>
+          <w:sz w:val="18"/>
+          <w:szCs w:val="18"/>
+        </w:rPr>
+      </w:pPr>
+      <w:r>
+        <w:rPr>
+          <w:rFonts w:asciiTheme="minorBidi" w:hAnsiTheme="minorBidi" w:cstheme="minorBidi"/>
+          <w:sz w:val="18"/>
+          <w:szCs w:val="18"/>
+        </w:rPr>
+        <w:t>AMBAS PARTES DECLARAN QUE EL PRECIO</w:t>
       </w:r>
       <w:r>
         <w:rPr>
@@ -2228,7 +2751,7 @@
           <w:sz w:val="18"/>
           <w:szCs w:val="18"/>
         </w:rPr>
-        <w:t>LA INDEPENDIZACION:</w:t>
+        <w:t>ES EL JUSTO Y EQUIVALENTE AL BIEN FUTURO MATERIA DE VENTA, POR LO QUE SE EFECTUAN MUTUA Y RECIPROCA DONACION EN CASO DE EXISTIR EXCESO,</w:t>
       </w:r>
       <w:r>
         <w:rPr>
@@ -2238,11 +2761,27 @@
         </w:rPr>
         <w:t xml:space="preserve"> </w:t>
       </w:r>
+      <w:r>
+        <w:rPr>
+          <w:rFonts w:asciiTheme="minorBidi" w:hAnsiTheme="minorBidi" w:cstheme="minorBidi"/>
+          <w:sz w:val="18"/>
+          <w:szCs w:val="18"/>
+        </w:rPr>
+        <w:t>EN ESE SENTIDO NO HABRÁ LUGAR A REEMBOLSO NI COMPENSACIÓN POR NINGUNA DE LAS PARTES SI EL INMUEBLE DE QUE SE TRATA TUVIERE DENTRO DE SUS LINDEROS MAYOR O MENOR EXTENSIÓN/ES DE LO QUE SE INDIQUE EN LA PARTIDA REGISTRAL DONDE SE INSCRIBA EL MISMO UNA VEZ CONCLUIDA LA EDIFICACIÓN. LAS PARTES ACUERDAN QUE LA VARIACIÓN DEL AREA DE EL INMUEBLE SE REALIZARÁ Y REGULARÁ CONFORME AL ORDENAMIENTO JURÍDICO NACIONAL.</w:t>
+      </w:r>
+      <w:r>
+        <w:rPr>
+          <w:rFonts w:asciiTheme="minorBidi" w:hAnsiTheme="minorBidi" w:cstheme="minorBidi"/>
+          <w:sz w:val="18"/>
+          <w:szCs w:val="18"/>
+        </w:rPr>
+        <w:t xml:space="preserve"> </w:t>
+      </w:r>
     </w:p>
     <w:p>
       <w:pPr>
         <w:pStyle w:val="NormalWeb"/>
-        <w:spacing w:before="0" w:beforeAutospacing="0" w:after="0" w:afterAutospacing="0" w:line="324" w:lineRule="auto"/>
+        <w:spacing w:before="0" w:beforeAutospacing="0" w:after="0" w:afterAutospacing="0" w:line="336" w:lineRule="auto"/>
         <w:jc w:val="both"/>
         <w:rPr>
           <w:rFonts w:asciiTheme="minorBidi" w:hAnsiTheme="minorBidi" w:cstheme="minorBidi"/>
@@ -2253,36 +2792,20 @@
       <w:r>
         <w:rPr>
           <w:rFonts w:asciiTheme="minorBidi" w:hAnsiTheme="minorBidi" w:cstheme="minorBidi"/>
-          <w:sz w:val="18"/>
-          <w:szCs w:val="18"/>
-        </w:rPr>
-        <w:t xml:space="preserve">- </w:t>
-      </w:r>
-      <w:r>
-        <w:rPr>
-          <w:rFonts w:asciiTheme="minorBidi" w:hAnsiTheme="minorBidi" w:cstheme="minorBidi"/>
-          <w:b/>
-          <w:bCs/>
-          <w:sz w:val="18"/>
-          <w:szCs w:val="18"/>
-        </w:rPr>
-        <w:t>LA VENDEDORA</w:t>
-      </w:r>
-      <w:r>
-        <w:rPr>
-          <w:rFonts w:asciiTheme="minorBidi" w:hAnsiTheme="minorBidi" w:cstheme="minorBidi"/>
-          <w:sz w:val="18"/>
-          <w:szCs w:val="18"/>
-        </w:rPr>
-        <w:t xml:space="preserve"> SE OBLIGA A ENTREGAR EL INMUEBLE OBJETO DEL PRESENTE CONTRATO A</w:t>
-      </w:r>
-      <w:r>
-        <w:rPr>
-          <w:rFonts w:asciiTheme="minorBidi" w:hAnsiTheme="minorBidi" w:cstheme="minorBidi"/>
-          <w:sz w:val="18"/>
-          <w:szCs w:val="18"/>
-        </w:rPr>
-        <w:t xml:space="preserve"> FAVOR DE</w:t>
+          <w:b/>
+          <w:bCs/>
+          <w:sz w:val="18"/>
+          <w:szCs w:val="18"/>
+        </w:rPr>
+        <w:t>DECIMA</w:t>
+      </w:r>
+      <w:r>
+        <w:rPr>
+          <w:rFonts w:asciiTheme="minorBidi" w:hAnsiTheme="minorBidi" w:cstheme="minorBidi"/>
+          <w:sz w:val="18"/>
+          <w:szCs w:val="18"/>
+        </w:rPr>
+        <w:t>.- DECLARACION DE LAS PARTES:</w:t>
       </w:r>
       <w:r>
         <w:rPr>
@@ -2298,66 +2821,479 @@
           <w:sz w:val="18"/>
           <w:szCs w:val="18"/>
         </w:rPr>
-        <w:t>LOS COMPRADORES</w:t>
-      </w:r>
-      <w:r>
-        <w:rPr>
-          <w:rFonts w:asciiTheme="minorBidi" w:hAnsiTheme="minorBidi" w:cstheme="minorBidi"/>
-          <w:sz w:val="18"/>
-          <w:szCs w:val="18"/>
-        </w:rPr>
-        <w:t xml:space="preserve">, UNA VEZ REALIZADA LA INDEPENDIZACIÓN DE EL INMUEBLE OBJETO DEL PRESENTE CONTRATO EN EL REGISTRO PÚBLICO PERTINENTE, Y TOTALMENTE SANEADO, PARA CUYOS EFECTOS, LAS PARTES ACUERDAN </w:t>
-      </w:r>
-      <w:r>
-        <w:rPr>
-          <w:rFonts w:asciiTheme="minorBidi" w:hAnsiTheme="minorBidi" w:cstheme="minorBidi"/>
-          <w:sz w:val="18"/>
-          <w:szCs w:val="18"/>
-        </w:rPr>
-        <w:t>PRELIMINARMENTE</w:t>
-      </w:r>
-      <w:r>
-        <w:rPr>
-          <w:rFonts w:asciiTheme="minorBidi" w:hAnsiTheme="minorBidi" w:cstheme="minorBidi"/>
-          <w:sz w:val="18"/>
-          <w:szCs w:val="18"/>
-        </w:rPr>
-        <w:t xml:space="preserve"> COMO FECHA DE </w:t>
-      </w:r>
-      <w:r>
-        <w:rPr>
-          <w:rFonts w:asciiTheme="minorBidi" w:hAnsiTheme="minorBidi" w:cstheme="minorBidi"/>
+        <w:t xml:space="preserve"> </w:t>
+      </w:r>
+    </w:p>
+    <w:p>
+      <w:pPr>
+        <w:pStyle w:val="NormalWeb"/>
+        <w:spacing w:before="0" w:beforeAutospacing="0" w:after="0" w:afterAutospacing="0" w:line="336" w:lineRule="auto"/>
+        <w:jc w:val="both"/>
+        <w:rPr>
+          <w:rFonts w:asciiTheme="minorBidi" w:hAnsiTheme="minorBidi" w:cstheme="minorBidi"/>
+          <w:sz w:val="18"/>
+          <w:szCs w:val="18"/>
+        </w:rPr>
+      </w:pPr>
+      <w:r>
+        <w:rPr>
+          <w:rFonts w:asciiTheme="minorBidi" w:hAnsiTheme="minorBidi" w:cstheme="minorBidi"/>
+          <w:sz w:val="18"/>
+          <w:szCs w:val="18"/>
+        </w:rPr>
+        <w:t>10</w:t>
+      </w:r>
+      <w:r>
+        <w:rPr>
+          <w:rFonts w:asciiTheme="minorBidi" w:hAnsiTheme="minorBidi" w:cstheme="minorBidi"/>
+          <w:sz w:val="18"/>
+          <w:szCs w:val="18"/>
+        </w:rPr>
+        <w:t>.1.- LAS PARTES DECLARAN CONOCER Y RESPETAR LO PREVISTO Y DISPUESTO EN EL DECRETO LEGISLATIVO N°776 PUBLICADO EL DÍA 31 DE DICIEMBRE DE 1993 EN EL DIARIO OFICIAL EL PERUANO, EN TAL SENTIDO DEJAN</w:t>
+      </w:r>
+      <w:r>
+        <w:rPr>
+          <w:rFonts w:asciiTheme="minorBidi" w:hAnsiTheme="minorBidi" w:cstheme="minorBidi"/>
+          <w:sz w:val="18"/>
+          <w:szCs w:val="18"/>
+        </w:rPr>
+        <w:t xml:space="preserve"> </w:t>
+      </w:r>
+      <w:r>
+        <w:rPr>
+          <w:rFonts w:asciiTheme="minorBidi" w:hAnsiTheme="minorBidi" w:cstheme="minorBidi"/>
+          <w:sz w:val="18"/>
+          <w:szCs w:val="18"/>
+        </w:rPr>
+        <w:t>CONSTANCIA QUE.</w:t>
+      </w:r>
+      <w:r>
+        <w:rPr>
+          <w:rFonts w:asciiTheme="minorBidi" w:hAnsiTheme="minorBidi" w:cstheme="minorBidi"/>
+          <w:sz w:val="18"/>
+          <w:szCs w:val="18"/>
+        </w:rPr>
+        <w:t xml:space="preserve"> </w:t>
+      </w:r>
+    </w:p>
+    <w:p>
+      <w:pPr>
+        <w:pStyle w:val="NormalWeb"/>
+        <w:spacing w:before="0" w:beforeAutospacing="0" w:after="0" w:afterAutospacing="0" w:line="336" w:lineRule="auto"/>
+        <w:jc w:val="both"/>
+        <w:rPr>
+          <w:rFonts w:asciiTheme="minorBidi" w:hAnsiTheme="minorBidi" w:cstheme="minorBidi"/>
+          <w:sz w:val="18"/>
+          <w:szCs w:val="18"/>
+        </w:rPr>
+      </w:pPr>
+      <w:r>
+        <w:rPr>
+          <w:rFonts w:asciiTheme="minorBidi" w:hAnsiTheme="minorBidi" w:cstheme="minorBidi"/>
+          <w:sz w:val="18"/>
+          <w:szCs w:val="18"/>
+        </w:rPr>
+        <w:t>10</w:t>
+      </w:r>
+      <w:r>
+        <w:rPr>
+          <w:rFonts w:asciiTheme="minorBidi" w:hAnsiTheme="minorBidi" w:cstheme="minorBidi"/>
+          <w:sz w:val="18"/>
+          <w:szCs w:val="18"/>
+        </w:rPr>
+        <w:t xml:space="preserve">.1.1- CON RELACIÓN AL IMPUESTO PREDIAL </w:t>
+      </w:r>
+      <w:r>
+        <w:rPr>
+          <w:rFonts w:asciiTheme="minorBidi" w:hAnsiTheme="minorBidi" w:cstheme="minorBidi"/>
+          <w:sz w:val="18"/>
+          <w:szCs w:val="18"/>
+        </w:rPr>
+        <w:t>«COMPRADOR»</w:t>
+      </w:r>
+      <w:r>
+        <w:rPr>
+          <w:rFonts w:asciiTheme="minorBidi" w:hAnsiTheme="minorBidi" w:cstheme="minorBidi"/>
+          <w:sz w:val="18"/>
+          <w:szCs w:val="18"/>
+        </w:rPr>
+        <w:t xml:space="preserve"> </w:t>
+      </w:r>
+      <w:r>
+        <w:rPr>
+          <w:rFonts w:asciiTheme="minorBidi" w:hAnsiTheme="minorBidi" w:cstheme="minorBidi"/>
+          <w:sz w:val="18"/>
+          <w:szCs w:val="18"/>
+        </w:rPr>
+        <w:t>ASUMIRÁ LA CONDICIÓN DE CONTRIBUYENTE A PARTIR DEL AÑO SIGUIENTE DE CELEBRADO EL PRESENTE CONTRATO DEFINITIVO, SIENDO CUALQUIER MONTO CORRESPONDIENTE A ESTE IMPUESTO POR PERIODOS ANTERIORES RESPONSABILIDAD DE LA VENDEDORA.</w:t>
+      </w:r>
+      <w:r>
+        <w:rPr>
+          <w:rFonts w:asciiTheme="minorBidi" w:hAnsiTheme="minorBidi" w:cstheme="minorBidi"/>
+          <w:sz w:val="18"/>
+          <w:szCs w:val="18"/>
+        </w:rPr>
+        <w:t xml:space="preserve"> </w:t>
+      </w:r>
+    </w:p>
+    <w:p>
+      <w:pPr>
+        <w:pStyle w:val="NormalWeb"/>
+        <w:spacing w:before="0" w:beforeAutospacing="0" w:after="0" w:afterAutospacing="0" w:line="336" w:lineRule="auto"/>
+        <w:jc w:val="both"/>
+        <w:rPr>
+          <w:rFonts w:asciiTheme="minorBidi" w:hAnsiTheme="minorBidi" w:cstheme="minorBidi"/>
+          <w:sz w:val="18"/>
+          <w:szCs w:val="18"/>
+        </w:rPr>
+      </w:pPr>
+      <w:r>
+        <w:rPr>
+          <w:rFonts w:asciiTheme="minorBidi" w:hAnsiTheme="minorBidi" w:cstheme="minorBidi"/>
+          <w:sz w:val="18"/>
+          <w:szCs w:val="18"/>
+        </w:rPr>
+        <w:t>10</w:t>
+      </w:r>
+      <w:r>
+        <w:rPr>
+          <w:rFonts w:asciiTheme="minorBidi" w:hAnsiTheme="minorBidi" w:cstheme="minorBidi"/>
+          <w:sz w:val="18"/>
+          <w:szCs w:val="18"/>
+        </w:rPr>
+        <w:t xml:space="preserve">.1.2.- CORRESPONDE A </w:t>
+      </w:r>
+      <w:r>
+        <w:rPr>
+          <w:rFonts w:asciiTheme="minorBidi" w:hAnsiTheme="minorBidi" w:cstheme="minorBidi"/>
+          <w:sz w:val="18"/>
+          <w:szCs w:val="18"/>
+        </w:rPr>
+        <w:t>«COMPRADOR»</w:t>
+      </w:r>
+      <w:r>
+        <w:rPr>
+          <w:rFonts w:asciiTheme="minorBidi" w:hAnsiTheme="minorBidi" w:cstheme="minorBidi"/>
+          <w:sz w:val="18"/>
+          <w:szCs w:val="18"/>
+        </w:rPr>
+        <w:t xml:space="preserve"> </w:t>
+      </w:r>
+      <w:r>
+        <w:rPr>
+          <w:rFonts w:asciiTheme="minorBidi" w:hAnsiTheme="minorBidi" w:cstheme="minorBidi"/>
+          <w:sz w:val="18"/>
+          <w:szCs w:val="18"/>
+        </w:rPr>
+        <w:t>EL PAGO DE IMPUESTO DE ALCABALA AL QUE HUBIERE LUGAR</w:t>
+      </w:r>
+      <w:r>
+        <w:rPr>
+          <w:rFonts w:asciiTheme="minorBidi" w:hAnsiTheme="minorBidi" w:cstheme="minorBidi"/>
+          <w:sz w:val="18"/>
+          <w:szCs w:val="18"/>
+        </w:rPr>
+        <w:t xml:space="preserve">. </w:t>
+      </w:r>
+    </w:p>
+    <w:p>
+      <w:pPr>
+        <w:pStyle w:val="NormalWeb"/>
+        <w:spacing w:before="0" w:beforeAutospacing="0" w:after="0" w:afterAutospacing="0" w:line="336" w:lineRule="auto"/>
+        <w:jc w:val="both"/>
+        <w:rPr>
+          <w:rFonts w:asciiTheme="minorBidi" w:hAnsiTheme="minorBidi" w:cstheme="minorBidi"/>
+          <w:sz w:val="18"/>
+          <w:szCs w:val="18"/>
+        </w:rPr>
+      </w:pPr>
+      <w:r>
+        <w:rPr>
+          <w:rFonts w:asciiTheme="minorBidi" w:hAnsiTheme="minorBidi" w:cstheme="minorBidi"/>
+          <w:sz w:val="18"/>
+          <w:szCs w:val="18"/>
+        </w:rPr>
+        <w:t>10</w:t>
+      </w:r>
+      <w:r>
+        <w:rPr>
+          <w:rFonts w:asciiTheme="minorBidi" w:hAnsiTheme="minorBidi" w:cstheme="minorBidi"/>
+          <w:sz w:val="18"/>
+          <w:szCs w:val="18"/>
+        </w:rPr>
+        <w:t>.2.- LA VENDEDORA SE OBLIGA TRAMITAR LAS CONSTANCIAS DE NO ADEUDOS DEL IMPUESTO PREDIAL CORRESPONDIENTE AL AÑO DE LA TRANSFERENCIA</w:t>
+      </w:r>
+      <w:r>
+        <w:rPr>
+          <w:rFonts w:asciiTheme="minorBidi" w:hAnsiTheme="minorBidi" w:cstheme="minorBidi"/>
+          <w:sz w:val="18"/>
+          <w:szCs w:val="18"/>
+        </w:rPr>
+        <w:t xml:space="preserve">. </w:t>
+      </w:r>
+    </w:p>
+    <w:p>
+      <w:pPr>
+        <w:pStyle w:val="NormalWeb"/>
+        <w:spacing w:before="0" w:beforeAutospacing="0" w:after="0" w:afterAutospacing="0" w:line="336" w:lineRule="auto"/>
+        <w:jc w:val="both"/>
+        <w:rPr>
+          <w:rFonts w:asciiTheme="minorBidi" w:hAnsiTheme="minorBidi" w:cstheme="minorBidi"/>
+          <w:sz w:val="18"/>
+          <w:szCs w:val="18"/>
+        </w:rPr>
+      </w:pPr>
+      <w:r>
+        <w:rPr>
+          <w:rFonts w:asciiTheme="minorBidi" w:hAnsiTheme="minorBidi" w:cstheme="minorBidi"/>
+          <w:sz w:val="18"/>
+          <w:szCs w:val="18"/>
+        </w:rPr>
+        <w:t>10</w:t>
+      </w:r>
+      <w:r>
+        <w:rPr>
+          <w:rFonts w:asciiTheme="minorBidi" w:hAnsiTheme="minorBidi" w:cstheme="minorBidi"/>
+          <w:sz w:val="18"/>
+          <w:szCs w:val="18"/>
+        </w:rPr>
+        <w:t xml:space="preserve">.3.- LA VENDEDORA, DECLARA QUE SOBRE EL INMUEBLE QUE ENAJENA NO PESA HIPOTECA, CARGA, GRAVAMEN, MEDIDA JUDICIAL O EXTRAJUDICIAL QUE LIMITE SU LIBRE DISPOSICIÓN, NO </w:t>
+      </w:r>
+      <w:r>
+        <w:rPr>
+          <w:rFonts w:asciiTheme="minorBidi" w:hAnsiTheme="minorBidi" w:cstheme="minorBidi"/>
+          <w:sz w:val="18"/>
+          <w:szCs w:val="18"/>
+        </w:rPr>
+        <w:t>OBSTANTE,</w:t>
+      </w:r>
+      <w:r>
+        <w:rPr>
+          <w:rFonts w:asciiTheme="minorBidi" w:hAnsiTheme="minorBidi" w:cstheme="minorBidi"/>
+          <w:sz w:val="18"/>
+          <w:szCs w:val="18"/>
+        </w:rPr>
+        <w:t xml:space="preserve"> ELLO SE OBLIGA AL</w:t>
+      </w:r>
+      <w:r>
+        <w:rPr>
+          <w:rFonts w:asciiTheme="minorBidi" w:hAnsiTheme="minorBidi" w:cstheme="minorBidi"/>
+          <w:sz w:val="18"/>
+          <w:szCs w:val="18"/>
+        </w:rPr>
+        <w:t xml:space="preserve"> </w:t>
+      </w:r>
+      <w:r>
+        <w:rPr>
+          <w:rFonts w:asciiTheme="minorBidi" w:hAnsiTheme="minorBidi" w:cstheme="minorBidi"/>
+          <w:sz w:val="18"/>
+          <w:szCs w:val="18"/>
+        </w:rPr>
+        <w:t>SANEAMIENTO DE LEY</w:t>
+      </w:r>
+      <w:r>
+        <w:rPr>
+          <w:rFonts w:asciiTheme="minorBidi" w:hAnsiTheme="minorBidi" w:cstheme="minorBidi"/>
+          <w:sz w:val="18"/>
+          <w:szCs w:val="18"/>
+        </w:rPr>
+        <w:t xml:space="preserve">. </w:t>
+      </w:r>
+    </w:p>
+    <w:p>
+      <w:pPr>
+        <w:pStyle w:val="NormalWeb"/>
+        <w:spacing w:before="0" w:beforeAutospacing="0" w:after="0" w:afterAutospacing="0" w:line="336" w:lineRule="auto"/>
+        <w:jc w:val="both"/>
+        <w:rPr>
+          <w:rFonts w:asciiTheme="minorBidi" w:hAnsiTheme="minorBidi" w:cstheme="minorBidi"/>
+          <w:sz w:val="18"/>
+          <w:szCs w:val="18"/>
+        </w:rPr>
+      </w:pPr>
+      <w:r>
+        <w:rPr>
+          <w:rFonts w:asciiTheme="minorBidi" w:hAnsiTheme="minorBidi" w:cstheme="minorBidi"/>
+          <w:sz w:val="18"/>
+          <w:szCs w:val="18"/>
+        </w:rPr>
+        <w:t>10</w:t>
+      </w:r>
+      <w:r>
+        <w:rPr>
+          <w:rFonts w:asciiTheme="minorBidi" w:hAnsiTheme="minorBidi" w:cstheme="minorBidi"/>
+          <w:sz w:val="18"/>
+          <w:szCs w:val="18"/>
+        </w:rPr>
+        <w:t>.4.- AMBAS PARTES, DECLARAN QUE CELEBRAN EL PRESENTE CONTRATO VOLUNTARIAMENTE Y SIN COACCION ALGUNA Y QUE NO HA MEDIADO ERROR, DOLO, SIMULACION O VICIO ALGUNO QUE PUDIERA INVALIDAR EL ACTO.</w:t>
+      </w:r>
+      <w:r>
+        <w:rPr>
+          <w:rFonts w:asciiTheme="minorBidi" w:hAnsiTheme="minorBidi" w:cstheme="minorBidi"/>
+          <w:sz w:val="18"/>
+          <w:szCs w:val="18"/>
+        </w:rPr>
+        <w:t xml:space="preserve"> </w:t>
+      </w:r>
+    </w:p>
+    <w:p>
+      <w:pPr>
+        <w:pStyle w:val="NormalWeb"/>
+        <w:spacing w:before="0" w:beforeAutospacing="0" w:after="0" w:afterAutospacing="0" w:line="336" w:lineRule="auto"/>
+        <w:jc w:val="both"/>
+        <w:rPr>
+          <w:rFonts w:asciiTheme="minorBidi" w:hAnsiTheme="minorBidi" w:cstheme="minorBidi"/>
+          <w:sz w:val="18"/>
+          <w:szCs w:val="18"/>
+        </w:rPr>
+      </w:pPr>
+      <w:r>
+        <w:rPr>
+          <w:rFonts w:asciiTheme="minorBidi" w:hAnsiTheme="minorBidi" w:cstheme="minorBidi"/>
+          <w:b/>
+          <w:bCs/>
+          <w:sz w:val="18"/>
+          <w:szCs w:val="18"/>
+        </w:rPr>
+        <w:t>DECIMA PRIMERA</w:t>
+      </w:r>
+      <w:r>
+        <w:rPr>
+          <w:rFonts w:asciiTheme="minorBidi" w:hAnsiTheme="minorBidi" w:cstheme="minorBidi"/>
+          <w:sz w:val="18"/>
+          <w:szCs w:val="18"/>
+        </w:rPr>
+        <w:t xml:space="preserve">.- LOS GASTOS NOTARIALES, REGISTRALES QUE ORIGINE EL PERFECCIONAMIENTO DE ESTE CONTRATO, SERÁN DE CUENTA EXCLUSIVA DE </w:t>
+      </w:r>
+      <w:r>
+        <w:rPr>
+          <w:rFonts w:asciiTheme="minorBidi" w:hAnsiTheme="minorBidi" w:cstheme="minorBidi"/>
+          <w:sz w:val="18"/>
+          <w:szCs w:val="18"/>
+        </w:rPr>
+        <w:t>«COMPRADOR»</w:t>
+      </w:r>
+      <w:r>
+        <w:rPr>
+          <w:rFonts w:asciiTheme="minorBidi" w:hAnsiTheme="minorBidi" w:cstheme="minorBidi"/>
+          <w:sz w:val="18"/>
+          <w:szCs w:val="18"/>
+        </w:rPr>
+        <w:t xml:space="preserve">. </w:t>
+      </w:r>
+    </w:p>
+    <w:p>
+      <w:pPr>
+        <w:pStyle w:val="NormalWeb"/>
+        <w:spacing w:before="0" w:beforeAutospacing="0" w:after="0" w:afterAutospacing="0" w:line="336" w:lineRule="auto"/>
+        <w:jc w:val="both"/>
+        <w:rPr>
+          <w:rFonts w:asciiTheme="minorBidi" w:hAnsiTheme="minorBidi" w:cstheme="minorBidi"/>
+          <w:bCs/>
+          <w:sz w:val="18"/>
+          <w:szCs w:val="18"/>
+        </w:rPr>
+      </w:pPr>
+      <w:r>
+        <w:rPr>
+          <w:rFonts w:asciiTheme="minorBidi" w:hAnsiTheme="minorBidi" w:cstheme="minorBidi"/>
+          <w:b/>
+          <w:bCs/>
+          <w:sz w:val="18"/>
+          <w:szCs w:val="18"/>
+        </w:rPr>
+        <w:t>DECIM</w:t>
+      </w:r>
+      <w:r>
+        <w:rPr>
+          <w:rFonts w:asciiTheme="minorBidi" w:hAnsiTheme="minorBidi" w:cstheme="minorBidi"/>
+          <w:b/>
+          <w:bCs/>
+          <w:sz w:val="18"/>
+          <w:szCs w:val="18"/>
+        </w:rPr>
+        <w:t>A SEGUNDA</w:t>
+      </w:r>
+      <w:r>
+        <w:rPr>
+          <w:rFonts w:asciiTheme="minorBidi" w:hAnsiTheme="minorBidi" w:cstheme="minorBidi"/>
+          <w:sz w:val="18"/>
+          <w:szCs w:val="18"/>
+        </w:rPr>
+        <w:t xml:space="preserve">.- </w:t>
+      </w:r>
+      <w:r>
+        <w:rPr>
+          <w:rFonts w:asciiTheme="minorBidi" w:hAnsiTheme="minorBidi" w:cstheme="minorBidi"/>
+          <w:b/>
+          <w:bCs/>
+          <w:sz w:val="18"/>
+          <w:szCs w:val="18"/>
+          <w:u w:val="single"/>
+        </w:rPr>
+        <w:t xml:space="preserve">SOLUCION DE CONFLICTOS </w:t>
+      </w:r>
+    </w:p>
+    <w:p>
+      <w:pPr>
+        <w:pStyle w:val="NormalWeb"/>
+        <w:spacing w:before="0" w:beforeAutospacing="0" w:after="0" w:afterAutospacing="0" w:line="336" w:lineRule="auto"/>
+        <w:jc w:val="both"/>
+        <w:rPr>
+          <w:rFonts w:asciiTheme="minorBidi" w:hAnsiTheme="minorBidi" w:cstheme="minorBidi"/>
+          <w:sz w:val="18"/>
+          <w:szCs w:val="18"/>
+        </w:rPr>
+      </w:pPr>
+      <w:r>
+        <w:rPr>
+          <w:rFonts w:asciiTheme="minorBidi" w:hAnsiTheme="minorBidi" w:cstheme="minorBidi"/>
+          <w:bCs/>
           <w:sz w:val="18"/>
           <w:szCs w:val="18"/>
         </w:rPr>
         <w:lastRenderedPageBreak/>
-        <w:t xml:space="preserve">ENTREGA </w:t>
-      </w:r>
-      <w:r>
-        <w:rPr>
-          <w:rFonts w:asciiTheme="minorBidi" w:hAnsiTheme="minorBidi" w:cstheme="minorBidi"/>
-          <w:sz w:val="18"/>
-          <w:szCs w:val="18"/>
-        </w:rPr>
-        <w:t xml:space="preserve">EN </w:t>
-      </w:r>
-      <w:r>
-        <w:rPr>
-          <w:rFonts w:asciiTheme="minorBidi" w:hAnsiTheme="minorBidi" w:cstheme="minorBidi"/>
-          <w:b/>
-          <w:bCs/>
-          <w:sz w:val="18"/>
-          <w:szCs w:val="18"/>
-        </w:rPr>
-        <w:t xml:space="preserve">20 (VEINTE) </w:t>
-      </w:r>
-      <w:r>
-        <w:rPr>
-          <w:rFonts w:asciiTheme="minorBidi" w:hAnsiTheme="minorBidi" w:cstheme="minorBidi"/>
-          <w:sz w:val="18"/>
-          <w:szCs w:val="18"/>
-        </w:rPr>
-        <w:t>MESES CONTADOS A PARTIR DE LA SUSCRIPCION DE LA PRESENTE MINUTA</w:t>
+        <w:t xml:space="preserve">PARA EFECTOS DE CUALQUIER CONTROVERSIA QUE SE GENERE CON MOTIVO DE LA CELEBRACIÓN Y EJECUCIÓN DEL PRESENTE CONTRATO, LAS PARTES SE SOMETEN A LA COMPETENCIA TERRITORIAL DE LOS JUECES Y TRIBUNALES DE LA CIUDAD DE TRUJILLO, SEÑALANDO COMO SUS DOMICILIOS LOS CONSIGNADOS EN LAS ESPECIFICACIONES GENERALES DEL PRESENTE DOCUMENTO, EN DONDE SE LES HARÁ LLEGAR TODAS LAS COMUNICACIONES RELACIONADAS CON ESTE CONTRATO. EL CAMBIO DE DOMICILIO DE CUALQUIERA DE LAS PARTES SURTIRÁ EFECTO RESPECTO DE LA OTRA DESDE LA FECHA EN QUE SE LE COMUNIQUE NOTARIALMENTE DICHO CAMBIO. </w:t>
+      </w:r>
+    </w:p>
+    <w:p>
+      <w:pPr>
+        <w:pStyle w:val="NormalWeb"/>
+        <w:spacing w:before="0" w:beforeAutospacing="0" w:after="0" w:afterAutospacing="0" w:line="336" w:lineRule="auto"/>
+        <w:jc w:val="both"/>
+        <w:rPr>
+          <w:rFonts w:asciiTheme="minorBidi" w:hAnsiTheme="minorBidi" w:cstheme="minorBidi"/>
+          <w:sz w:val="18"/>
+          <w:szCs w:val="18"/>
+        </w:rPr>
+      </w:pPr>
+      <w:r>
+        <w:rPr>
+          <w:rFonts w:asciiTheme="minorBidi" w:hAnsiTheme="minorBidi" w:cstheme="minorBidi"/>
+          <w:b/>
+          <w:bCs/>
+          <w:sz w:val="18"/>
+          <w:szCs w:val="18"/>
+        </w:rPr>
+        <w:t xml:space="preserve">DECIMO </w:t>
+      </w:r>
+      <w:r>
+        <w:rPr>
+          <w:rFonts w:asciiTheme="minorBidi" w:hAnsiTheme="minorBidi" w:cstheme="minorBidi"/>
+          <w:b/>
+          <w:bCs/>
+          <w:sz w:val="18"/>
+          <w:szCs w:val="18"/>
+        </w:rPr>
+        <w:t>TERCERA</w:t>
+      </w:r>
+      <w:r>
+        <w:rPr>
+          <w:rFonts w:asciiTheme="minorBidi" w:hAnsiTheme="minorBidi" w:cstheme="minorBidi"/>
+          <w:sz w:val="18"/>
+          <w:szCs w:val="18"/>
+        </w:rPr>
+        <w:t>.- AMBAS PARTES CONTRATANTES DEBIDAMENTE ENTERADAS DE LAS CLÁUSULAS Y ESTIPULACIONES DEL PRESENTE CONTRATO LO ACEPTAN EN TODAS Y CADA UNA DE SUS PARTES OBLIGÁNDOSE A SU FIEL Y ESTRICTO CUMPLIMIENTO, SUSCRIBIENDO EL PRESENTE</w:t>
       </w:r>
       <w:r>
         <w:rPr>
@@ -2371,7 +3307,7 @@
     <w:p>
       <w:pPr>
         <w:pStyle w:val="NormalWeb"/>
-        <w:spacing w:before="0" w:beforeAutospacing="0" w:after="0" w:afterAutospacing="0" w:line="324" w:lineRule="auto"/>
+        <w:spacing w:before="0" w:beforeAutospacing="0" w:after="0" w:afterAutospacing="0" w:line="336" w:lineRule="auto"/>
         <w:jc w:val="both"/>
         <w:rPr>
           <w:rFonts w:asciiTheme="minorBidi" w:hAnsiTheme="minorBidi" w:cstheme="minorBidi"/>
@@ -2379,59 +3315,37 @@
           <w:szCs w:val="18"/>
         </w:rPr>
       </w:pPr>
-      <w:r>
-        <w:rPr>
-          <w:rFonts w:asciiTheme="minorBidi" w:hAnsiTheme="minorBidi" w:cstheme="minorBidi"/>
-          <w:sz w:val="18"/>
-          <w:szCs w:val="18"/>
-        </w:rPr>
-        <w:t>SIN PERJUICIO DE LO ANTERIOR, LAS PARTES ACUERDAN QUE EXCEPCIONALMENTE, LA FECHA MAXIMA DE ENTREGA PUEDE SER PRORROGADA O AMPLIADA HASTA POR TRES (03) MESES</w:t>
-      </w:r>
-      <w:r>
-        <w:rPr>
-          <w:rFonts w:asciiTheme="minorBidi" w:hAnsiTheme="minorBidi" w:cstheme="minorBidi"/>
-          <w:sz w:val="18"/>
-          <w:szCs w:val="18"/>
-        </w:rPr>
-        <w:t xml:space="preserve"> MÁS,</w:t>
-      </w:r>
-      <w:r>
-        <w:rPr>
-          <w:rFonts w:asciiTheme="minorBidi" w:hAnsiTheme="minorBidi" w:cstheme="minorBidi"/>
-          <w:sz w:val="18"/>
-          <w:szCs w:val="18"/>
-        </w:rPr>
-        <w:t xml:space="preserve"> CONTADOS A PARTIR DEL DÍA SIGUIENTE DE VENCIDO EL PLAZO SEÑALADO EN EL PÁRRAFO</w:t>
-      </w:r>
-      <w:r>
-        <w:rPr>
-          <w:rFonts w:asciiTheme="minorBidi" w:hAnsiTheme="minorBidi" w:cstheme="minorBidi"/>
-          <w:sz w:val="18"/>
-          <w:szCs w:val="18"/>
-        </w:rPr>
-        <w:t xml:space="preserve"> </w:t>
-      </w:r>
-      <w:r>
-        <w:rPr>
-          <w:rFonts w:asciiTheme="minorBidi" w:hAnsiTheme="minorBidi" w:cstheme="minorBidi"/>
-          <w:sz w:val="18"/>
-          <w:szCs w:val="18"/>
-        </w:rPr>
-        <w:t>ANTERIOR.</w:t>
-      </w:r>
-      <w:r>
-        <w:rPr>
-          <w:rFonts w:asciiTheme="minorBidi" w:hAnsiTheme="minorBidi" w:cstheme="minorBidi"/>
-          <w:sz w:val="18"/>
-          <w:szCs w:val="18"/>
-        </w:rPr>
-        <w:t xml:space="preserve"> </w:t>
-      </w:r>
-    </w:p>
+      <w:bookmarkStart w:id="1" w:name="_Hlk224335943"/>
+      <w:r>
+        <w:rPr>
+          <w:rFonts w:asciiTheme="minorBidi" w:hAnsiTheme="minorBidi" w:cstheme="minorBidi"/>
+          <w:sz w:val="18"/>
+          <w:szCs w:val="18"/>
+        </w:rPr>
+        <w:t>TRUJILLO, «</w:t>
+      </w:r>
+      <w:r>
+        <w:rPr>
+          <w:rFonts w:asciiTheme="minorBidi" w:hAnsiTheme="minorBidi" w:cstheme="minorBidi"/>
+          <w:sz w:val="18"/>
+          <w:szCs w:val="18"/>
+        </w:rPr>
+        <w:t>FECHA</w:t>
+      </w:r>
+      <w:r>
+        <w:rPr>
+          <w:rFonts w:asciiTheme="minorBidi" w:hAnsiTheme="minorBidi" w:cstheme="minorBidi"/>
+          <w:sz w:val="18"/>
+          <w:szCs w:val="18"/>
+        </w:rPr>
+        <w:t>».</w:t>
+      </w:r>
+    </w:p>
+    <w:bookmarkEnd w:id="1"/>
     <w:p>
       <w:pPr>
         <w:pStyle w:val="NormalWeb"/>
-        <w:spacing w:before="0" w:beforeAutospacing="0" w:after="0" w:afterAutospacing="0" w:line="324" w:lineRule="auto"/>
+        <w:spacing w:before="0" w:beforeAutospacing="0" w:after="0" w:afterAutospacing="0" w:line="336" w:lineRule="auto"/>
         <w:jc w:val="both"/>
         <w:rPr>
           <w:rFonts w:asciiTheme="minorBidi" w:hAnsiTheme="minorBidi" w:cstheme="minorBidi"/>
@@ -2439,962 +3353,11 @@
           <w:szCs w:val="18"/>
         </w:rPr>
       </w:pPr>
-      <w:proofErr w:type="gramStart"/>
-      <w:r>
-        <w:rPr>
-          <w:rFonts w:asciiTheme="minorBidi" w:hAnsiTheme="minorBidi" w:cstheme="minorBidi"/>
-          <w:b/>
-          <w:bCs/>
-          <w:sz w:val="18"/>
-          <w:szCs w:val="18"/>
-        </w:rPr>
-        <w:t>SETIMA</w:t>
-      </w:r>
-      <w:r>
-        <w:rPr>
-          <w:rFonts w:asciiTheme="minorBidi" w:hAnsiTheme="minorBidi" w:cstheme="minorBidi"/>
-          <w:sz w:val="18"/>
-          <w:szCs w:val="18"/>
-        </w:rPr>
-        <w:t>.-</w:t>
-      </w:r>
-      <w:proofErr w:type="gramEnd"/>
-      <w:r>
-        <w:rPr>
-          <w:rFonts w:asciiTheme="minorBidi" w:hAnsiTheme="minorBidi" w:cstheme="minorBidi"/>
-          <w:sz w:val="18"/>
-          <w:szCs w:val="18"/>
-        </w:rPr>
-        <w:t xml:space="preserve"> </w:t>
-      </w:r>
-      <w:r>
-        <w:rPr>
-          <w:rFonts w:asciiTheme="minorBidi" w:hAnsiTheme="minorBidi" w:cstheme="minorBidi"/>
-          <w:sz w:val="18"/>
-          <w:szCs w:val="18"/>
-        </w:rPr>
-        <w:t xml:space="preserve">AL MOMENTO DE CELEBRAR EL PRESENTE CONTRATO, </w:t>
-      </w:r>
-      <w:r>
-        <w:rPr>
-          <w:rFonts w:ascii="Arial" w:hAnsi="Arial" w:cs="Arial"/>
-          <w:b/>
-          <w:bCs/>
-          <w:sz w:val="18"/>
-          <w:szCs w:val="18"/>
-        </w:rPr>
-        <w:t>LOS COMPRADORES</w:t>
-      </w:r>
-      <w:r>
-        <w:rPr>
-          <w:rFonts w:asciiTheme="minorBidi" w:hAnsiTheme="minorBidi" w:cstheme="minorBidi"/>
-          <w:b/>
-          <w:bCs/>
-          <w:sz w:val="18"/>
-          <w:szCs w:val="18"/>
-        </w:rPr>
-        <w:t xml:space="preserve"> </w:t>
-      </w:r>
-      <w:r>
-        <w:rPr>
-          <w:rFonts w:asciiTheme="minorBidi" w:hAnsiTheme="minorBidi" w:cstheme="minorBidi"/>
-          <w:sz w:val="18"/>
-          <w:szCs w:val="18"/>
-        </w:rPr>
-        <w:t>DECLARA EN FORMA EXPRESA TENER PERFECTO CONOCIMIENTO DEL ESTADO Y SITUACIÓN EN LA QUE SE ENCUENTRA EL TÍTULO DE PROPIEDAD DEL INMUEBLE MATERIA DE VENTA.</w:t>
-      </w:r>
-      <w:r>
-        <w:rPr>
-          <w:rFonts w:asciiTheme="minorBidi" w:hAnsiTheme="minorBidi" w:cstheme="minorBidi"/>
-          <w:sz w:val="18"/>
-          <w:szCs w:val="18"/>
-        </w:rPr>
-        <w:t xml:space="preserve"> </w:t>
-      </w:r>
     </w:p>
     <w:p>
       <w:pPr>
         <w:pStyle w:val="NormalWeb"/>
-        <w:spacing w:before="0" w:beforeAutospacing="0" w:after="0" w:afterAutospacing="0" w:line="324" w:lineRule="auto"/>
-        <w:jc w:val="both"/>
-        <w:rPr>
-          <w:rFonts w:asciiTheme="minorBidi" w:hAnsiTheme="minorBidi" w:cstheme="minorBidi"/>
-          <w:sz w:val="18"/>
-          <w:szCs w:val="18"/>
-        </w:rPr>
-      </w:pPr>
-      <w:proofErr w:type="gramStart"/>
-      <w:r>
-        <w:rPr>
-          <w:rFonts w:asciiTheme="minorBidi" w:hAnsiTheme="minorBidi" w:cstheme="minorBidi"/>
-          <w:b/>
-          <w:bCs/>
-          <w:sz w:val="18"/>
-          <w:szCs w:val="18"/>
-        </w:rPr>
-        <w:t>OCTAVA</w:t>
-      </w:r>
-      <w:r>
-        <w:rPr>
-          <w:rFonts w:asciiTheme="minorBidi" w:hAnsiTheme="minorBidi" w:cstheme="minorBidi"/>
-          <w:sz w:val="18"/>
-          <w:szCs w:val="18"/>
-        </w:rPr>
-        <w:t>.-</w:t>
-      </w:r>
-      <w:proofErr w:type="gramEnd"/>
-      <w:r>
-        <w:rPr>
-          <w:rFonts w:asciiTheme="minorBidi" w:hAnsiTheme="minorBidi" w:cstheme="minorBidi"/>
-          <w:sz w:val="18"/>
-          <w:szCs w:val="18"/>
-        </w:rPr>
-        <w:t xml:space="preserve"> </w:t>
-      </w:r>
-      <w:r>
-        <w:rPr>
-          <w:rFonts w:asciiTheme="minorBidi" w:hAnsiTheme="minorBidi" w:cstheme="minorBidi"/>
-          <w:sz w:val="18"/>
-          <w:szCs w:val="18"/>
-        </w:rPr>
-        <w:t>DEL CUMPLIMIENTO DE LA CONDICION Y DERECHOS QUE COMPRENDEN LA VENTA.</w:t>
-      </w:r>
-      <w:r>
-        <w:rPr>
-          <w:rFonts w:asciiTheme="minorBidi" w:hAnsiTheme="minorBidi" w:cstheme="minorBidi"/>
-          <w:sz w:val="18"/>
-          <w:szCs w:val="18"/>
-        </w:rPr>
-        <w:t xml:space="preserve"> </w:t>
-      </w:r>
-      <w:r>
-        <w:rPr>
-          <w:rFonts w:asciiTheme="minorBidi" w:hAnsiTheme="minorBidi" w:cstheme="minorBidi"/>
-          <w:sz w:val="18"/>
-          <w:szCs w:val="18"/>
-        </w:rPr>
-        <w:t>LA COMPRAVENTA</w:t>
-      </w:r>
-      <w:r>
-        <w:rPr>
-          <w:rFonts w:asciiTheme="minorBidi" w:hAnsiTheme="minorBidi" w:cstheme="minorBidi"/>
-          <w:sz w:val="18"/>
-          <w:szCs w:val="18"/>
-        </w:rPr>
-        <w:t xml:space="preserve"> SURTIRÁ TODOS SUS EFECTOS, UNA VEZ ACREDITADA LA </w:t>
-      </w:r>
-      <w:r>
-        <w:rPr>
-          <w:rFonts w:asciiTheme="minorBidi" w:hAnsiTheme="minorBidi" w:cstheme="minorBidi"/>
-          <w:sz w:val="18"/>
-          <w:szCs w:val="18"/>
-        </w:rPr>
-        <w:t xml:space="preserve">INDEPENDIZACION </w:t>
-      </w:r>
-      <w:r>
-        <w:rPr>
-          <w:rFonts w:asciiTheme="minorBidi" w:hAnsiTheme="minorBidi" w:cstheme="minorBidi"/>
-          <w:sz w:val="18"/>
-          <w:szCs w:val="18"/>
-        </w:rPr>
-        <w:t>DEL INMUEBLE EN LOS REGISTROS PUBLICOS</w:t>
-      </w:r>
-      <w:r>
-        <w:rPr>
-          <w:rFonts w:asciiTheme="minorBidi" w:hAnsiTheme="minorBidi" w:cstheme="minorBidi"/>
-          <w:sz w:val="18"/>
-          <w:szCs w:val="18"/>
-        </w:rPr>
-        <w:t>;</w:t>
-      </w:r>
-      <w:r>
-        <w:rPr>
-          <w:rFonts w:asciiTheme="minorBidi" w:hAnsiTheme="minorBidi" w:cstheme="minorBidi"/>
-          <w:sz w:val="18"/>
-          <w:szCs w:val="18"/>
-        </w:rPr>
-        <w:t xml:space="preserve"> DICHA TRANSFERENCIA DE PROPIEDAD, COMPRENDERA TODOS LOS DERECHOS INHERENTES A ÉSTA (ENTRADAS, SALIDAS, </w:t>
-      </w:r>
-      <w:r>
-        <w:rPr>
-          <w:rFonts w:asciiTheme="minorBidi" w:hAnsiTheme="minorBidi" w:cstheme="minorBidi"/>
-          <w:sz w:val="18"/>
-          <w:szCs w:val="18"/>
-        </w:rPr>
-        <w:t xml:space="preserve">AIRES, </w:t>
-      </w:r>
-      <w:r>
-        <w:rPr>
-          <w:rFonts w:asciiTheme="minorBidi" w:hAnsiTheme="minorBidi" w:cstheme="minorBidi"/>
-          <w:sz w:val="18"/>
-          <w:szCs w:val="18"/>
-        </w:rPr>
-        <w:t>USOS, COSTUMBRES, SERVIDUMBRES) Y TODO CUANTO DE HECHO O POR DERECHO LE CORRESPONDE Y ES INHERENTE A AQUELLO QUE SE VENDE, SIN RESERVA NI LIMITACIÓN ALGUNA.</w:t>
-      </w:r>
-      <w:r>
-        <w:rPr>
-          <w:rFonts w:asciiTheme="minorBidi" w:hAnsiTheme="minorBidi" w:cstheme="minorBidi"/>
-          <w:sz w:val="18"/>
-          <w:szCs w:val="18"/>
-        </w:rPr>
-        <w:t xml:space="preserve"> </w:t>
-      </w:r>
-    </w:p>
-    <w:p>
-      <w:pPr>
-        <w:pStyle w:val="NormalWeb"/>
-        <w:spacing w:before="0" w:beforeAutospacing="0" w:after="0" w:afterAutospacing="0" w:line="324" w:lineRule="auto"/>
-        <w:jc w:val="both"/>
-        <w:rPr>
-          <w:rFonts w:asciiTheme="minorBidi" w:hAnsiTheme="minorBidi" w:cstheme="minorBidi"/>
-          <w:sz w:val="18"/>
-          <w:szCs w:val="18"/>
-        </w:rPr>
-      </w:pPr>
-      <w:proofErr w:type="gramStart"/>
-      <w:r>
-        <w:rPr>
-          <w:rFonts w:asciiTheme="minorBidi" w:hAnsiTheme="minorBidi" w:cstheme="minorBidi"/>
-          <w:b/>
-          <w:bCs/>
-          <w:sz w:val="18"/>
-          <w:szCs w:val="18"/>
-        </w:rPr>
-        <w:t>NOVENA</w:t>
-      </w:r>
-      <w:r>
-        <w:rPr>
-          <w:rFonts w:asciiTheme="minorBidi" w:hAnsiTheme="minorBidi" w:cstheme="minorBidi"/>
-          <w:sz w:val="18"/>
-          <w:szCs w:val="18"/>
-        </w:rPr>
-        <w:t>.-</w:t>
-      </w:r>
-      <w:proofErr w:type="gramEnd"/>
-      <w:r>
-        <w:rPr>
-          <w:rFonts w:asciiTheme="minorBidi" w:hAnsiTheme="minorBidi" w:cstheme="minorBidi"/>
-          <w:sz w:val="18"/>
-          <w:szCs w:val="18"/>
-        </w:rPr>
-        <w:t xml:space="preserve"> EQUIVALENCIA ENTRE EL PRECIO Y EL BIEN MATERIA DE VENTA: </w:t>
-      </w:r>
-    </w:p>
-    <w:p>
-      <w:pPr>
-        <w:pStyle w:val="NormalWeb"/>
-        <w:spacing w:before="0" w:beforeAutospacing="0" w:after="0" w:afterAutospacing="0" w:line="324" w:lineRule="auto"/>
-        <w:jc w:val="both"/>
-        <w:rPr>
-          <w:rFonts w:asciiTheme="minorBidi" w:hAnsiTheme="minorBidi" w:cstheme="minorBidi"/>
-          <w:sz w:val="18"/>
-          <w:szCs w:val="18"/>
-        </w:rPr>
-      </w:pPr>
-      <w:r>
-        <w:rPr>
-          <w:rFonts w:asciiTheme="minorBidi" w:hAnsiTheme="minorBidi" w:cstheme="minorBidi"/>
-          <w:sz w:val="18"/>
-          <w:szCs w:val="18"/>
-        </w:rPr>
-        <w:t>AMBAS PARTES DECLARAN QUE EL PRECIO</w:t>
-      </w:r>
-      <w:r>
-        <w:rPr>
-          <w:rFonts w:asciiTheme="minorBidi" w:hAnsiTheme="minorBidi" w:cstheme="minorBidi"/>
-          <w:sz w:val="18"/>
-          <w:szCs w:val="18"/>
-        </w:rPr>
-        <w:t xml:space="preserve"> </w:t>
-      </w:r>
-      <w:r>
-        <w:rPr>
-          <w:rFonts w:asciiTheme="minorBidi" w:hAnsiTheme="minorBidi" w:cstheme="minorBidi"/>
-          <w:sz w:val="18"/>
-          <w:szCs w:val="18"/>
-        </w:rPr>
-        <w:t>ES EL JUSTO Y EQUIVALENTE AL BIEN FUTURO MATERIA DE VENTA, POR LO QUE SE EFECTUAN MUTUA Y RECIPROCA DONACION EN CASO DE EXISTIR EXCESO,</w:t>
-      </w:r>
-      <w:r>
-        <w:rPr>
-          <w:rFonts w:asciiTheme="minorBidi" w:hAnsiTheme="minorBidi" w:cstheme="minorBidi"/>
-          <w:sz w:val="18"/>
-          <w:szCs w:val="18"/>
-        </w:rPr>
-        <w:t xml:space="preserve"> </w:t>
-      </w:r>
-      <w:r>
-        <w:rPr>
-          <w:rFonts w:asciiTheme="minorBidi" w:hAnsiTheme="minorBidi" w:cstheme="minorBidi"/>
-          <w:sz w:val="18"/>
-          <w:szCs w:val="18"/>
-        </w:rPr>
-        <w:t>EN ESE SENTIDO NO HABRÁ LUGAR A REEMBOLSO NI COMPENSACIÓN POR NINGUNA DE LAS PARTES SI EL INMUEBLE DE QUE SE TRATA TUVIERE DENTRO DE SUS LINDEROS MAYOR O MENOR EXTENSIÓN/ES DE LO QUE SE INDIQUE EN LA PARTIDA REGISTRAL DONDE SE INSCRIBA EL MISMO UNA VEZ CONCLUIDA LA EDIFICACIÓN. LAS PARTES ACUERDAN QUE LA VARIACIÓN DEL AREA DE EL INMUEBLE SE REALIZARÁ Y REGULARÁ CONFORME AL ORDENAMIENTO JURÍDICO NACIONAL.</w:t>
-      </w:r>
-      <w:r>
-        <w:rPr>
-          <w:rFonts w:asciiTheme="minorBidi" w:hAnsiTheme="minorBidi" w:cstheme="minorBidi"/>
-          <w:sz w:val="18"/>
-          <w:szCs w:val="18"/>
-        </w:rPr>
-        <w:t xml:space="preserve"> </w:t>
-      </w:r>
-    </w:p>
-    <w:p>
-      <w:pPr>
-        <w:pStyle w:val="NormalWeb"/>
-        <w:spacing w:before="0" w:beforeAutospacing="0" w:after="0" w:afterAutospacing="0" w:line="324" w:lineRule="auto"/>
-        <w:jc w:val="both"/>
-        <w:rPr>
-          <w:rFonts w:asciiTheme="minorBidi" w:hAnsiTheme="minorBidi" w:cstheme="minorBidi"/>
-          <w:sz w:val="18"/>
-          <w:szCs w:val="18"/>
-        </w:rPr>
-      </w:pPr>
-      <w:proofErr w:type="gramStart"/>
-      <w:r>
-        <w:rPr>
-          <w:rFonts w:asciiTheme="minorBidi" w:hAnsiTheme="minorBidi" w:cstheme="minorBidi"/>
-          <w:b/>
-          <w:bCs/>
-          <w:sz w:val="18"/>
-          <w:szCs w:val="18"/>
-        </w:rPr>
-        <w:t>DECIMA</w:t>
-      </w:r>
-      <w:r>
-        <w:rPr>
-          <w:rFonts w:asciiTheme="minorBidi" w:hAnsiTheme="minorBidi" w:cstheme="minorBidi"/>
-          <w:sz w:val="18"/>
-          <w:szCs w:val="18"/>
-        </w:rPr>
-        <w:t>.-</w:t>
-      </w:r>
-      <w:proofErr w:type="gramEnd"/>
-      <w:r>
-        <w:rPr>
-          <w:rFonts w:asciiTheme="minorBidi" w:hAnsiTheme="minorBidi" w:cstheme="minorBidi"/>
-          <w:sz w:val="18"/>
-          <w:szCs w:val="18"/>
-        </w:rPr>
-        <w:t xml:space="preserve"> DECLARACION DE LAS PARTES:</w:t>
-      </w:r>
-      <w:r>
-        <w:rPr>
-          <w:rFonts w:asciiTheme="minorBidi" w:hAnsiTheme="minorBidi" w:cstheme="minorBidi"/>
-          <w:sz w:val="18"/>
-          <w:szCs w:val="18"/>
-        </w:rPr>
-        <w:t xml:space="preserve"> </w:t>
-      </w:r>
-      <w:r>
-        <w:rPr>
-          <w:rFonts w:asciiTheme="minorBidi" w:hAnsiTheme="minorBidi" w:cstheme="minorBidi"/>
-          <w:sz w:val="18"/>
-          <w:szCs w:val="18"/>
-        </w:rPr>
-        <w:t xml:space="preserve"> </w:t>
-      </w:r>
-    </w:p>
-    <w:p>
-      <w:pPr>
-        <w:pStyle w:val="NormalWeb"/>
-        <w:spacing w:before="0" w:beforeAutospacing="0" w:after="0" w:afterAutospacing="0" w:line="324" w:lineRule="auto"/>
-        <w:jc w:val="both"/>
-        <w:rPr>
-          <w:rFonts w:asciiTheme="minorBidi" w:hAnsiTheme="minorBidi" w:cstheme="minorBidi"/>
-          <w:sz w:val="18"/>
-          <w:szCs w:val="18"/>
-        </w:rPr>
-      </w:pPr>
-      <w:r>
-        <w:rPr>
-          <w:rFonts w:asciiTheme="minorBidi" w:hAnsiTheme="minorBidi" w:cstheme="minorBidi"/>
-          <w:sz w:val="18"/>
-          <w:szCs w:val="18"/>
-        </w:rPr>
-        <w:t>10</w:t>
-      </w:r>
-      <w:r>
-        <w:rPr>
-          <w:rFonts w:asciiTheme="minorBidi" w:hAnsiTheme="minorBidi" w:cstheme="minorBidi"/>
-          <w:sz w:val="18"/>
-          <w:szCs w:val="18"/>
-        </w:rPr>
-        <w:t>.1.- LAS PARTES DECLARAN CONOCER Y RESPETAR LO PREVISTO Y DISPUESTO EN EL DECRETO LEGISLATIVO N°776 PUBLICADO EL DÍA 31 DE DICIEMBRE DE 1993 EN EL DIARIO OFICIAL EL PERUANO, EN TAL SENTIDO DEJAN</w:t>
-      </w:r>
-      <w:r>
-        <w:rPr>
-          <w:rFonts w:asciiTheme="minorBidi" w:hAnsiTheme="minorBidi" w:cstheme="minorBidi"/>
-          <w:sz w:val="18"/>
-          <w:szCs w:val="18"/>
-        </w:rPr>
-        <w:t xml:space="preserve"> </w:t>
-      </w:r>
-      <w:r>
-        <w:rPr>
-          <w:rFonts w:asciiTheme="minorBidi" w:hAnsiTheme="minorBidi" w:cstheme="minorBidi"/>
-          <w:sz w:val="18"/>
-          <w:szCs w:val="18"/>
-        </w:rPr>
-        <w:t>CONSTANCIA QUE.</w:t>
-      </w:r>
-      <w:r>
-        <w:rPr>
-          <w:rFonts w:asciiTheme="minorBidi" w:hAnsiTheme="minorBidi" w:cstheme="minorBidi"/>
-          <w:sz w:val="18"/>
-          <w:szCs w:val="18"/>
-        </w:rPr>
-        <w:t xml:space="preserve"> </w:t>
-      </w:r>
-    </w:p>
-    <w:p>
-      <w:pPr>
-        <w:pStyle w:val="NormalWeb"/>
-        <w:spacing w:before="0" w:beforeAutospacing="0" w:after="0" w:afterAutospacing="0" w:line="324" w:lineRule="auto"/>
-        <w:jc w:val="both"/>
-        <w:rPr>
-          <w:rFonts w:asciiTheme="minorBidi" w:hAnsiTheme="minorBidi" w:cstheme="minorBidi"/>
-          <w:sz w:val="18"/>
-          <w:szCs w:val="18"/>
-        </w:rPr>
-      </w:pPr>
-      <w:r>
-        <w:rPr>
-          <w:rFonts w:asciiTheme="minorBidi" w:hAnsiTheme="minorBidi" w:cstheme="minorBidi"/>
-          <w:sz w:val="18"/>
-          <w:szCs w:val="18"/>
-        </w:rPr>
-        <w:t>10</w:t>
-      </w:r>
-      <w:r>
-        <w:rPr>
-          <w:rFonts w:asciiTheme="minorBidi" w:hAnsiTheme="minorBidi" w:cstheme="minorBidi"/>
-          <w:sz w:val="18"/>
-          <w:szCs w:val="18"/>
-        </w:rPr>
-        <w:t xml:space="preserve">.1.1- CON RELACIÓN AL IMPUESTO PREDIAL </w:t>
-      </w:r>
-      <w:r>
-        <w:rPr>
-          <w:rFonts w:asciiTheme="minorBidi" w:hAnsiTheme="minorBidi" w:cstheme="minorBidi"/>
-          <w:sz w:val="18"/>
-          <w:szCs w:val="18"/>
-        </w:rPr>
-        <w:t>LOS COMPRADORES</w:t>
-      </w:r>
-      <w:r>
-        <w:rPr>
-          <w:rFonts w:asciiTheme="minorBidi" w:hAnsiTheme="minorBidi" w:cstheme="minorBidi"/>
-          <w:sz w:val="18"/>
-          <w:szCs w:val="18"/>
-        </w:rPr>
-        <w:t xml:space="preserve"> </w:t>
-      </w:r>
-      <w:r>
-        <w:rPr>
-          <w:rFonts w:asciiTheme="minorBidi" w:hAnsiTheme="minorBidi" w:cstheme="minorBidi"/>
-          <w:sz w:val="18"/>
-          <w:szCs w:val="18"/>
-        </w:rPr>
-        <w:t>ASUMIRÁ LA CONDICIÓN DE CONTRIBUYENTE A PARTIR DEL AÑO SIGUIENTE DE CELEBRADO EL PRESENTE CONTRATO DEFINITIVO, SIENDO CUALQUIER MONTO CORRESPONDIENTE A ESTE IMPUESTO POR PERIODOS ANTERIORES RESPONSABILIDAD DE LA VENDEDORA.</w:t>
-      </w:r>
-      <w:r>
-        <w:rPr>
-          <w:rFonts w:asciiTheme="minorBidi" w:hAnsiTheme="minorBidi" w:cstheme="minorBidi"/>
-          <w:sz w:val="18"/>
-          <w:szCs w:val="18"/>
-        </w:rPr>
-        <w:t xml:space="preserve"> </w:t>
-      </w:r>
-    </w:p>
-    <w:p>
-      <w:pPr>
-        <w:pStyle w:val="NormalWeb"/>
-        <w:spacing w:before="0" w:beforeAutospacing="0" w:after="0" w:afterAutospacing="0" w:line="324" w:lineRule="auto"/>
-        <w:jc w:val="both"/>
-        <w:rPr>
-          <w:rFonts w:asciiTheme="minorBidi" w:hAnsiTheme="minorBidi" w:cstheme="minorBidi"/>
-          <w:sz w:val="18"/>
-          <w:szCs w:val="18"/>
-        </w:rPr>
-      </w:pPr>
-      <w:r>
-        <w:rPr>
-          <w:rFonts w:asciiTheme="minorBidi" w:hAnsiTheme="minorBidi" w:cstheme="minorBidi"/>
-          <w:sz w:val="18"/>
-          <w:szCs w:val="18"/>
-        </w:rPr>
-        <w:t>10</w:t>
-      </w:r>
-      <w:r>
-        <w:rPr>
-          <w:rFonts w:asciiTheme="minorBidi" w:hAnsiTheme="minorBidi" w:cstheme="minorBidi"/>
-          <w:sz w:val="18"/>
-          <w:szCs w:val="18"/>
-        </w:rPr>
-        <w:t xml:space="preserve">.1.2.- CORRESPONDE A </w:t>
-      </w:r>
-      <w:r>
-        <w:rPr>
-          <w:rFonts w:asciiTheme="minorBidi" w:hAnsiTheme="minorBidi" w:cstheme="minorBidi"/>
-          <w:sz w:val="18"/>
-          <w:szCs w:val="18"/>
-        </w:rPr>
-        <w:t>LOS COMPRADORES</w:t>
-      </w:r>
-      <w:r>
-        <w:rPr>
-          <w:rFonts w:asciiTheme="minorBidi" w:hAnsiTheme="minorBidi" w:cstheme="minorBidi"/>
-          <w:sz w:val="18"/>
-          <w:szCs w:val="18"/>
-        </w:rPr>
-        <w:t xml:space="preserve"> </w:t>
-      </w:r>
-      <w:r>
-        <w:rPr>
-          <w:rFonts w:asciiTheme="minorBidi" w:hAnsiTheme="minorBidi" w:cstheme="minorBidi"/>
-          <w:sz w:val="18"/>
-          <w:szCs w:val="18"/>
-        </w:rPr>
-        <w:t>EL PAGO DE IMPUESTO DE ALCABALA AL QUE HUBIERE LUGAR</w:t>
-      </w:r>
-      <w:r>
-        <w:rPr>
-          <w:rFonts w:asciiTheme="minorBidi" w:hAnsiTheme="minorBidi" w:cstheme="minorBidi"/>
-          <w:sz w:val="18"/>
-          <w:szCs w:val="18"/>
-        </w:rPr>
-        <w:t xml:space="preserve">. </w:t>
-      </w:r>
-    </w:p>
-    <w:p>
-      <w:pPr>
-        <w:pStyle w:val="NormalWeb"/>
-        <w:spacing w:before="0" w:beforeAutospacing="0" w:after="0" w:afterAutospacing="0" w:line="324" w:lineRule="auto"/>
-        <w:jc w:val="both"/>
-        <w:rPr>
-          <w:rFonts w:asciiTheme="minorBidi" w:hAnsiTheme="minorBidi" w:cstheme="minorBidi"/>
-          <w:sz w:val="18"/>
-          <w:szCs w:val="18"/>
-        </w:rPr>
-      </w:pPr>
-      <w:r>
-        <w:rPr>
-          <w:rFonts w:asciiTheme="minorBidi" w:hAnsiTheme="minorBidi" w:cstheme="minorBidi"/>
-          <w:sz w:val="18"/>
-          <w:szCs w:val="18"/>
-        </w:rPr>
-        <w:t>10</w:t>
-      </w:r>
-      <w:r>
-        <w:rPr>
-          <w:rFonts w:asciiTheme="minorBidi" w:hAnsiTheme="minorBidi" w:cstheme="minorBidi"/>
-          <w:sz w:val="18"/>
-          <w:szCs w:val="18"/>
-        </w:rPr>
-        <w:t>.2.- LA VENDEDORA SE OBLIGA TRAMITAR LAS CONSTANCIAS DE NO ADEUDOS DEL IMPUESTO PREDIAL CORRESPONDIENTE AL AÑO DE LA TRANSFERENCIA</w:t>
-      </w:r>
-      <w:r>
-        <w:rPr>
-          <w:rFonts w:asciiTheme="minorBidi" w:hAnsiTheme="minorBidi" w:cstheme="minorBidi"/>
-          <w:sz w:val="18"/>
-          <w:szCs w:val="18"/>
-        </w:rPr>
-        <w:t xml:space="preserve">. </w:t>
-      </w:r>
-    </w:p>
-    <w:p>
-      <w:pPr>
-        <w:pStyle w:val="NormalWeb"/>
-        <w:spacing w:before="0" w:beforeAutospacing="0" w:after="0" w:afterAutospacing="0" w:line="324" w:lineRule="auto"/>
-        <w:jc w:val="both"/>
-        <w:rPr>
-          <w:rFonts w:asciiTheme="minorBidi" w:hAnsiTheme="minorBidi" w:cstheme="minorBidi"/>
-          <w:sz w:val="18"/>
-          <w:szCs w:val="18"/>
-        </w:rPr>
-      </w:pPr>
-      <w:r>
-        <w:rPr>
-          <w:rFonts w:asciiTheme="minorBidi" w:hAnsiTheme="minorBidi" w:cstheme="minorBidi"/>
-          <w:sz w:val="18"/>
-          <w:szCs w:val="18"/>
-        </w:rPr>
-        <w:t>10</w:t>
-      </w:r>
-      <w:r>
-        <w:rPr>
-          <w:rFonts w:asciiTheme="minorBidi" w:hAnsiTheme="minorBidi" w:cstheme="minorBidi"/>
-          <w:sz w:val="18"/>
-          <w:szCs w:val="18"/>
-        </w:rPr>
-        <w:t xml:space="preserve">.3.- LA VENDEDORA, DECLARA QUE SOBRE EL INMUEBLE QUE ENAJENA NO PESA HIPOTECA, CARGA, GRAVAMEN, MEDIDA JUDICIAL O EXTRAJUDICIAL QUE LIMITE SU LIBRE DISPOSICIÓN, NO </w:t>
-      </w:r>
-      <w:r>
-        <w:rPr>
-          <w:rFonts w:asciiTheme="minorBidi" w:hAnsiTheme="minorBidi" w:cstheme="minorBidi"/>
-          <w:sz w:val="18"/>
-          <w:szCs w:val="18"/>
-        </w:rPr>
-        <w:t>OBSTANTE,</w:t>
-      </w:r>
-      <w:r>
-        <w:rPr>
-          <w:rFonts w:asciiTheme="minorBidi" w:hAnsiTheme="minorBidi" w:cstheme="minorBidi"/>
-          <w:sz w:val="18"/>
-          <w:szCs w:val="18"/>
-        </w:rPr>
-        <w:t xml:space="preserve"> ELLO SE OBLIGA AL</w:t>
-      </w:r>
-      <w:r>
-        <w:rPr>
-          <w:rFonts w:asciiTheme="minorBidi" w:hAnsiTheme="minorBidi" w:cstheme="minorBidi"/>
-          <w:sz w:val="18"/>
-          <w:szCs w:val="18"/>
-        </w:rPr>
-        <w:t xml:space="preserve"> </w:t>
-      </w:r>
-      <w:r>
-        <w:rPr>
-          <w:rFonts w:asciiTheme="minorBidi" w:hAnsiTheme="minorBidi" w:cstheme="minorBidi"/>
-          <w:sz w:val="18"/>
-          <w:szCs w:val="18"/>
-        </w:rPr>
-        <w:t>SANEAMIENTO DE LEY</w:t>
-      </w:r>
-      <w:r>
-        <w:rPr>
-          <w:rFonts w:asciiTheme="minorBidi" w:hAnsiTheme="minorBidi" w:cstheme="minorBidi"/>
-          <w:sz w:val="18"/>
-          <w:szCs w:val="18"/>
-        </w:rPr>
-        <w:t xml:space="preserve">. </w:t>
-      </w:r>
-    </w:p>
-    <w:p>
-      <w:pPr>
-        <w:pStyle w:val="NormalWeb"/>
-        <w:spacing w:before="0" w:beforeAutospacing="0" w:after="0" w:afterAutospacing="0" w:line="324" w:lineRule="auto"/>
-        <w:jc w:val="both"/>
-        <w:rPr>
-          <w:rFonts w:asciiTheme="minorBidi" w:hAnsiTheme="minorBidi" w:cstheme="minorBidi"/>
-          <w:sz w:val="18"/>
-          <w:szCs w:val="18"/>
-        </w:rPr>
-      </w:pPr>
-      <w:r>
-        <w:rPr>
-          <w:rFonts w:asciiTheme="minorBidi" w:hAnsiTheme="minorBidi" w:cstheme="minorBidi"/>
-          <w:sz w:val="18"/>
-          <w:szCs w:val="18"/>
-        </w:rPr>
-        <w:t>10</w:t>
-      </w:r>
-      <w:r>
-        <w:rPr>
-          <w:rFonts w:asciiTheme="minorBidi" w:hAnsiTheme="minorBidi" w:cstheme="minorBidi"/>
-          <w:sz w:val="18"/>
-          <w:szCs w:val="18"/>
-        </w:rPr>
-        <w:t>.4.- AMBAS PARTES, DECLARAN QUE CELEBRAN EL PRESENTE CONTRATO VOLUNTARIAMENTE Y SIN COACCION ALGUNA Y QUE NO HA MEDIADO ERROR, DOLO, SIMULACION O VICIO ALGUNO QUE PUDIERA INVALIDAR EL ACTO.</w:t>
-      </w:r>
-      <w:r>
-        <w:rPr>
-          <w:rFonts w:asciiTheme="minorBidi" w:hAnsiTheme="minorBidi" w:cstheme="minorBidi"/>
-          <w:sz w:val="18"/>
-          <w:szCs w:val="18"/>
-        </w:rPr>
-        <w:t xml:space="preserve"> </w:t>
-      </w:r>
-    </w:p>
-    <w:p>
-      <w:pPr>
-        <w:pStyle w:val="NormalWeb"/>
-        <w:spacing w:before="0" w:beforeAutospacing="0" w:after="0" w:afterAutospacing="0" w:line="324" w:lineRule="auto"/>
-        <w:jc w:val="both"/>
-        <w:rPr>
-          <w:rFonts w:asciiTheme="minorBidi" w:hAnsiTheme="minorBidi" w:cstheme="minorBidi"/>
-          <w:sz w:val="18"/>
-          <w:szCs w:val="18"/>
-        </w:rPr>
-      </w:pPr>
-      <w:r>
-        <w:rPr>
-          <w:rFonts w:asciiTheme="minorBidi" w:hAnsiTheme="minorBidi" w:cstheme="minorBidi"/>
-          <w:b/>
-          <w:bCs/>
-          <w:sz w:val="18"/>
-          <w:szCs w:val="18"/>
-        </w:rPr>
-        <w:t xml:space="preserve">DECIMA </w:t>
-      </w:r>
-      <w:proofErr w:type="gramStart"/>
-      <w:r>
-        <w:rPr>
-          <w:rFonts w:asciiTheme="minorBidi" w:hAnsiTheme="minorBidi" w:cstheme="minorBidi"/>
-          <w:b/>
-          <w:bCs/>
-          <w:sz w:val="18"/>
-          <w:szCs w:val="18"/>
-        </w:rPr>
-        <w:t>PRIMERA</w:t>
-      </w:r>
-      <w:r>
-        <w:rPr>
-          <w:rFonts w:asciiTheme="minorBidi" w:hAnsiTheme="minorBidi" w:cstheme="minorBidi"/>
-          <w:sz w:val="18"/>
-          <w:szCs w:val="18"/>
-        </w:rPr>
-        <w:t>.-</w:t>
-      </w:r>
-      <w:proofErr w:type="gramEnd"/>
-      <w:r>
-        <w:rPr>
-          <w:rFonts w:asciiTheme="minorBidi" w:hAnsiTheme="minorBidi" w:cstheme="minorBidi"/>
-          <w:sz w:val="18"/>
-          <w:szCs w:val="18"/>
-        </w:rPr>
-        <w:t xml:space="preserve"> LOS GASTOS NOTARIALES, REGISTRALES QUE ORIGINE EL PERFECCIONAMIENTO DE ESTE CONTRATO, SERÁN DE CUENTA EXCLUSIVA DE </w:t>
-      </w:r>
-      <w:r>
-        <w:rPr>
-          <w:rFonts w:asciiTheme="minorBidi" w:hAnsiTheme="minorBidi" w:cstheme="minorBidi"/>
-          <w:sz w:val="18"/>
-          <w:szCs w:val="18"/>
-        </w:rPr>
-        <w:t>LOS COMPRADORES</w:t>
-      </w:r>
-      <w:r>
-        <w:rPr>
-          <w:rFonts w:asciiTheme="minorBidi" w:hAnsiTheme="minorBidi" w:cstheme="minorBidi"/>
-          <w:sz w:val="18"/>
-          <w:szCs w:val="18"/>
-        </w:rPr>
-        <w:t xml:space="preserve">. </w:t>
-      </w:r>
-    </w:p>
-    <w:p>
-      <w:pPr>
-        <w:pStyle w:val="NormalWeb"/>
-        <w:spacing w:before="0" w:beforeAutospacing="0" w:after="0" w:afterAutospacing="0" w:line="324" w:lineRule="auto"/>
-        <w:jc w:val="both"/>
-        <w:rPr>
-          <w:rFonts w:asciiTheme="minorBidi" w:hAnsiTheme="minorBidi" w:cstheme="minorBidi"/>
-          <w:bCs/>
-          <w:sz w:val="18"/>
-          <w:szCs w:val="18"/>
-        </w:rPr>
-      </w:pPr>
-      <w:r>
-        <w:rPr>
-          <w:rFonts w:asciiTheme="minorBidi" w:hAnsiTheme="minorBidi" w:cstheme="minorBidi"/>
-          <w:b/>
-          <w:bCs/>
-          <w:sz w:val="18"/>
-          <w:szCs w:val="18"/>
-        </w:rPr>
-        <w:t>DECIM</w:t>
-      </w:r>
-      <w:r>
-        <w:rPr>
-          <w:rFonts w:asciiTheme="minorBidi" w:hAnsiTheme="minorBidi" w:cstheme="minorBidi"/>
-          <w:b/>
-          <w:bCs/>
-          <w:sz w:val="18"/>
-          <w:szCs w:val="18"/>
-        </w:rPr>
-        <w:t xml:space="preserve">A </w:t>
-      </w:r>
-      <w:proofErr w:type="gramStart"/>
-      <w:r>
-        <w:rPr>
-          <w:rFonts w:asciiTheme="minorBidi" w:hAnsiTheme="minorBidi" w:cstheme="minorBidi"/>
-          <w:b/>
-          <w:bCs/>
-          <w:sz w:val="18"/>
-          <w:szCs w:val="18"/>
-        </w:rPr>
-        <w:t>SEGUNDA</w:t>
-      </w:r>
-      <w:r>
-        <w:rPr>
-          <w:rFonts w:asciiTheme="minorBidi" w:hAnsiTheme="minorBidi" w:cstheme="minorBidi"/>
-          <w:sz w:val="18"/>
-          <w:szCs w:val="18"/>
-        </w:rPr>
-        <w:t>.-</w:t>
-      </w:r>
-      <w:proofErr w:type="gramEnd"/>
-      <w:r>
-        <w:rPr>
-          <w:rFonts w:asciiTheme="minorBidi" w:hAnsiTheme="minorBidi" w:cstheme="minorBidi"/>
-          <w:sz w:val="18"/>
-          <w:szCs w:val="18"/>
-        </w:rPr>
-        <w:t xml:space="preserve"> </w:t>
-      </w:r>
-      <w:r>
-        <w:rPr>
-          <w:rFonts w:asciiTheme="minorBidi" w:hAnsiTheme="minorBidi" w:cstheme="minorBidi"/>
-          <w:b/>
-          <w:bCs/>
-          <w:sz w:val="18"/>
-          <w:szCs w:val="18"/>
-          <w:u w:val="single"/>
-        </w:rPr>
-        <w:t xml:space="preserve">SOLUCION DE CONFLICTOS </w:t>
-      </w:r>
-    </w:p>
-    <w:p>
-      <w:pPr>
-        <w:pStyle w:val="NormalWeb"/>
-        <w:spacing w:before="0" w:beforeAutospacing="0" w:after="0" w:afterAutospacing="0" w:line="324" w:lineRule="auto"/>
-        <w:jc w:val="both"/>
-        <w:rPr>
-          <w:rFonts w:asciiTheme="minorBidi" w:hAnsiTheme="minorBidi" w:cstheme="minorBidi"/>
-          <w:sz w:val="18"/>
-          <w:szCs w:val="18"/>
-        </w:rPr>
-      </w:pPr>
-      <w:r>
-        <w:rPr>
-          <w:rFonts w:asciiTheme="minorBidi" w:hAnsiTheme="minorBidi" w:cstheme="minorBidi"/>
-          <w:bCs/>
-          <w:sz w:val="18"/>
-          <w:szCs w:val="18"/>
-        </w:rPr>
-        <w:t xml:space="preserve">PARA EFECTOS DE CUALQUIER CONTROVERSIA QUE SE GENERE CON MOTIVO DE LA CELEBRACIÓN Y EJECUCIÓN DEL PRESENTE CONTRATO, LAS PARTES SE SOMETEN A LA </w:t>
-      </w:r>
-      <w:r>
-        <w:rPr>
-          <w:rFonts w:asciiTheme="minorBidi" w:hAnsiTheme="minorBidi" w:cstheme="minorBidi"/>
-          <w:bCs/>
-          <w:sz w:val="18"/>
-          <w:szCs w:val="18"/>
-        </w:rPr>
-        <w:lastRenderedPageBreak/>
-        <w:t xml:space="preserve">COMPETENCIA TERRITORIAL DE LOS JUECES Y TRIBUNALES DE LA CIUDAD DE TRUJILLO, SEÑALANDO COMO SUS DOMICILIOS LOS CONSIGNADOS EN LAS ESPECIFICACIONES GENERALES DEL PRESENTE DOCUMENTO, EN DONDE SE LES HARÁ LLEGAR TODAS LAS COMUNICACIONES RELACIONADAS CON ESTE CONTRATO. EL CAMBIO DE DOMICILIO DE CUALQUIERA DE LAS PARTES SURTIRÁ EFECTO RESPECTO DE LA OTRA DESDE LA FECHA EN QUE SE LE COMUNIQUE NOTARIALMENTE DICHO CAMBIO. </w:t>
-      </w:r>
-    </w:p>
-    <w:p>
-      <w:pPr>
-        <w:pStyle w:val="NormalWeb"/>
-        <w:spacing w:before="0" w:beforeAutospacing="0" w:after="0" w:afterAutospacing="0" w:line="324" w:lineRule="auto"/>
-        <w:jc w:val="both"/>
-        <w:rPr>
-          <w:rFonts w:asciiTheme="minorBidi" w:hAnsiTheme="minorBidi" w:cstheme="minorBidi"/>
-          <w:sz w:val="18"/>
-          <w:szCs w:val="18"/>
-        </w:rPr>
-      </w:pPr>
-      <w:r>
-        <w:rPr>
-          <w:rFonts w:asciiTheme="minorBidi" w:hAnsiTheme="minorBidi" w:cstheme="minorBidi"/>
-          <w:b/>
-          <w:bCs/>
-          <w:sz w:val="18"/>
-          <w:szCs w:val="18"/>
-        </w:rPr>
-        <w:t xml:space="preserve">DECIMO </w:t>
-      </w:r>
-      <w:proofErr w:type="gramStart"/>
-      <w:r>
-        <w:rPr>
-          <w:rFonts w:asciiTheme="minorBidi" w:hAnsiTheme="minorBidi" w:cstheme="minorBidi"/>
-          <w:b/>
-          <w:bCs/>
-          <w:sz w:val="18"/>
-          <w:szCs w:val="18"/>
-        </w:rPr>
-        <w:t>TERCERA</w:t>
-      </w:r>
-      <w:r>
-        <w:rPr>
-          <w:rFonts w:asciiTheme="minorBidi" w:hAnsiTheme="minorBidi" w:cstheme="minorBidi"/>
-          <w:sz w:val="18"/>
-          <w:szCs w:val="18"/>
-        </w:rPr>
-        <w:t>.-</w:t>
-      </w:r>
-      <w:proofErr w:type="gramEnd"/>
-      <w:r>
-        <w:rPr>
-          <w:rFonts w:asciiTheme="minorBidi" w:hAnsiTheme="minorBidi" w:cstheme="minorBidi"/>
-          <w:sz w:val="18"/>
-          <w:szCs w:val="18"/>
-        </w:rPr>
-        <w:t xml:space="preserve"> AMBAS PARTES CONTRATANTES DEBIDAMENTE ENTERADAS DE LAS CLÁUSULAS Y ESTIPULACIONES DEL PRESENTE CONTRATO LO ACEPTAN EN TODAS Y CADA UNA DE SUS PARTES OBLIGÁNDOSE A SU FIEL Y ESTRICTO CUMPLIMIENTO, SUSCRIBIENDO EL PRESENTE</w:t>
-      </w:r>
-      <w:r>
-        <w:rPr>
-          <w:rFonts w:asciiTheme="minorBidi" w:hAnsiTheme="minorBidi" w:cstheme="minorBidi"/>
-          <w:sz w:val="18"/>
-          <w:szCs w:val="18"/>
-        </w:rPr>
-        <w:t xml:space="preserve">. </w:t>
-      </w:r>
-    </w:p>
-    <w:p>
-      <w:pPr>
-        <w:pStyle w:val="NormalWeb"/>
-        <w:spacing w:before="0" w:beforeAutospacing="0" w:after="0" w:afterAutospacing="0" w:line="324" w:lineRule="auto"/>
-        <w:jc w:val="both"/>
-        <w:rPr>
-          <w:rFonts w:asciiTheme="minorBidi" w:hAnsiTheme="minorBidi" w:cstheme="minorBidi"/>
-          <w:sz w:val="18"/>
-          <w:szCs w:val="18"/>
-        </w:rPr>
-      </w:pPr>
-      <w:r>
-        <w:rPr>
-          <w:rFonts w:asciiTheme="minorBidi" w:hAnsiTheme="minorBidi" w:cstheme="minorBidi"/>
-          <w:sz w:val="18"/>
-          <w:szCs w:val="18"/>
-        </w:rPr>
-        <w:t>TRUJILLO,</w:t>
-      </w:r>
-      <w:r>
-        <w:rPr>
-          <w:rFonts w:asciiTheme="minorBidi" w:hAnsiTheme="minorBidi" w:cstheme="minorBidi"/>
-          <w:sz w:val="18"/>
-          <w:szCs w:val="18"/>
-        </w:rPr>
-        <w:t xml:space="preserve"> </w:t>
-      </w:r>
-      <w:r>
-        <w:rPr>
-          <w:rFonts w:asciiTheme="minorBidi" w:hAnsiTheme="minorBidi" w:cstheme="minorBidi"/>
-          <w:sz w:val="18"/>
-          <w:szCs w:val="18"/>
-        </w:rPr>
-        <w:t>«FECHA_TEXTO»</w:t>
-      </w:r>
-      <w:r>
-        <w:rPr>
-          <w:rFonts w:asciiTheme="minorBidi" w:hAnsiTheme="minorBidi" w:cstheme="minorBidi"/>
-          <w:sz w:val="18"/>
-          <w:szCs w:val="18"/>
-        </w:rPr>
-        <w:t xml:space="preserve">. </w:t>
-      </w:r>
-    </w:p>
-    <w:p>
-      <w:pPr>
-        <w:pStyle w:val="NormalWeb"/>
-        <w:spacing w:before="0" w:beforeAutospacing="0" w:after="0" w:afterAutospacing="0" w:line="324" w:lineRule="auto"/>
-        <w:jc w:val="both"/>
-        <w:rPr>
-          <w:rFonts w:asciiTheme="minorBidi" w:hAnsiTheme="minorBidi" w:cstheme="minorBidi"/>
-          <w:sz w:val="18"/>
-          <w:szCs w:val="18"/>
-        </w:rPr>
-      </w:pPr>
-    </w:p>
-    <w:p>
-      <w:pPr>
-        <w:pStyle w:val="NormalWeb"/>
-        <w:spacing w:before="0" w:beforeAutospacing="0" w:after="0" w:afterAutospacing="0" w:line="324" w:lineRule="auto"/>
+        <w:spacing w:before="0" w:beforeAutospacing="0" w:after="0" w:afterAutospacing="0" w:line="336" w:lineRule="auto"/>
         <w:jc w:val="both"/>
         <w:rPr>
           <w:rFonts w:asciiTheme="minorBidi" w:hAnsiTheme="minorBidi" w:cstheme="minorBidi"/>
@@ -3409,7 +3372,7 @@
         <w:autoSpaceDE w:val="0"/>
         <w:autoSpaceDN w:val="0"/>
         <w:adjustRightInd w:val="0"/>
-        <w:spacing w:line="324" w:lineRule="auto"/>
+        <w:spacing w:line="336" w:lineRule="auto"/>
         <w:jc w:val="both"/>
         <w:rPr>
           <w:rFonts w:asciiTheme="minorBidi" w:hAnsiTheme="minorBidi" w:cstheme="minorBidi"/>
@@ -3436,8 +3399,7 @@
         <w:autoSpaceDE w:val="0"/>
         <w:autoSpaceDN w:val="0"/>
         <w:adjustRightInd w:val="0"/>
-        <w:spacing w:line="324" w:lineRule="auto"/>
-        <w:ind w:left="709"/>
+        <w:spacing w:line="336" w:lineRule="auto"/>
         <w:jc w:val="both"/>
         <w:rPr>
           <w:rFonts w:asciiTheme="minorBidi" w:hAnsiTheme="minorBidi" w:cstheme="minorBidi"/>
@@ -3454,7 +3416,7 @@
         <w:autoSpaceDE w:val="0"/>
         <w:autoSpaceDN w:val="0"/>
         <w:adjustRightInd w:val="0"/>
-        <w:spacing w:line="324" w:lineRule="auto"/>
+        <w:spacing w:line="336" w:lineRule="auto"/>
         <w:jc w:val="both"/>
         <w:rPr>
           <w:rFonts w:asciiTheme="minorBidi" w:hAnsiTheme="minorBidi" w:cstheme="minorBidi"/>
@@ -3471,7 +3433,7 @@
         <w:autoSpaceDE w:val="0"/>
         <w:autoSpaceDN w:val="0"/>
         <w:adjustRightInd w:val="0"/>
-        <w:spacing w:line="324" w:lineRule="auto"/>
+        <w:spacing w:line="336" w:lineRule="auto"/>
         <w:jc w:val="both"/>
         <w:rPr>
           <w:rFonts w:asciiTheme="minorBidi" w:hAnsiTheme="minorBidi" w:cstheme="minorBidi"/>
@@ -3488,15 +3450,21 @@
         <w:autoSpaceDE w:val="0"/>
         <w:autoSpaceDN w:val="0"/>
         <w:adjustRightInd w:val="0"/>
-        <w:spacing w:line="324" w:lineRule="auto"/>
-        <w:jc w:val="both"/>
-        <w:rPr>
-          <w:rFonts w:asciiTheme="minorBidi" w:hAnsiTheme="minorBidi" w:cstheme="minorBidi"/>
-          <w:b/>
-          <w:bCs/>
-          <w:sz w:val="18"/>
-          <w:szCs w:val="18"/>
-        </w:rPr>
+        <w:spacing w:line="336" w:lineRule="auto"/>
+        <w:jc w:val="center"/>
+        <w:rPr>
+          <w:rFonts w:asciiTheme="minorBidi" w:hAnsiTheme="minorBidi" w:cstheme="minorBidi"/>
+          <w:b/>
+          <w:bCs/>
+          <w:sz w:val="18"/>
+          <w:szCs w:val="18"/>
+        </w:rPr>
+        <w:sectPr>
+          <w:pgSz w:w="11906" w:h="16838"/>
+          <w:pgMar w:top="2835" w:right="737" w:bottom="567" w:left="2381" w:header="709" w:footer="709" w:gutter="0"/>
+          <w:cols w:space="708"/>
+          <w:docGrid w:linePitch="360"/>
+        </w:sectPr>
       </w:pPr>
     </w:p>
     <w:p>
@@ -3505,85 +3473,26 @@
         <w:autoSpaceDE w:val="0"/>
         <w:autoSpaceDN w:val="0"/>
         <w:adjustRightInd w:val="0"/>
-        <w:spacing w:line="324" w:lineRule="auto"/>
-        <w:jc w:val="both"/>
-        <w:rPr>
-          <w:rFonts w:asciiTheme="minorBidi" w:hAnsiTheme="minorBidi" w:cstheme="minorBidi"/>
-          <w:b/>
-          <w:bCs/>
-          <w:sz w:val="18"/>
-          <w:szCs w:val="18"/>
-        </w:rPr>
-      </w:pPr>
-      <w:r>
-        <w:rPr>
-          <w:rFonts w:asciiTheme="minorBidi" w:hAnsiTheme="minorBidi" w:cstheme="minorBidi"/>
-          <w:b/>
-          <w:bCs/>
-          <w:sz w:val="18"/>
-          <w:szCs w:val="18"/>
-        </w:rPr>
-        <w:t>________________________________</w:t>
-      </w:r>
-      <w:r>
-        <w:rPr>
-          <w:rFonts w:asciiTheme="minorBidi" w:hAnsiTheme="minorBidi" w:cstheme="minorBidi"/>
-          <w:b/>
-          <w:bCs/>
-          <w:sz w:val="18"/>
-          <w:szCs w:val="18"/>
-        </w:rPr>
-        <w:t>______</w:t>
-      </w:r>
-      <w:r>
-        <w:rPr>
-          <w:rFonts w:asciiTheme="minorBidi" w:hAnsiTheme="minorBidi" w:cstheme="minorBidi"/>
-          <w:b/>
-          <w:bCs/>
-          <w:sz w:val="18"/>
-          <w:szCs w:val="18"/>
-        </w:rPr>
-        <w:t xml:space="preserve">                             </w:t>
-      </w:r>
-      <w:r>
-        <w:rPr>
-          <w:rFonts w:asciiTheme="minorBidi" w:hAnsiTheme="minorBidi" w:cstheme="minorBidi"/>
-          <w:b/>
-          <w:bCs/>
-          <w:sz w:val="18"/>
-          <w:szCs w:val="18"/>
-        </w:rPr>
-        <w:t xml:space="preserve">      </w:t>
-      </w:r>
-      <w:r>
-        <w:rPr>
-          <w:rFonts w:asciiTheme="minorBidi" w:hAnsiTheme="minorBidi" w:cstheme="minorBidi"/>
-          <w:b/>
-          <w:bCs/>
-          <w:sz w:val="18"/>
-          <w:szCs w:val="18"/>
-        </w:rPr>
-        <w:t>_</w:t>
-      </w:r>
-      <w:r>
-        <w:rPr>
-          <w:rFonts w:asciiTheme="minorBidi" w:hAnsiTheme="minorBidi" w:cstheme="minorBidi"/>
-          <w:b/>
-          <w:bCs/>
-          <w:sz w:val="18"/>
-          <w:szCs w:val="18"/>
-        </w:rPr>
-        <w:t>_______</w:t>
-      </w:r>
-      <w:r>
-        <w:rPr>
-          <w:rFonts w:asciiTheme="minorBidi" w:hAnsiTheme="minorBidi" w:cstheme="minorBidi"/>
-          <w:b/>
-          <w:bCs/>
-          <w:sz w:val="18"/>
-          <w:szCs w:val="18"/>
-        </w:rPr>
-        <w:t>________________________</w:t>
+        <w:spacing w:line="336" w:lineRule="auto"/>
+        <w:jc w:val="center"/>
+        <w:rPr>
+          <w:rFonts w:asciiTheme="minorBidi" w:hAnsiTheme="minorBidi" w:cstheme="minorBidi"/>
+          <w:b/>
+          <w:bCs/>
+          <w:sz w:val="18"/>
+          <w:szCs w:val="18"/>
+        </w:rPr>
+      </w:pPr>
+      <w:bookmarkStart w:id="2" w:name="_Hlk224336008"/>
+      <w:r>
+        <w:rPr>
+          <w:rFonts w:asciiTheme="minorBidi" w:hAnsiTheme="minorBidi" w:cstheme="minorBidi"/>
+          <w:b/>
+          <w:bCs/>
+          <w:sz w:val="18"/>
+          <w:szCs w:val="18"/>
+        </w:rPr>
+        <w:t>______________________________________</w:t>
       </w:r>
     </w:p>
     <w:p>
@@ -3592,8 +3501,8 @@
         <w:autoSpaceDE w:val="0"/>
         <w:autoSpaceDN w:val="0"/>
         <w:adjustRightInd w:val="0"/>
-        <w:spacing w:line="324" w:lineRule="auto"/>
-        <w:jc w:val="both"/>
+        <w:spacing w:line="336" w:lineRule="auto"/>
+        <w:jc w:val="center"/>
         <w:rPr>
           <w:rFonts w:asciiTheme="minorBidi" w:eastAsia="Arial Unicode MS" w:hAnsiTheme="minorBidi" w:cstheme="minorBidi"/>
           <w:b/>
@@ -3613,50 +3522,6 @@
           <w:lang w:val="pt-BR"/>
         </w:rPr>
         <w:t>ILICH ALEXANDER MERCEDES VALVERDE</w:t>
-      </w:r>
-      <w:r>
-        <w:rPr>
-          <w:rFonts w:asciiTheme="minorBidi" w:eastAsia="Arial Unicode MS" w:hAnsiTheme="minorBidi" w:cstheme="minorBidi"/>
-          <w:b/>
-          <w:bCs/>
-          <w:sz w:val="18"/>
-          <w:szCs w:val="18"/>
-          <w:lang w:val="pt-BR"/>
-        </w:rPr>
-        <w:t xml:space="preserve">                    </w:t>
-      </w:r>
-      <w:r>
-        <w:rPr>
-          <w:rFonts w:asciiTheme="minorBidi" w:eastAsia="Arial Unicode MS" w:hAnsiTheme="minorBidi" w:cstheme="minorBidi"/>
-          <w:b/>
-          <w:bCs/>
-          <w:sz w:val="18"/>
-          <w:szCs w:val="18"/>
-          <w:lang w:val="pt-BR"/>
-        </w:rPr>
-        <w:t xml:space="preserve">        </w:t>
-      </w:r>
-      <w:r>
-        <w:rPr>
-          <w:rFonts w:asciiTheme="minorBidi" w:eastAsia="Arial Unicode MS" w:hAnsiTheme="minorBidi" w:cstheme="minorBidi"/>
-          <w:b/>
-          <w:bCs/>
-          <w:sz w:val="18"/>
-          <w:szCs w:val="18"/>
-          <w:lang w:val="pt-BR"/>
-        </w:rPr>
-        <w:t xml:space="preserve">         </w:t>
-      </w:r>
-      <w:r>
-        <w:rPr>
-          <w:rFonts w:asciiTheme="minorBidi" w:hAnsiTheme="minorBidi" w:cstheme="minorBidi"/>
-          <w:b/>
-          <w:bCs/>
-          <w:sz w:val="18"/>
-          <w:szCs w:val="18"/>
-          <w:lang w:val="es-ES_tradnl"/>
-        </w:rPr>
-        <w:t>«TITULAR»</w:t>
       </w:r>
     </w:p>
     <w:p>
@@ -3665,15 +3530,14 @@
         <w:autoSpaceDE w:val="0"/>
         <w:autoSpaceDN w:val="0"/>
         <w:adjustRightInd w:val="0"/>
-        <w:spacing w:line="324" w:lineRule="auto"/>
-        <w:jc w:val="both"/>
-        <w:rPr>
-          <w:rFonts w:ascii="Arial" w:eastAsia="Arial Unicode MS" w:hAnsi="Arial" w:cs="Arial"/>
-          <w:b/>
-          <w:bCs/>
-          <w:sz w:val="18"/>
-          <w:szCs w:val="18"/>
-          <w:lang w:val="pt-BR"/>
+        <w:spacing w:line="336" w:lineRule="auto"/>
+        <w:jc w:val="center"/>
+        <w:rPr>
+          <w:rFonts w:asciiTheme="minorBidi" w:hAnsiTheme="minorBidi" w:cstheme="minorBidi"/>
+          <w:b/>
+          <w:bCs/>
+          <w:sz w:val="18"/>
+          <w:szCs w:val="18"/>
         </w:rPr>
       </w:pPr>
     </w:p>
@@ -3683,15 +3547,14 @@
         <w:autoSpaceDE w:val="0"/>
         <w:autoSpaceDN w:val="0"/>
         <w:adjustRightInd w:val="0"/>
-        <w:spacing w:line="324" w:lineRule="auto"/>
-        <w:jc w:val="both"/>
-        <w:rPr>
-          <w:rFonts w:ascii="Arial" w:eastAsia="Arial Unicode MS" w:hAnsi="Arial" w:cs="Arial"/>
-          <w:b/>
-          <w:bCs/>
-          <w:sz w:val="18"/>
-          <w:szCs w:val="18"/>
-          <w:lang w:val="pt-BR"/>
+        <w:spacing w:line="336" w:lineRule="auto"/>
+        <w:jc w:val="center"/>
+        <w:rPr>
+          <w:rFonts w:asciiTheme="minorBidi" w:hAnsiTheme="minorBidi" w:cstheme="minorBidi"/>
+          <w:b/>
+          <w:bCs/>
+          <w:sz w:val="18"/>
+          <w:szCs w:val="18"/>
         </w:rPr>
       </w:pPr>
     </w:p>
@@ -3701,15 +3564,14 @@
         <w:autoSpaceDE w:val="0"/>
         <w:autoSpaceDN w:val="0"/>
         <w:adjustRightInd w:val="0"/>
-        <w:spacing w:line="324" w:lineRule="auto"/>
-        <w:jc w:val="both"/>
-        <w:rPr>
-          <w:rFonts w:ascii="Arial" w:eastAsia="Arial Unicode MS" w:hAnsi="Arial" w:cs="Arial"/>
-          <w:b/>
-          <w:bCs/>
-          <w:sz w:val="18"/>
-          <w:szCs w:val="18"/>
-          <w:lang w:val="pt-BR"/>
+        <w:spacing w:line="336" w:lineRule="auto"/>
+        <w:jc w:val="center"/>
+        <w:rPr>
+          <w:rFonts w:ascii="Arial" w:hAnsi="Arial" w:cs="Arial"/>
+          <w:b/>
+          <w:bCs/>
+          <w:sz w:val="18"/>
+          <w:szCs w:val="18"/>
         </w:rPr>
       </w:pPr>
     </w:p>
@@ -3719,15 +3581,14 @@
         <w:autoSpaceDE w:val="0"/>
         <w:autoSpaceDN w:val="0"/>
         <w:adjustRightInd w:val="0"/>
-        <w:spacing w:line="324" w:lineRule="auto"/>
-        <w:jc w:val="both"/>
-        <w:rPr>
-          <w:rFonts w:ascii="Arial" w:eastAsia="Arial Unicode MS" w:hAnsi="Arial" w:cs="Arial"/>
-          <w:b/>
-          <w:bCs/>
-          <w:sz w:val="18"/>
-          <w:szCs w:val="18"/>
-          <w:lang w:val="pt-BR"/>
+        <w:spacing w:line="336" w:lineRule="auto"/>
+        <w:jc w:val="center"/>
+        <w:rPr>
+          <w:rFonts w:ascii="Arial" w:hAnsi="Arial" w:cs="Arial"/>
+          <w:b/>
+          <w:bCs/>
+          <w:sz w:val="18"/>
+          <w:szCs w:val="18"/>
         </w:rPr>
       </w:pPr>
     </w:p>
@@ -3737,15 +3598,14 @@
         <w:autoSpaceDE w:val="0"/>
         <w:autoSpaceDN w:val="0"/>
         <w:adjustRightInd w:val="0"/>
-        <w:spacing w:line="324" w:lineRule="auto"/>
-        <w:jc w:val="both"/>
-        <w:rPr>
-          <w:rFonts w:ascii="Arial" w:eastAsia="Arial Unicode MS" w:hAnsi="Arial" w:cs="Arial"/>
-          <w:b/>
-          <w:bCs/>
-          <w:sz w:val="18"/>
-          <w:szCs w:val="18"/>
-          <w:lang w:val="pt-BR"/>
+        <w:spacing w:line="336" w:lineRule="auto"/>
+        <w:jc w:val="center"/>
+        <w:rPr>
+          <w:rFonts w:ascii="Arial" w:hAnsi="Arial" w:cs="Arial"/>
+          <w:b/>
+          <w:bCs/>
+          <w:sz w:val="18"/>
+          <w:szCs w:val="18"/>
         </w:rPr>
       </w:pPr>
     </w:p>
@@ -3755,15 +3615,14 @@
         <w:autoSpaceDE w:val="0"/>
         <w:autoSpaceDN w:val="0"/>
         <w:adjustRightInd w:val="0"/>
-        <w:spacing w:line="324" w:lineRule="auto"/>
-        <w:jc w:val="both"/>
-        <w:rPr>
-          <w:rFonts w:ascii="Arial" w:eastAsia="Arial Unicode MS" w:hAnsi="Arial" w:cs="Arial"/>
-          <w:b/>
-          <w:bCs/>
-          <w:sz w:val="18"/>
-          <w:szCs w:val="18"/>
-          <w:lang w:val="pt-BR"/>
+        <w:spacing w:line="336" w:lineRule="auto"/>
+        <w:jc w:val="center"/>
+        <w:rPr>
+          <w:rFonts w:ascii="Arial" w:hAnsi="Arial" w:cs="Arial"/>
+          <w:b/>
+          <w:bCs/>
+          <w:sz w:val="18"/>
+          <w:szCs w:val="18"/>
         </w:rPr>
       </w:pPr>
     </w:p>
@@ -3773,8 +3632,8 @@
         <w:autoSpaceDE w:val="0"/>
         <w:autoSpaceDN w:val="0"/>
         <w:adjustRightInd w:val="0"/>
-        <w:spacing w:line="324" w:lineRule="auto"/>
-        <w:jc w:val="both"/>
+        <w:spacing w:line="336" w:lineRule="auto"/>
+        <w:jc w:val="center"/>
         <w:rPr>
           <w:rFonts w:ascii="Arial" w:eastAsia="Arial Unicode MS" w:hAnsi="Arial" w:cs="Arial"/>
           <w:b/>
@@ -3792,7 +3651,7 @@
           <w:sz w:val="18"/>
           <w:szCs w:val="18"/>
         </w:rPr>
-        <w:t>______________________________________</w:t>
+        <w:t>____________________________________</w:t>
       </w:r>
     </w:p>
     <w:p>
@@ -3801,8 +3660,8 @@
         <w:autoSpaceDE w:val="0"/>
         <w:autoSpaceDN w:val="0"/>
         <w:adjustRightInd w:val="0"/>
-        <w:spacing w:line="324" w:lineRule="auto"/>
-        <w:jc w:val="both"/>
+        <w:spacing w:line="336" w:lineRule="auto"/>
+        <w:jc w:val="center"/>
         <w:rPr>
           <w:rFonts w:ascii="Arial" w:eastAsia="Arial Unicode MS" w:hAnsi="Arial" w:cs="Arial"/>
           <w:b/>
@@ -3821,7 +3680,7 @@
           <w:szCs w:val="18"/>
           <w:lang w:val="es-ES_tradnl"/>
         </w:rPr>
-        <w:t>«COPROPIETARIO»</w:t>
+        <w:t>«COPROP»</w:t>
       </w:r>
     </w:p>
     <w:p>
@@ -3830,10 +3689,10 @@
         <w:autoSpaceDE w:val="0"/>
         <w:autoSpaceDN w:val="0"/>
         <w:adjustRightInd w:val="0"/>
-        <w:spacing w:line="324" w:lineRule="auto"/>
-        <w:jc w:val="both"/>
-        <w:rPr>
-          <w:rFonts w:asciiTheme="minorBidi" w:eastAsia="Arial Unicode MS" w:hAnsiTheme="minorBidi" w:cstheme="minorBidi"/>
+        <w:spacing w:line="336" w:lineRule="auto"/>
+        <w:jc w:val="center"/>
+        <w:rPr>
+          <w:rFonts w:ascii="Arial" w:eastAsia="Arial Unicode MS" w:hAnsi="Arial" w:cs="Arial"/>
           <w:b/>
           <w:bCs/>
           <w:sz w:val="18"/>
@@ -3841,6 +3700,16 @@
           <w:lang w:val="pt-BR"/>
         </w:rPr>
       </w:pPr>
+      <w:r>
+        <w:rPr>
+          <w:rFonts w:asciiTheme="minorBidi" w:hAnsiTheme="minorBidi" w:cstheme="minorBidi"/>
+          <w:b/>
+          <w:bCs/>
+          <w:sz w:val="18"/>
+          <w:szCs w:val="18"/>
+        </w:rPr>
+        <w:t>______________________________________</w:t>
+      </w:r>
     </w:p>
     <w:p>
       <w:pPr>
@@ -3848,10 +3717,10 @@
         <w:autoSpaceDE w:val="0"/>
         <w:autoSpaceDN w:val="0"/>
         <w:adjustRightInd w:val="0"/>
-        <w:spacing w:line="324" w:lineRule="auto"/>
-        <w:jc w:val="both"/>
-        <w:rPr>
-          <w:rFonts w:asciiTheme="minorBidi" w:eastAsia="Arial Unicode MS" w:hAnsiTheme="minorBidi" w:cstheme="minorBidi"/>
+        <w:spacing w:line="336" w:lineRule="auto"/>
+        <w:jc w:val="center"/>
+        <w:rPr>
+          <w:rFonts w:ascii="Arial" w:eastAsia="Arial Unicode MS" w:hAnsi="Arial" w:cs="Arial"/>
           <w:b/>
           <w:bCs/>
           <w:sz w:val="18"/>
@@ -3859,6 +3728,17 @@
           <w:lang w:val="pt-BR"/>
         </w:rPr>
       </w:pPr>
+      <w:r>
+        <w:rPr>
+          <w:rFonts w:asciiTheme="minorBidi" w:hAnsiTheme="minorBidi" w:cstheme="minorBidi"/>
+          <w:b/>
+          <w:bCs/>
+          <w:sz w:val="18"/>
+          <w:szCs w:val="18"/>
+          <w:lang w:val="es-ES_tradnl"/>
+        </w:rPr>
+        <w:t>«TITULAR»</w:t>
+      </w:r>
     </w:p>
     <w:p>
       <w:pPr>
@@ -3866,7 +3746,7 @@
         <w:autoSpaceDE w:val="0"/>
         <w:autoSpaceDN w:val="0"/>
         <w:adjustRightInd w:val="0"/>
-        <w:spacing w:line="324" w:lineRule="auto"/>
+        <w:spacing w:line="336" w:lineRule="auto"/>
         <w:jc w:val="both"/>
         <w:rPr>
           <w:rFonts w:asciiTheme="minorBidi" w:eastAsia="Arial Unicode MS" w:hAnsiTheme="minorBidi" w:cstheme="minorBidi"/>
@@ -3884,7 +3764,7 @@
         <w:autoSpaceDE w:val="0"/>
         <w:autoSpaceDN w:val="0"/>
         <w:adjustRightInd w:val="0"/>
-        <w:spacing w:line="324" w:lineRule="auto"/>
+        <w:spacing w:line="336" w:lineRule="auto"/>
         <w:jc w:val="both"/>
         <w:rPr>
           <w:rFonts w:asciiTheme="minorBidi" w:eastAsia="Arial Unicode MS" w:hAnsiTheme="minorBidi" w:cstheme="minorBidi"/>
@@ -3902,7 +3782,7 @@
         <w:autoSpaceDE w:val="0"/>
         <w:autoSpaceDN w:val="0"/>
         <w:adjustRightInd w:val="0"/>
-        <w:spacing w:line="324" w:lineRule="auto"/>
+        <w:spacing w:line="336" w:lineRule="auto"/>
         <w:jc w:val="both"/>
         <w:rPr>
           <w:rFonts w:asciiTheme="minorBidi" w:eastAsia="Arial Unicode MS" w:hAnsiTheme="minorBidi" w:cstheme="minorBidi"/>
@@ -3910,10 +3790,199 @@
           <w:bCs/>
           <w:sz w:val="18"/>
           <w:szCs w:val="18"/>
+          <w:lang w:val="pt-BR"/>
+        </w:rPr>
+      </w:pPr>
+    </w:p>
+    <w:p>
+      <w:pPr>
+        <w:widowControl w:val="0"/>
+        <w:autoSpaceDE w:val="0"/>
+        <w:autoSpaceDN w:val="0"/>
+        <w:adjustRightInd w:val="0"/>
+        <w:spacing w:line="336" w:lineRule="auto"/>
+        <w:jc w:val="both"/>
+        <w:rPr>
+          <w:rFonts w:asciiTheme="minorBidi" w:eastAsia="Arial Unicode MS" w:hAnsiTheme="minorBidi" w:cstheme="minorBidi"/>
+          <w:b/>
+          <w:bCs/>
+          <w:sz w:val="18"/>
+          <w:szCs w:val="18"/>
+          <w:lang w:val="pt-BR"/>
+        </w:rPr>
+      </w:pPr>
+    </w:p>
+    <w:p>
+      <w:pPr>
+        <w:widowControl w:val="0"/>
+        <w:autoSpaceDE w:val="0"/>
+        <w:autoSpaceDN w:val="0"/>
+        <w:adjustRightInd w:val="0"/>
+        <w:spacing w:line="336" w:lineRule="auto"/>
+        <w:jc w:val="both"/>
+        <w:rPr>
+          <w:rFonts w:asciiTheme="minorBidi" w:eastAsia="Arial Unicode MS" w:hAnsiTheme="minorBidi" w:cstheme="minorBidi"/>
+          <w:b/>
+          <w:bCs/>
+          <w:sz w:val="18"/>
+          <w:szCs w:val="18"/>
+          <w:lang w:val="pt-BR"/>
+        </w:rPr>
+      </w:pPr>
+    </w:p>
+    <w:p>
+      <w:pPr>
+        <w:widowControl w:val="0"/>
+        <w:autoSpaceDE w:val="0"/>
+        <w:autoSpaceDN w:val="0"/>
+        <w:adjustRightInd w:val="0"/>
+        <w:spacing w:line="336" w:lineRule="auto"/>
+        <w:jc w:val="both"/>
+        <w:rPr>
+          <w:rFonts w:asciiTheme="minorBidi" w:eastAsia="Arial Unicode MS" w:hAnsiTheme="minorBidi" w:cstheme="minorBidi"/>
+          <w:b/>
+          <w:bCs/>
+          <w:sz w:val="18"/>
+          <w:szCs w:val="18"/>
+          <w:lang w:val="pt-BR"/>
+        </w:rPr>
+      </w:pPr>
+    </w:p>
+    <w:p>
+      <w:pPr>
+        <w:widowControl w:val="0"/>
+        <w:autoSpaceDE w:val="0"/>
+        <w:autoSpaceDN w:val="0"/>
+        <w:adjustRightInd w:val="0"/>
+        <w:spacing w:line="336" w:lineRule="auto"/>
+        <w:jc w:val="both"/>
+        <w:rPr>
+          <w:rFonts w:asciiTheme="minorBidi" w:eastAsia="Arial Unicode MS" w:hAnsiTheme="minorBidi" w:cstheme="minorBidi"/>
+          <w:b/>
+          <w:bCs/>
+          <w:sz w:val="18"/>
+          <w:szCs w:val="18"/>
+          <w:lang w:val="pt-BR"/>
+        </w:rPr>
+      </w:pPr>
+    </w:p>
+    <w:bookmarkEnd w:id="2"/>
+    <w:p>
+      <w:pPr>
+        <w:widowControl w:val="0"/>
+        <w:autoSpaceDE w:val="0"/>
+        <w:autoSpaceDN w:val="0"/>
+        <w:adjustRightInd w:val="0"/>
+        <w:spacing w:line="336" w:lineRule="auto"/>
+        <w:jc w:val="both"/>
+        <w:rPr>
+          <w:rFonts w:asciiTheme="minorBidi" w:eastAsia="Arial Unicode MS" w:hAnsiTheme="minorBidi" w:cstheme="minorBidi"/>
+          <w:b/>
+          <w:bCs/>
+          <w:sz w:val="18"/>
+          <w:szCs w:val="18"/>
+          <w:lang w:val="pt-BR"/>
+        </w:rPr>
+        <w:sectPr>
+          <w:type w:val="continuous"/>
+          <w:pgSz w:w="11906" w:h="16838"/>
+          <w:pgMar w:top="2835" w:right="737" w:bottom="567" w:left="2381" w:header="709" w:footer="709" w:gutter="0"/>
+          <w:cols w:num="2" w:space="708"/>
+          <w:docGrid w:linePitch="360"/>
+        </w:sectPr>
+      </w:pPr>
+    </w:p>
+    <w:p>
+      <w:pPr>
+        <w:widowControl w:val="0"/>
+        <w:autoSpaceDE w:val="0"/>
+        <w:autoSpaceDN w:val="0"/>
+        <w:adjustRightInd w:val="0"/>
+        <w:spacing w:line="336" w:lineRule="auto"/>
+        <w:jc w:val="both"/>
+        <w:rPr>
+          <w:rFonts w:asciiTheme="minorBidi" w:eastAsia="Arial Unicode MS" w:hAnsiTheme="minorBidi" w:cstheme="minorBidi"/>
+          <w:b/>
+          <w:bCs/>
+          <w:sz w:val="18"/>
+          <w:szCs w:val="18"/>
+          <w:lang w:val="pt-BR"/>
+        </w:rPr>
+      </w:pPr>
+    </w:p>
+    <w:p>
+      <w:pPr>
+        <w:widowControl w:val="0"/>
+        <w:autoSpaceDE w:val="0"/>
+        <w:autoSpaceDN w:val="0"/>
+        <w:adjustRightInd w:val="0"/>
+        <w:spacing w:line="336" w:lineRule="auto"/>
+        <w:jc w:val="both"/>
+        <w:rPr>
+          <w:rFonts w:asciiTheme="minorBidi" w:eastAsia="Arial Unicode MS" w:hAnsiTheme="minorBidi" w:cstheme="minorBidi"/>
+          <w:b/>
+          <w:bCs/>
+          <w:sz w:val="18"/>
+          <w:szCs w:val="18"/>
+          <w:lang w:val="pt-BR"/>
+        </w:rPr>
+      </w:pPr>
+    </w:p>
+    <w:p>
+      <w:pPr>
+        <w:widowControl w:val="0"/>
+        <w:autoSpaceDE w:val="0"/>
+        <w:autoSpaceDN w:val="0"/>
+        <w:adjustRightInd w:val="0"/>
+        <w:spacing w:line="336" w:lineRule="auto"/>
+        <w:jc w:val="both"/>
+        <w:rPr>
+          <w:rFonts w:asciiTheme="minorBidi" w:eastAsia="Arial Unicode MS" w:hAnsiTheme="minorBidi" w:cstheme="minorBidi"/>
+          <w:b/>
+          <w:bCs/>
+          <w:sz w:val="18"/>
+          <w:szCs w:val="18"/>
+          <w:lang w:val="pt-BR"/>
+        </w:rPr>
+      </w:pPr>
+    </w:p>
+    <w:p>
+      <w:pPr>
+        <w:widowControl w:val="0"/>
+        <w:autoSpaceDE w:val="0"/>
+        <w:autoSpaceDN w:val="0"/>
+        <w:adjustRightInd w:val="0"/>
+        <w:spacing w:line="336" w:lineRule="auto"/>
+        <w:jc w:val="both"/>
+        <w:rPr>
+          <w:rFonts w:asciiTheme="minorBidi" w:eastAsia="Arial Unicode MS" w:hAnsiTheme="minorBidi" w:cstheme="minorBidi"/>
+          <w:b/>
+          <w:bCs/>
+          <w:sz w:val="18"/>
+          <w:szCs w:val="18"/>
+          <w:lang w:val="pt-BR"/>
+        </w:rPr>
+      </w:pPr>
+    </w:p>
+    <w:p>
+      <w:pPr>
+        <w:widowControl w:val="0"/>
+        <w:autoSpaceDE w:val="0"/>
+        <w:autoSpaceDN w:val="0"/>
+        <w:adjustRightInd w:val="0"/>
+        <w:spacing w:line="336" w:lineRule="auto"/>
+        <w:jc w:val="both"/>
+        <w:rPr>
+          <w:rFonts w:asciiTheme="minorBidi" w:eastAsia="Arial Unicode MS" w:hAnsiTheme="minorBidi" w:cstheme="minorBidi"/>
+          <w:b/>
+          <w:bCs/>
+          <w:sz w:val="18"/>
+          <w:szCs w:val="18"/>
         </w:rPr>
       </w:pPr>
     </w:p>
     <w:sectPr>
+      <w:type w:val="continuous"/>
       <w:pgSz w:w="11906" w:h="16838"/>
       <w:pgMar w:top="2835" w:right="737" w:bottom="567" w:left="2381" w:header="709" w:footer="709" w:gutter="0"/>
       <w:cols w:space="708"/>
@@ -5228,7 +5297,7 @@
     <w:lsdException w:name="E-mail Signature" w:semiHidden="1" w:unhideWhenUsed="1"/>
     <w:lsdException w:name="HTML Top of Form" w:semiHidden="1" w:unhideWhenUsed="1"/>
     <w:lsdException w:name="HTML Bottom of Form" w:semiHidden="1" w:unhideWhenUsed="1"/>
-    <w:lsdException w:name="Normal (Web)" w:semiHidden="1" w:uiPriority="0" w:unhideWhenUsed="1"/>
+    <w:lsdException w:name="Normal (Web)" w:semiHidden="1" w:unhideWhenUsed="1"/>
     <w:lsdException w:name="HTML Acronym" w:semiHidden="1" w:unhideWhenUsed="1"/>
     <w:lsdException w:name="HTML Address" w:semiHidden="1" w:unhideWhenUsed="1"/>
     <w:lsdException w:name="HTML Cite" w:semiHidden="1" w:unhideWhenUsed="1"/>
@@ -5801,6 +5870,7 @@
   <w:style w:type="paragraph" w:styleId="NormalWeb">
     <w:name w:val="Normal (Web)"/>
     <w:basedOn w:val="Normal"/>
+    <w:uiPriority w:val="99"/>
     <w:rsid w:val="000561C5"/>
     <w:pPr>
       <w:spacing w:before="100" w:beforeAutospacing="1" w:after="100" w:afterAutospacing="1"/>

--- a/app/templates/santa_beatriz/ROJO.docx
+++ b/app/templates/santa_beatriz/ROJO.docx
@@ -374,7 +374,27 @@
           <w:sz w:val="18"/>
           <w:szCs w:val="18"/>
         </w:rPr>
-        <w:t xml:space="preserve">; DE ESTADO CIVIL: «ESTADO_CIVIL»; DE PROFESION U OCUPACION: «OCUPACION»; CON DOMICILIO EN «DIRECCION» Y </w:t>
+        <w:t>; DE ESTADO CIVIL: «ESTADO_CIVIL»; DE PROFESION U OCUPACION: «OCUPACION»; CON DOMICILIO EN «DIRECCION</w:t>
+      </w:r>
+      <w:r>
+        <w:rPr>
+          <w:rFonts w:ascii="Arial" w:hAnsi="Arial" w:cs="Arial"/>
+          <w:bCs/>
+          <w:color w:val="000000"/>
+          <w:sz w:val="18"/>
+          <w:szCs w:val="18"/>
+        </w:rPr>
+        <w:t>», «UBIGEO»</w:t>
+      </w:r>
+      <w:r>
+        <w:rPr>
+          <w:rFonts w:ascii="Arial" w:hAnsi="Arial" w:cs="Arial"/>
+          <w:bCs/>
+          <w:color w:val="000000"/>
+          <w:sz w:val="18"/>
+          <w:szCs w:val="18"/>
+        </w:rPr>
+        <w:t xml:space="preserve"> Y </w:t>
       </w:r>
       <w:r>
         <w:rPr>
@@ -436,7 +456,17 @@
           <w:sz w:val="18"/>
           <w:szCs w:val="18"/>
         </w:rPr>
-        <w:t>; DE ESTADO CIVIL: «ESTADO_CIVIL2»; DE PROFESION U OCUPACION: «OCUPACION2»; CON DOMICILIO EN «DIRECCION2»</w:t>
+        <w:t>; DE ESTADO CIVIL: «ESTADO_CIVIL2»; DE PROFESION U OCUPACION: «OCUPACION2»; CON DOMICILIO EN «DIRECCION2</w:t>
+      </w:r>
+      <w:r>
+        <w:rPr>
+          <w:rFonts w:ascii="Arial" w:hAnsi="Arial" w:cs="Arial"/>
+          <w:bCs/>
+          <w:color w:val="000000"/>
+          <w:sz w:val="18"/>
+          <w:szCs w:val="18"/>
+        </w:rPr>
+        <w:t>», «UBIGEO2»</w:t>
       </w:r>
       <w:r>
         <w:rPr>
@@ -2350,15 +2380,15 @@
           <w:sz w:val="18"/>
           <w:szCs w:val="18"/>
         </w:rPr>
-        <w:t>«COMPRADOR»</w:t>
-      </w:r>
-      <w:r>
-        <w:rPr>
-          <w:rFonts w:asciiTheme="minorBidi" w:hAnsiTheme="minorBidi" w:cstheme="minorBidi"/>
-          <w:sz w:val="18"/>
-          <w:szCs w:val="18"/>
-        </w:rPr>
-        <w:t xml:space="preserve">, UNA VEZ REALIZADA LA INDEPENDIZACIÓN DE EL INMUEBLE OBJETO DEL PRESENTE CONTRATO EN EL REGISTRO PÚBLICO PERTINENTE, Y TOTALMENTE SANEADO, </w:t>
+        <w:t>«COMPRADOR», «MODALIDAD_ENTREGA», PARA</w:t>
+      </w:r>
+      <w:r>
+        <w:rPr>
+          <w:rFonts w:asciiTheme="minorBidi" w:hAnsiTheme="minorBidi" w:cstheme="minorBidi"/>
+          <w:sz w:val="18"/>
+          <w:szCs w:val="18"/>
+        </w:rPr>
+        <w:t xml:space="preserve"> CUYOS EFECTOS, LAS PARTES </w:t>
       </w:r>
       <w:r>
         <w:rPr>
@@ -2367,7 +2397,7 @@
           <w:szCs w:val="18"/>
         </w:rPr>
         <w:lastRenderedPageBreak/>
-        <w:t xml:space="preserve">PARA CUYOS EFECTOS, LAS PARTES ACUERDAN </w:t>
+        <w:t xml:space="preserve">ACUERDAN </w:t>
       </w:r>
       <w:r>
         <w:rPr>

--- a/app/templates/santa_beatriz/ROJO.docx
+++ b/app/templates/santa_beatriz/ROJO.docx
@@ -535,15 +535,15 @@
           <w:sz w:val="18"/>
           <w:szCs w:val="18"/>
         </w:rPr>
-        <w:t>EL VENDEDOR</w:t>
-      </w:r>
-      <w:r>
-        <w:rPr>
-          <w:rFonts w:asciiTheme="minorBidi" w:hAnsiTheme="minorBidi" w:cstheme="minorBidi"/>
-          <w:sz w:val="18"/>
-          <w:szCs w:val="18"/>
-        </w:rPr>
-        <w:t xml:space="preserve"> ES PROPIETARIO DEL</w:t>
+        <w:t>LA VENDEDORA</w:t>
+      </w:r>
+      <w:r>
+        <w:rPr>
+          <w:rFonts w:asciiTheme="minorBidi" w:hAnsiTheme="minorBidi" w:cstheme="minorBidi"/>
+          <w:sz w:val="18"/>
+          <w:szCs w:val="18"/>
+        </w:rPr>
+        <w:t xml:space="preserve"> ES PROPIETARIA DEL</w:t>
       </w:r>
       <w:r>
         <w:rPr>
@@ -552,8 +552,9 @@
           <w:szCs w:val="18"/>
           <w:lang w:val="es-PE" w:eastAsia="en-US"/>
         </w:rPr>
-        <w:t xml:space="preserve"> </w:t>
-      </w:r>
+        <w:t xml:space="preserve"> PREDIO </w:t>
+      </w:r>
+      <w:bookmarkStart w:id="1" w:name="_Hlk227656025"/>
       <w:r>
         <w:rPr>
           <w:rFonts w:asciiTheme="minorBidi" w:hAnsiTheme="minorBidi" w:cstheme="minorBidi"/>
@@ -563,41 +564,9 @@
           <w:sz w:val="18"/>
           <w:szCs w:val="18"/>
         </w:rPr>
-        <w:t>«</w:t>
-      </w:r>
-      <w:r>
-        <w:rPr>
-          <w:rFonts w:asciiTheme="minorBidi" w:hAnsiTheme="minorBidi" w:cstheme="minorBidi"/>
-          <w:b/>
-          <w:bCs/>
-          <w:caps/>
-          <w:sz w:val="18"/>
-          <w:szCs w:val="18"/>
-        </w:rPr>
-        <w:t>NOMBRE_PREDIO</w:t>
-      </w:r>
-      <w:r>
-        <w:rPr>
-          <w:rFonts w:asciiTheme="minorBidi" w:hAnsiTheme="minorBidi" w:cstheme="minorBidi"/>
-          <w:b/>
-          <w:bCs/>
-          <w:caps/>
-          <w:sz w:val="18"/>
-          <w:szCs w:val="18"/>
-        </w:rPr>
-        <w:t>»</w:t>
-      </w:r>
-      <w:r>
-        <w:rPr>
-          <w:rFonts w:asciiTheme="minorBidi" w:hAnsiTheme="minorBidi" w:cstheme="minorBidi"/>
-          <w:b/>
-          <w:bCs/>
-          <w:caps/>
-          <w:sz w:val="18"/>
-          <w:szCs w:val="18"/>
-        </w:rPr>
-        <w:t>, DISTRITO DE HUANCHACO, PROVINCIA DE TRUJILLO, DEPARTAMENTO DE LA LIBERTAD</w:t>
-      </w:r>
+        <w:t>LOTE VD 80-III U.C. 10399-B (ACUMULADO), DISTRITO DE HUANCHACO, PROVINCIA DE TRUJILLO, DEPARTAMENTO DE LA LIBERTAD</w:t>
+      </w:r>
+      <w:bookmarkEnd w:id="1"/>
       <w:r>
         <w:rPr>
           <w:rFonts w:asciiTheme="minorBidi" w:hAnsiTheme="minorBidi" w:cstheme="minorBidi"/>
@@ -622,34 +591,7 @@
           <w:sz w:val="18"/>
           <w:szCs w:val="18"/>
         </w:rPr>
-        <w:t xml:space="preserve">PARTIDA ELECTRONICA Nº </w:t>
-      </w:r>
-      <w:r>
-        <w:rPr>
-          <w:rFonts w:asciiTheme="minorBidi" w:hAnsiTheme="minorBidi" w:cstheme="minorBidi"/>
-          <w:b/>
-          <w:sz w:val="18"/>
-          <w:szCs w:val="18"/>
-        </w:rPr>
-        <w:t>«</w:t>
-      </w:r>
-      <w:r>
-        <w:rPr>
-          <w:rFonts w:asciiTheme="minorBidi" w:hAnsiTheme="minorBidi" w:cstheme="minorBidi"/>
-          <w:b/>
-          <w:sz w:val="18"/>
-          <w:szCs w:val="18"/>
-        </w:rPr>
-        <w:t>PARTIDA</w:t>
-      </w:r>
-      <w:r>
-        <w:rPr>
-          <w:rFonts w:asciiTheme="minorBidi" w:hAnsiTheme="minorBidi" w:cstheme="minorBidi"/>
-          <w:b/>
-          <w:sz w:val="18"/>
-          <w:szCs w:val="18"/>
-        </w:rPr>
-        <w:t>»</w:t>
+        <w:t>PARTIDA ELECTRONICA Nº 11633080</w:t>
       </w:r>
       <w:r>
         <w:rPr>
@@ -1069,6 +1011,7 @@
           <w:szCs w:val="18"/>
           <w:lang w:eastAsia="en-US"/>
         </w:rPr>
+        <w:lastRenderedPageBreak/>
         <w:t>ASIMISMO, LAS PARTES ACUERDAN QUE, EN CASO DE DISCREPANCIA O DISCONFORMIDAD ENTRE LO ESTABLECIDO EN DICHOS DOCUMENTOS Y EL PRESENTE CONTRATO DEFINITIVO DE COMPRAVENTA, PREVALECERÁ LO DISPUESTO EN ESTE ÚLTIMO.</w:t>
       </w:r>
     </w:p>
@@ -1091,7 +1034,6 @@
           <w:sz w:val="18"/>
           <w:szCs w:val="18"/>
         </w:rPr>
-        <w:lastRenderedPageBreak/>
         <w:t>TERCERA</w:t>
       </w:r>
       <w:r>
@@ -1275,7 +1217,7 @@
           <w:sz w:val="18"/>
           <w:szCs w:val="18"/>
         </w:rPr>
-        <w:t>(«PRECIO_TEXTO» Y «PRECIO_DECIMAL»/100 DOLARES AMERICANOS)</w:t>
+        <w:t>(«PRECIO_TEXTO»)</w:t>
       </w:r>
       <w:r>
         <w:rPr>
@@ -1386,34 +1328,7 @@
           <w:sz w:val="18"/>
           <w:szCs w:val="18"/>
         </w:rPr>
-        <w:t>» Y «</w:t>
-      </w:r>
-      <w:r>
-        <w:rPr>
-          <w:rFonts w:ascii="Arial" w:hAnsi="Arial" w:cs="Arial"/>
-          <w:bCs/>
-          <w:sz w:val="18"/>
-          <w:szCs w:val="18"/>
-        </w:rPr>
-        <w:t>SEP_SOLES_DECIMA</w:t>
-      </w:r>
-      <w:r>
-        <w:rPr>
-          <w:rFonts w:ascii="Arial" w:hAnsi="Arial" w:cs="Arial"/>
-          <w:bCs/>
-          <w:sz w:val="18"/>
-          <w:szCs w:val="18"/>
-        </w:rPr>
-        <w:t>L</w:t>
-      </w:r>
-      <w:r>
-        <w:rPr>
-          <w:rFonts w:ascii="Arial" w:hAnsi="Arial" w:cs="Arial"/>
-          <w:bCs/>
-          <w:sz w:val="18"/>
-          <w:szCs w:val="18"/>
-        </w:rPr>
-        <w:t>»/100 SOLES) QUE AL TIPO DE CAMBIO DE S/ «</w:t>
+        <w:t>») QUE AL TIPO DE CAMBIO DE S/ «</w:t>
       </w:r>
       <w:r>
         <w:rPr>
@@ -1449,25 +1364,43 @@
           <w:sz w:val="18"/>
           <w:szCs w:val="18"/>
         </w:rPr>
-        <w:t>(CUATRO Y «</w:t>
-      </w:r>
-      <w:r>
-        <w:rPr>
-          <w:rFonts w:ascii="Arial" w:hAnsi="Arial" w:cs="Arial"/>
-          <w:bCs/>
-          <w:sz w:val="18"/>
-          <w:szCs w:val="18"/>
-        </w:rPr>
-        <w:t>TC_DECIMAL</w:t>
-      </w:r>
-      <w:r>
-        <w:rPr>
-          <w:rFonts w:ascii="Arial" w:hAnsi="Arial" w:cs="Arial"/>
-          <w:bCs/>
-          <w:sz w:val="18"/>
-          <w:szCs w:val="18"/>
-        </w:rPr>
-        <w:t xml:space="preserve">»/100 SOLES) EQUIVALE A </w:t>
+        <w:t>(«</w:t>
+      </w:r>
+      <w:r>
+        <w:rPr>
+          <w:rFonts w:ascii="Arial" w:hAnsi="Arial" w:cs="Arial"/>
+          <w:bCs/>
+          <w:sz w:val="18"/>
+          <w:szCs w:val="18"/>
+        </w:rPr>
+        <w:t>TC_</w:t>
+      </w:r>
+      <w:r>
+        <w:rPr>
+          <w:rFonts w:ascii="Arial" w:hAnsi="Arial" w:cs="Arial"/>
+          <w:bCs/>
+          <w:sz w:val="18"/>
+          <w:szCs w:val="18"/>
+        </w:rPr>
+        <w:t>TEXTO</w:t>
+      </w:r>
+      <w:r>
+        <w:rPr>
+          <w:rFonts w:ascii="Arial" w:hAnsi="Arial" w:cs="Arial"/>
+          <w:bCs/>
+          <w:sz w:val="18"/>
+          <w:szCs w:val="18"/>
+        </w:rPr>
+        <w:t>»</w:t>
+      </w:r>
+      <w:r>
+        <w:rPr>
+          <w:rFonts w:ascii="Arial" w:hAnsi="Arial" w:cs="Arial"/>
+          <w:bCs/>
+          <w:sz w:val="18"/>
+          <w:szCs w:val="18"/>
+        </w:rPr>
+        <w:t xml:space="preserve">) EQUIVALE A </w:t>
       </w:r>
       <w:r>
         <w:rPr>
@@ -1530,25 +1463,7 @@
           <w:sz w:val="18"/>
           <w:szCs w:val="18"/>
         </w:rPr>
-        <w:t>» Y «</w:t>
-      </w:r>
-      <w:r>
-        <w:rPr>
-          <w:rFonts w:ascii="Arial" w:hAnsi="Arial" w:cs="Arial"/>
-          <w:b/>
-          <w:sz w:val="18"/>
-          <w:szCs w:val="18"/>
-        </w:rPr>
-        <w:t>SEP_DECIMAL</w:t>
-      </w:r>
-      <w:r>
-        <w:rPr>
-          <w:rFonts w:ascii="Arial" w:hAnsi="Arial" w:cs="Arial"/>
-          <w:b/>
-          <w:sz w:val="18"/>
-          <w:szCs w:val="18"/>
-        </w:rPr>
-        <w:t>»/100 DOLARES AMERICANOS</w:t>
+        <w:t>»</w:t>
       </w:r>
       <w:r>
         <w:rPr>
@@ -1636,17 +1551,17 @@
           <w:sz w:val="18"/>
           <w:szCs w:val="18"/>
         </w:rPr>
-        <w:t xml:space="preserve">PAGO_TEXTO» Y «PAGO_DECIMAL»/100 </w:t>
-      </w:r>
-      <w:r>
-        <w:rPr>
-          <w:rFonts w:ascii="Arial" w:hAnsi="Arial" w:cs="Arial"/>
-          <w:b/>
-          <w:bCs/>
-          <w:sz w:val="18"/>
-          <w:szCs w:val="18"/>
-        </w:rPr>
-        <w:t>DOLARES AMERICANOS)</w:t>
+        <w:t>PAGO_TEXTO»</w:t>
+      </w:r>
+      <w:r>
+        <w:rPr>
+          <w:rFonts w:ascii="Arial" w:hAnsi="Arial" w:cs="Arial"/>
+          <w:b/>
+          <w:bCs/>
+          <w:sz w:val="18"/>
+          <w:szCs w:val="18"/>
+        </w:rPr>
+        <w:t>)</w:t>
       </w:r>
       <w:r>
         <w:rPr>
@@ -1767,16 +1682,16 @@
           <w:sz w:val="18"/>
           <w:szCs w:val="18"/>
         </w:rPr>
-        <w:t>SALDO_TEXTO» Y «SALDO_DECIMAL</w:t>
-      </w:r>
-      <w:r>
-        <w:rPr>
-          <w:rFonts w:ascii="Arial" w:hAnsi="Arial" w:cs="Arial"/>
-          <w:b/>
-          <w:sz w:val="18"/>
-          <w:szCs w:val="18"/>
-        </w:rPr>
-        <w:t>»/100 DOLARES AMERICANOS)</w:t>
+        <w:t>SALDO_TEXTO»</w:t>
+      </w:r>
+      <w:r>
+        <w:rPr>
+          <w:rFonts w:ascii="Arial" w:hAnsi="Arial" w:cs="Arial"/>
+          <w:b/>
+          <w:sz w:val="18"/>
+          <w:szCs w:val="18"/>
+        </w:rPr>
+        <w:t>)</w:t>
       </w:r>
       <w:r>
         <w:rPr>
@@ -3345,7 +3260,7 @@
           <w:szCs w:val="18"/>
         </w:rPr>
       </w:pPr>
-      <w:bookmarkStart w:id="1" w:name="_Hlk224335943"/>
+      <w:bookmarkStart w:id="2" w:name="_Hlk224335943"/>
       <w:r>
         <w:rPr>
           <w:rFonts w:asciiTheme="minorBidi" w:hAnsiTheme="minorBidi" w:cstheme="minorBidi"/>
@@ -3371,7 +3286,7 @@
         <w:t>».</w:t>
       </w:r>
     </w:p>
-    <w:bookmarkEnd w:id="1"/>
+    <w:bookmarkEnd w:id="2"/>
     <w:p>
       <w:pPr>
         <w:pStyle w:val="NormalWeb"/>
@@ -3513,7 +3428,7 @@
           <w:szCs w:val="18"/>
         </w:rPr>
       </w:pPr>
-      <w:bookmarkStart w:id="2" w:name="_Hlk224336008"/>
+      <w:bookmarkStart w:id="3" w:name="_Hlk224336008"/>
       <w:r>
         <w:rPr>
           <w:rFonts w:asciiTheme="minorBidi" w:hAnsiTheme="minorBidi" w:cstheme="minorBidi"/>
@@ -3896,7 +3811,7 @@
         </w:rPr>
       </w:pPr>
     </w:p>
-    <w:bookmarkEnd w:id="2"/>
+    <w:bookmarkEnd w:id="3"/>
     <w:p>
       <w:pPr>
         <w:widowControl w:val="0"/>
